--- a/Bible Reading Plans/Integrated Bible Reading Plan - 1 y 5 d/questions.docx
+++ b/Bible Reading Plans/Integrated Bible Reading Plan - 1 y 5 d/questions.docx
@@ -13,10 +13,252 @@
     </w:p>
     <w:p>
       <w:pPr>
+        <w:pStyle w:val="BodyText"/>
+      </w:pPr>
+      <w:r>
+        <w:rPr>
+          <w:b/>
+          <w:bCs/>
+        </w:rPr>
+        <w:t>Theme:</w:t>
+      </w:r>
+      <w:r>
+        <w:t> God forms the world and initiates His covenant family.</w:t>
+      </w:r>
+    </w:p>
+    <w:p>
+      <w:pPr>
+        <w:pStyle w:val="Heading2"/>
+      </w:pPr>
+      <w:bookmarkStart w:id="1" w:name="genesis"/>
+      <w:r>
+        <w:t>Genesis</w:t>
+      </w:r>
+    </w:p>
+    <w:p>
+      <w:pPr>
+        <w:pStyle w:val="Compact"/>
+        <w:numPr>
+          <w:ilvl w:val="0"/>
+          <w:numId w:val="26"/>
+        </w:numPr>
+      </w:pPr>
+      <w:r>
+        <w:t>Day 1: Genesis 1–5</w:t>
+      </w:r>
+    </w:p>
+    <w:p>
+      <w:pPr>
+        <w:pStyle w:val="Compact"/>
+        <w:numPr>
+          <w:ilvl w:val="0"/>
+          <w:numId w:val="26"/>
+        </w:numPr>
+      </w:pPr>
+      <w:r>
+        <w:t>Day 2: Genesis 6–10</w:t>
+      </w:r>
+    </w:p>
+    <w:p>
+      <w:pPr>
+        <w:pStyle w:val="Compact"/>
+        <w:numPr>
+          <w:ilvl w:val="0"/>
+          <w:numId w:val="26"/>
+        </w:numPr>
+      </w:pPr>
+      <w:r>
+        <w:t>Day 3: Genesis 11–15</w:t>
+      </w:r>
+    </w:p>
+    <w:p>
+      <w:pPr>
+        <w:pStyle w:val="Compact"/>
+        <w:numPr>
+          <w:ilvl w:val="0"/>
+          <w:numId w:val="26"/>
+        </w:numPr>
+      </w:pPr>
+      <w:r>
+        <w:t>Day 4: Genesis 16–20</w:t>
+      </w:r>
+    </w:p>
+    <w:p>
+      <w:pPr>
+        <w:pStyle w:val="Compact"/>
+        <w:numPr>
+          <w:ilvl w:val="0"/>
+          <w:numId w:val="26"/>
+        </w:numPr>
+      </w:pPr>
+      <w:r>
+        <w:t>Day 5: Genesis 21–25</w:t>
+      </w:r>
+    </w:p>
+    <w:p>
+      <w:pPr>
+        <w:pStyle w:val="Compact"/>
+        <w:numPr>
+          <w:ilvl w:val="0"/>
+          <w:numId w:val="26"/>
+        </w:numPr>
+      </w:pPr>
+      <w:r>
+        <w:t>Day 6: Genesis 26–30</w:t>
+      </w:r>
+    </w:p>
+    <w:p>
+      <w:pPr>
+        <w:pStyle w:val="Compact"/>
+        <w:numPr>
+          <w:ilvl w:val="0"/>
+          <w:numId w:val="26"/>
+        </w:numPr>
+      </w:pPr>
+      <w:r>
+        <w:t>Day 7: Genesis 31–35</w:t>
+      </w:r>
+    </w:p>
+    <w:p>
+      <w:pPr>
+        <w:pStyle w:val="Compact"/>
+        <w:numPr>
+          <w:ilvl w:val="0"/>
+          <w:numId w:val="26"/>
+        </w:numPr>
+      </w:pPr>
+      <w:r>
+        <w:t>Day 8: Genesis 36–40</w:t>
+      </w:r>
+    </w:p>
+    <w:p>
+      <w:pPr>
+        <w:pStyle w:val="Compact"/>
+        <w:numPr>
+          <w:ilvl w:val="0"/>
+          <w:numId w:val="26"/>
+        </w:numPr>
+      </w:pPr>
+      <w:r>
+        <w:t>Day 9: Genesis 41–45</w:t>
+      </w:r>
+    </w:p>
+    <w:p>
+      <w:pPr>
+        <w:pStyle w:val="Compact"/>
+        <w:numPr>
+          <w:ilvl w:val="0"/>
+          <w:numId w:val="26"/>
+        </w:numPr>
+      </w:pPr>
+      <w:r>
+        <w:t>Day 10: Genesis 46–50</w:t>
+      </w:r>
+    </w:p>
+    <w:p>
+      <w:pPr>
+        <w:pStyle w:val="Heading2"/>
+      </w:pPr>
+      <w:bookmarkStart w:id="2" w:name="psalms-12"/>
+      <w:bookmarkEnd w:id="1"/>
+      <w:r>
+        <w:t>Psalms</w:t>
+      </w:r>
+    </w:p>
+    <w:p>
+      <w:pPr>
+        <w:pStyle w:val="Compact"/>
+        <w:numPr>
+          <w:ilvl w:val="0"/>
+          <w:numId w:val="26"/>
+        </w:numPr>
+      </w:pPr>
+      <w:r>
+        <w:t>Day 1: Psalms 1–2, 4, 8, 19</w:t>
+      </w:r>
+    </w:p>
+    <w:p>
+      <w:pPr>
+        <w:pStyle w:val="Compact"/>
+        <w:numPr>
+          <w:ilvl w:val="0"/>
+          <w:numId w:val="26"/>
+        </w:numPr>
+      </w:pPr>
+      <w:r>
+        <w:t>Day 2: Psalms 24, 33, 104–105, 139</w:t>
+      </w:r>
+    </w:p>
+    <w:p>
+      <w:pPr>
+        <w:pStyle w:val="Heading2"/>
+      </w:pPr>
+      <w:bookmarkStart w:id="3" w:name="john"/>
+      <w:bookmarkEnd w:id="2"/>
+      <w:r>
+        <w:t>John</w:t>
+      </w:r>
+    </w:p>
+    <w:p>
+      <w:pPr>
+        <w:pStyle w:val="Compact"/>
+        <w:numPr>
+          <w:ilvl w:val="0"/>
+          <w:numId w:val="26"/>
+        </w:numPr>
+      </w:pPr>
+      <w:r>
+        <w:t>Day 1: John 1–5</w:t>
+      </w:r>
+    </w:p>
+    <w:p>
+      <w:pPr>
+        <w:pStyle w:val="Compact"/>
+        <w:numPr>
+          <w:ilvl w:val="0"/>
+          <w:numId w:val="26"/>
+        </w:numPr>
+      </w:pPr>
+      <w:r>
+        <w:t>Day 2: John 6–10</w:t>
+      </w:r>
+    </w:p>
+    <w:p>
+      <w:pPr>
+        <w:pStyle w:val="Compact"/>
+        <w:numPr>
+          <w:ilvl w:val="0"/>
+          <w:numId w:val="26"/>
+        </w:numPr>
+      </w:pPr>
+      <w:r>
+        <w:t>Day 3: John 11–15</w:t>
+      </w:r>
+    </w:p>
+    <w:p>
+      <w:pPr>
+        <w:pStyle w:val="Compact"/>
+        <w:numPr>
+          <w:ilvl w:val="0"/>
+          <w:numId w:val="26"/>
+        </w:numPr>
+      </w:pPr>
+      <w:r>
+        <w:t>Day 4: John 16–21</w:t>
+      </w:r>
+    </w:p>
+    <w:bookmarkEnd w:id="3"/>
+    <w:p>
+      <w:pPr>
+        <w:pStyle w:val="BodyText"/>
+      </w:pPr>
+    </w:p>
+    <w:p>
+      <w:pPr>
         <w:pStyle w:val="Heading3"/>
       </w:pPr>
-      <w:bookmarkStart w:id="1" w:name="genesis-1"/>
-      <w:bookmarkStart w:id="2" w:name="day-1-genesis-15"/>
+      <w:bookmarkStart w:id="4" w:name="day-1-genesis-15"/>
+      <w:bookmarkStart w:id="5" w:name="genesis-1"/>
       <w:r>
         <w:rPr>
           <w:b/>
@@ -81,8 +323,8 @@
       <w:pPr>
         <w:pStyle w:val="Heading3"/>
       </w:pPr>
-      <w:bookmarkStart w:id="3" w:name="day-2-genesis-610"/>
-      <w:bookmarkEnd w:id="2"/>
+      <w:bookmarkStart w:id="6" w:name="day-2-genesis-610"/>
+      <w:bookmarkEnd w:id="4"/>
       <w:r>
         <w:rPr>
           <w:b/>
@@ -147,8 +389,8 @@
       <w:pPr>
         <w:pStyle w:val="Heading3"/>
       </w:pPr>
-      <w:bookmarkStart w:id="4" w:name="day-3-genesis-1115"/>
-      <w:bookmarkEnd w:id="3"/>
+      <w:bookmarkStart w:id="7" w:name="day-3-genesis-1115"/>
+      <w:bookmarkEnd w:id="6"/>
       <w:r>
         <w:rPr>
           <w:b/>
@@ -213,8 +455,8 @@
       <w:pPr>
         <w:pStyle w:val="Heading3"/>
       </w:pPr>
-      <w:bookmarkStart w:id="5" w:name="day-4-genesis-1620"/>
-      <w:bookmarkEnd w:id="4"/>
+      <w:bookmarkStart w:id="8" w:name="day-4-genesis-1620"/>
+      <w:bookmarkEnd w:id="7"/>
       <w:r>
         <w:rPr>
           <w:b/>
@@ -279,8 +521,8 @@
       <w:pPr>
         <w:pStyle w:val="Heading3"/>
       </w:pPr>
-      <w:bookmarkStart w:id="6" w:name="day-5-genesis-2125"/>
-      <w:bookmarkEnd w:id="5"/>
+      <w:bookmarkStart w:id="9" w:name="day-5-genesis-2125"/>
+      <w:bookmarkEnd w:id="8"/>
       <w:r>
         <w:rPr>
           <w:b/>
@@ -345,8 +587,8 @@
       <w:pPr>
         <w:pStyle w:val="Heading3"/>
       </w:pPr>
-      <w:bookmarkStart w:id="7" w:name="day-6-genesis-2630"/>
-      <w:bookmarkEnd w:id="6"/>
+      <w:bookmarkStart w:id="10" w:name="day-6-genesis-2630"/>
+      <w:bookmarkEnd w:id="9"/>
       <w:r>
         <w:rPr>
           <w:b/>
@@ -411,8 +653,8 @@
       <w:pPr>
         <w:pStyle w:val="Heading3"/>
       </w:pPr>
-      <w:bookmarkStart w:id="8" w:name="day-7-genesis-3135"/>
-      <w:bookmarkEnd w:id="7"/>
+      <w:bookmarkStart w:id="11" w:name="day-7-genesis-3135"/>
+      <w:bookmarkEnd w:id="10"/>
       <w:r>
         <w:rPr>
           <w:b/>
@@ -477,8 +719,8 @@
       <w:pPr>
         <w:pStyle w:val="Heading3"/>
       </w:pPr>
-      <w:bookmarkStart w:id="9" w:name="day-8-genesis-3640"/>
-      <w:bookmarkEnd w:id="8"/>
+      <w:bookmarkStart w:id="12" w:name="day-8-genesis-3640"/>
+      <w:bookmarkEnd w:id="11"/>
       <w:r>
         <w:rPr>
           <w:b/>
@@ -543,8 +785,8 @@
       <w:pPr>
         <w:pStyle w:val="Heading3"/>
       </w:pPr>
-      <w:bookmarkStart w:id="10" w:name="day-9-genesis-4145"/>
-      <w:bookmarkEnd w:id="9"/>
+      <w:bookmarkStart w:id="13" w:name="day-9-genesis-4145"/>
+      <w:bookmarkEnd w:id="12"/>
       <w:r>
         <w:rPr>
           <w:b/>
@@ -610,8 +852,8 @@
       <w:pPr>
         <w:pStyle w:val="Heading3"/>
       </w:pPr>
-      <w:bookmarkStart w:id="11" w:name="day-10-genesis-4650"/>
-      <w:bookmarkEnd w:id="10"/>
+      <w:bookmarkStart w:id="14" w:name="day-10-genesis-4650"/>
+      <w:bookmarkEnd w:id="13"/>
       <w:r>
         <w:rPr>
           <w:b/>
@@ -676,10 +918,10 @@
       <w:pPr>
         <w:pStyle w:val="Heading3"/>
       </w:pPr>
-      <w:bookmarkStart w:id="12" w:name="psalms-24"/>
-      <w:bookmarkStart w:id="13" w:name="day-1-psalms-12-4-8-19"/>
-      <w:bookmarkEnd w:id="1"/>
-      <w:bookmarkEnd w:id="11"/>
+      <w:bookmarkStart w:id="15" w:name="day-1-psalms-12-4-8-19"/>
+      <w:bookmarkStart w:id="16" w:name="psalms-24"/>
+      <w:bookmarkEnd w:id="5"/>
+      <w:bookmarkEnd w:id="14"/>
       <w:r>
         <w:rPr>
           <w:b/>
@@ -745,8 +987,8 @@
       <w:pPr>
         <w:pStyle w:val="Heading3"/>
       </w:pPr>
-      <w:bookmarkStart w:id="14" w:name="day-2-psalms-24-33-104105-139"/>
-      <w:bookmarkEnd w:id="13"/>
+      <w:bookmarkStart w:id="17" w:name="day-2-psalms-24-33-104105-139"/>
+      <w:bookmarkEnd w:id="15"/>
       <w:r>
         <w:rPr>
           <w:b/>
@@ -811,10 +1053,10 @@
       <w:pPr>
         <w:pStyle w:val="Heading3"/>
       </w:pPr>
-      <w:bookmarkStart w:id="15" w:name="john-4"/>
-      <w:bookmarkStart w:id="16" w:name="day-1-john-15"/>
-      <w:bookmarkEnd w:id="12"/>
-      <w:bookmarkEnd w:id="14"/>
+      <w:bookmarkStart w:id="18" w:name="day-1-john-15"/>
+      <w:bookmarkStart w:id="19" w:name="john-4"/>
+      <w:bookmarkEnd w:id="16"/>
+      <w:bookmarkEnd w:id="17"/>
       <w:r>
         <w:rPr>
           <w:b/>
@@ -880,8 +1122,8 @@
       <w:pPr>
         <w:pStyle w:val="Heading3"/>
       </w:pPr>
-      <w:bookmarkStart w:id="17" w:name="day-2-john-610"/>
-      <w:bookmarkEnd w:id="16"/>
+      <w:bookmarkStart w:id="20" w:name="day-2-john-610"/>
+      <w:bookmarkEnd w:id="18"/>
       <w:r>
         <w:rPr>
           <w:b/>
@@ -947,8 +1189,8 @@
       <w:pPr>
         <w:pStyle w:val="Heading3"/>
       </w:pPr>
-      <w:bookmarkStart w:id="18" w:name="day-3-john-1115"/>
-      <w:bookmarkEnd w:id="17"/>
+      <w:bookmarkStart w:id="21" w:name="day-3-john-1115"/>
+      <w:bookmarkEnd w:id="20"/>
       <w:r>
         <w:rPr>
           <w:b/>
@@ -1014,8 +1256,8 @@
       <w:pPr>
         <w:pStyle w:val="Heading3"/>
       </w:pPr>
-      <w:bookmarkStart w:id="19" w:name="day-4-john-1621"/>
-      <w:bookmarkEnd w:id="18"/>
+      <w:bookmarkStart w:id="22" w:name="day-4-john-1621"/>
+      <w:bookmarkEnd w:id="21"/>
       <w:r>
         <w:rPr>
           <w:b/>
@@ -1081,9 +1323,9 @@
       <w:pPr>
         <w:pStyle w:val="Heading3"/>
       </w:pPr>
-      <w:bookmarkStart w:id="20" w:name="X89c85339a53d64c7be3af2e12028741283f52d3"/>
-      <w:bookmarkEnd w:id="15"/>
+      <w:bookmarkStart w:id="23" w:name="X89c85339a53d64c7be3af2e12028741283f52d3"/>
       <w:bookmarkEnd w:id="19"/>
+      <w:bookmarkEnd w:id="22"/>
       <w:r>
         <w:lastRenderedPageBreak/>
         <w:t>Section-Level Reflection – Creation &amp; Patriarchs</w:t>
@@ -1155,9 +1397,9 @@
       <w:pPr>
         <w:pStyle w:val="Heading1"/>
       </w:pPr>
-      <w:bookmarkStart w:id="21" w:name="section-2-exodus-wilderness"/>
+      <w:bookmarkStart w:id="24" w:name="section-2-exodus-wilderness"/>
       <w:bookmarkEnd w:id="0"/>
-      <w:bookmarkEnd w:id="20"/>
+      <w:bookmarkEnd w:id="23"/>
       <w:r>
         <w:lastRenderedPageBreak/>
         <w:t>Section 2 – Exodus &amp; Wilderness</w:t>
@@ -1175,15 +1417,606 @@
         <w:t>Theme:</w:t>
       </w:r>
       <w:r>
-        <w:t xml:space="preserve"> God rescues His people, forms them into a holy nation, and prepares them for the land.</w:t>
-      </w:r>
+        <w:t> God rescues His people, forms them into a holy nation, and prepares them for the land.</w:t>
+      </w:r>
+    </w:p>
+    <w:tbl>
+      <w:tblPr>
+        <w:tblStyle w:val="TableGrid"/>
+        <w:tblW w:w="0" w:type="auto"/>
+        <w:tblLook w:val="04A0" w:firstRow="1" w:lastRow="0" w:firstColumn="1" w:lastColumn="0" w:noHBand="0" w:noVBand="1"/>
+      </w:tblPr>
+      <w:tblGrid>
+        <w:gridCol w:w="4788"/>
+        <w:gridCol w:w="4788"/>
+      </w:tblGrid>
+      <w:tr>
+        <w:tc>
+          <w:tcPr>
+            <w:tcW w:w="4788" w:type="dxa"/>
+            <w:tcBorders>
+              <w:top w:val="nil"/>
+              <w:left w:val="nil"/>
+              <w:bottom w:val="nil"/>
+              <w:right w:val="nil"/>
+            </w:tcBorders>
+          </w:tcPr>
+          <w:p>
+            <w:pPr>
+              <w:pStyle w:val="Heading2"/>
+            </w:pPr>
+            <w:bookmarkStart w:id="25" w:name="exodus"/>
+            <w:r>
+              <w:t>Exodus</w:t>
+            </w:r>
+          </w:p>
+          <w:p>
+            <w:pPr>
+              <w:pStyle w:val="Compact"/>
+              <w:numPr>
+                <w:ilvl w:val="0"/>
+                <w:numId w:val="26"/>
+              </w:numPr>
+            </w:pPr>
+            <w:r>
+              <w:t>Day 1: Exodus 1–5</w:t>
+            </w:r>
+          </w:p>
+          <w:p>
+            <w:pPr>
+              <w:pStyle w:val="Compact"/>
+              <w:numPr>
+                <w:ilvl w:val="0"/>
+                <w:numId w:val="26"/>
+              </w:numPr>
+            </w:pPr>
+            <w:r>
+              <w:t>Day 2: Exodus 6–10</w:t>
+            </w:r>
+          </w:p>
+          <w:p>
+            <w:pPr>
+              <w:pStyle w:val="Compact"/>
+              <w:numPr>
+                <w:ilvl w:val="0"/>
+                <w:numId w:val="26"/>
+              </w:numPr>
+            </w:pPr>
+            <w:r>
+              <w:t>Day 3: Exodus 11–15</w:t>
+            </w:r>
+          </w:p>
+          <w:p>
+            <w:pPr>
+              <w:pStyle w:val="Compact"/>
+              <w:numPr>
+                <w:ilvl w:val="0"/>
+                <w:numId w:val="26"/>
+              </w:numPr>
+            </w:pPr>
+            <w:r>
+              <w:t>Day 4: Exodus 16–20</w:t>
+            </w:r>
+          </w:p>
+          <w:p>
+            <w:pPr>
+              <w:pStyle w:val="Compact"/>
+              <w:numPr>
+                <w:ilvl w:val="0"/>
+                <w:numId w:val="26"/>
+              </w:numPr>
+            </w:pPr>
+            <w:r>
+              <w:t>Day 5: Exodus 21–25</w:t>
+            </w:r>
+          </w:p>
+          <w:p>
+            <w:pPr>
+              <w:pStyle w:val="Compact"/>
+              <w:numPr>
+                <w:ilvl w:val="0"/>
+                <w:numId w:val="26"/>
+              </w:numPr>
+            </w:pPr>
+            <w:r>
+              <w:t>Day 6: Exodus 26–30</w:t>
+            </w:r>
+          </w:p>
+          <w:p>
+            <w:pPr>
+              <w:pStyle w:val="Compact"/>
+              <w:numPr>
+                <w:ilvl w:val="0"/>
+                <w:numId w:val="26"/>
+              </w:numPr>
+            </w:pPr>
+            <w:r>
+              <w:t>Day 7: Exodus 31–35</w:t>
+            </w:r>
+          </w:p>
+          <w:p>
+            <w:pPr>
+              <w:pStyle w:val="Compact"/>
+              <w:numPr>
+                <w:ilvl w:val="0"/>
+                <w:numId w:val="26"/>
+              </w:numPr>
+            </w:pPr>
+            <w:r>
+              <w:t>Day 8: Exodus 36–40</w:t>
+            </w:r>
+          </w:p>
+          <w:p>
+            <w:pPr>
+              <w:pStyle w:val="Heading2"/>
+            </w:pPr>
+            <w:bookmarkStart w:id="26" w:name="leviticus"/>
+            <w:bookmarkEnd w:id="25"/>
+            <w:r>
+              <w:t>Leviticus</w:t>
+            </w:r>
+          </w:p>
+          <w:p>
+            <w:pPr>
+              <w:pStyle w:val="Compact"/>
+              <w:numPr>
+                <w:ilvl w:val="0"/>
+                <w:numId w:val="26"/>
+              </w:numPr>
+            </w:pPr>
+            <w:r>
+              <w:t>Day 1: Leviticus 1–6</w:t>
+            </w:r>
+          </w:p>
+          <w:p>
+            <w:pPr>
+              <w:pStyle w:val="Compact"/>
+              <w:numPr>
+                <w:ilvl w:val="0"/>
+                <w:numId w:val="26"/>
+              </w:numPr>
+            </w:pPr>
+            <w:r>
+              <w:t>Day 2: Leviticus 7–11</w:t>
+            </w:r>
+          </w:p>
+          <w:p>
+            <w:pPr>
+              <w:pStyle w:val="Compact"/>
+              <w:numPr>
+                <w:ilvl w:val="0"/>
+                <w:numId w:val="26"/>
+              </w:numPr>
+            </w:pPr>
+            <w:r>
+              <w:t>Day 3: Leviticus 12–16</w:t>
+            </w:r>
+          </w:p>
+          <w:p>
+            <w:pPr>
+              <w:pStyle w:val="Compact"/>
+              <w:numPr>
+                <w:ilvl w:val="0"/>
+                <w:numId w:val="26"/>
+              </w:numPr>
+            </w:pPr>
+            <w:r>
+              <w:t>Day 4: Leviticus 17–21</w:t>
+            </w:r>
+          </w:p>
+          <w:p>
+            <w:pPr>
+              <w:pStyle w:val="Compact"/>
+              <w:numPr>
+                <w:ilvl w:val="0"/>
+                <w:numId w:val="26"/>
+              </w:numPr>
+            </w:pPr>
+            <w:r>
+              <w:t>Day 5: Leviticus 22–27</w:t>
+            </w:r>
+          </w:p>
+          <w:p>
+            <w:pPr>
+              <w:pStyle w:val="Heading2"/>
+            </w:pPr>
+            <w:bookmarkStart w:id="27" w:name="numbers"/>
+            <w:bookmarkEnd w:id="26"/>
+            <w:r>
+              <w:t>Numbers</w:t>
+            </w:r>
+          </w:p>
+          <w:p>
+            <w:pPr>
+              <w:pStyle w:val="Compact"/>
+              <w:numPr>
+                <w:ilvl w:val="0"/>
+                <w:numId w:val="26"/>
+              </w:numPr>
+            </w:pPr>
+            <w:r>
+              <w:t>Day 1: Numbers 1–4</w:t>
+            </w:r>
+          </w:p>
+          <w:p>
+            <w:pPr>
+              <w:pStyle w:val="Compact"/>
+              <w:numPr>
+                <w:ilvl w:val="0"/>
+                <w:numId w:val="26"/>
+              </w:numPr>
+            </w:pPr>
+            <w:r>
+              <w:t>Day 2: Numbers 5–9</w:t>
+            </w:r>
+          </w:p>
+          <w:p>
+            <w:pPr>
+              <w:pStyle w:val="Compact"/>
+              <w:numPr>
+                <w:ilvl w:val="0"/>
+                <w:numId w:val="26"/>
+              </w:numPr>
+            </w:pPr>
+            <w:r>
+              <w:t>Day 3: Numbers 10–14</w:t>
+            </w:r>
+          </w:p>
+          <w:p>
+            <w:pPr>
+              <w:pStyle w:val="Compact"/>
+              <w:numPr>
+                <w:ilvl w:val="0"/>
+                <w:numId w:val="26"/>
+              </w:numPr>
+            </w:pPr>
+            <w:r>
+              <w:t>Day 4: Numbers 15–19</w:t>
+            </w:r>
+          </w:p>
+          <w:p>
+            <w:pPr>
+              <w:pStyle w:val="Compact"/>
+              <w:numPr>
+                <w:ilvl w:val="0"/>
+                <w:numId w:val="26"/>
+              </w:numPr>
+            </w:pPr>
+            <w:r>
+              <w:t>Day 5: Numbers 20–24</w:t>
+            </w:r>
+          </w:p>
+          <w:p>
+            <w:pPr>
+              <w:pStyle w:val="Compact"/>
+              <w:numPr>
+                <w:ilvl w:val="0"/>
+                <w:numId w:val="26"/>
+              </w:numPr>
+            </w:pPr>
+            <w:r>
+              <w:t>Day 6: Numbers 25–29</w:t>
+            </w:r>
+          </w:p>
+          <w:p>
+            <w:pPr>
+              <w:pStyle w:val="Compact"/>
+              <w:numPr>
+                <w:ilvl w:val="0"/>
+                <w:numId w:val="26"/>
+              </w:numPr>
+            </w:pPr>
+            <w:r>
+              <w:t>Day 7: Numbers 30–33</w:t>
+            </w:r>
+          </w:p>
+          <w:p>
+            <w:pPr>
+              <w:pStyle w:val="Compact"/>
+              <w:numPr>
+                <w:ilvl w:val="0"/>
+                <w:numId w:val="26"/>
+              </w:numPr>
+            </w:pPr>
+            <w:r>
+              <w:t>Day 8: Numbers 34–36</w:t>
+            </w:r>
+            <w:bookmarkEnd w:id="27"/>
+          </w:p>
+        </w:tc>
+        <w:tc>
+          <w:tcPr>
+            <w:tcW w:w="4788" w:type="dxa"/>
+            <w:tcBorders>
+              <w:top w:val="nil"/>
+              <w:left w:val="nil"/>
+              <w:bottom w:val="nil"/>
+              <w:right w:val="nil"/>
+            </w:tcBorders>
+          </w:tcPr>
+          <w:p>
+            <w:pPr>
+              <w:pStyle w:val="Heading2"/>
+            </w:pPr>
+            <w:r>
+              <w:t>Deuteronomy</w:t>
+            </w:r>
+          </w:p>
+          <w:p>
+            <w:pPr>
+              <w:pStyle w:val="Compact"/>
+              <w:numPr>
+                <w:ilvl w:val="0"/>
+                <w:numId w:val="26"/>
+              </w:numPr>
+            </w:pPr>
+            <w:r>
+              <w:t>Day 1: Deuteronomy 1–5</w:t>
+            </w:r>
+          </w:p>
+          <w:p>
+            <w:pPr>
+              <w:pStyle w:val="Compact"/>
+              <w:numPr>
+                <w:ilvl w:val="0"/>
+                <w:numId w:val="26"/>
+              </w:numPr>
+            </w:pPr>
+            <w:r>
+              <w:t>Day 2: Deuteronomy 6–10</w:t>
+            </w:r>
+          </w:p>
+          <w:p>
+            <w:pPr>
+              <w:pStyle w:val="Compact"/>
+              <w:numPr>
+                <w:ilvl w:val="0"/>
+                <w:numId w:val="26"/>
+              </w:numPr>
+            </w:pPr>
+            <w:r>
+              <w:t>Day 3: Deuteronomy 11–15</w:t>
+            </w:r>
+          </w:p>
+          <w:p>
+            <w:pPr>
+              <w:pStyle w:val="Compact"/>
+              <w:numPr>
+                <w:ilvl w:val="0"/>
+                <w:numId w:val="26"/>
+              </w:numPr>
+            </w:pPr>
+            <w:r>
+              <w:t>Day 4: Deuteronomy 16–20</w:t>
+            </w:r>
+          </w:p>
+          <w:p>
+            <w:pPr>
+              <w:pStyle w:val="Compact"/>
+              <w:numPr>
+                <w:ilvl w:val="0"/>
+                <w:numId w:val="26"/>
+              </w:numPr>
+            </w:pPr>
+            <w:r>
+              <w:t>Day 5: Deuteronomy 21–25</w:t>
+            </w:r>
+          </w:p>
+          <w:p>
+            <w:pPr>
+              <w:pStyle w:val="Compact"/>
+              <w:numPr>
+                <w:ilvl w:val="0"/>
+                <w:numId w:val="26"/>
+              </w:numPr>
+            </w:pPr>
+            <w:r>
+              <w:t>Day 6: Deuteronomy 26–30</w:t>
+            </w:r>
+          </w:p>
+          <w:p>
+            <w:pPr>
+              <w:pStyle w:val="Compact"/>
+              <w:numPr>
+                <w:ilvl w:val="0"/>
+                <w:numId w:val="26"/>
+              </w:numPr>
+            </w:pPr>
+            <w:r>
+              <w:t>Day 7: Deuteronomy 31–34</w:t>
+            </w:r>
+          </w:p>
+          <w:p>
+            <w:pPr>
+              <w:pStyle w:val="Heading2"/>
+            </w:pPr>
+            <w:bookmarkStart w:id="28" w:name="psalms-13"/>
+            <w:r>
+              <w:t>Psalms</w:t>
+            </w:r>
+          </w:p>
+          <w:p>
+            <w:pPr>
+              <w:pStyle w:val="Compact"/>
+              <w:numPr>
+                <w:ilvl w:val="0"/>
+                <w:numId w:val="26"/>
+              </w:numPr>
+            </w:pPr>
+            <w:r>
+              <w:t>Day 3: Psalms 5–6, 9, 11, 13, 15, 18</w:t>
+            </w:r>
+          </w:p>
+          <w:p>
+            <w:pPr>
+              <w:pStyle w:val="Compact"/>
+              <w:numPr>
+                <w:ilvl w:val="0"/>
+                <w:numId w:val="26"/>
+              </w:numPr>
+            </w:pPr>
+            <w:r>
+              <w:t>Day 4: Psalms 25–28, 31–32</w:t>
+            </w:r>
+          </w:p>
+          <w:p>
+            <w:pPr>
+              <w:pStyle w:val="Compact"/>
+              <w:numPr>
+                <w:ilvl w:val="0"/>
+                <w:numId w:val="26"/>
+              </w:numPr>
+            </w:pPr>
+            <w:r>
+              <w:t>Day 5: Psalms 40, 66–67</w:t>
+            </w:r>
+          </w:p>
+          <w:p>
+            <w:pPr>
+              <w:pStyle w:val="Compact"/>
+              <w:numPr>
+                <w:ilvl w:val="0"/>
+                <w:numId w:val="26"/>
+              </w:numPr>
+            </w:pPr>
+            <w:r>
+              <w:t>Day 6: Psalm 68</w:t>
+            </w:r>
+          </w:p>
+          <w:p>
+            <w:pPr>
+              <w:pStyle w:val="Compact"/>
+              <w:numPr>
+                <w:ilvl w:val="0"/>
+                <w:numId w:val="26"/>
+              </w:numPr>
+            </w:pPr>
+            <w:r>
+              <w:t>Day 7: Psalms 77–78</w:t>
+            </w:r>
+          </w:p>
+          <w:p>
+            <w:pPr>
+              <w:pStyle w:val="Compact"/>
+              <w:numPr>
+                <w:ilvl w:val="0"/>
+                <w:numId w:val="26"/>
+              </w:numPr>
+            </w:pPr>
+            <w:r>
+              <w:t>Day 8: Psalms 81, 90, 95</w:t>
+            </w:r>
+          </w:p>
+          <w:p>
+            <w:pPr>
+              <w:pStyle w:val="Compact"/>
+              <w:numPr>
+                <w:ilvl w:val="0"/>
+                <w:numId w:val="26"/>
+              </w:numPr>
+            </w:pPr>
+            <w:r>
+              <w:t>Day 9: Psalm 119</w:t>
+            </w:r>
+            <w:bookmarkEnd w:id="28"/>
+          </w:p>
+          <w:p>
+            <w:pPr>
+              <w:pStyle w:val="Heading2"/>
+            </w:pPr>
+            <w:bookmarkStart w:id="29" w:name="hebrews"/>
+            <w:r>
+              <w:t>Hebrews</w:t>
+            </w:r>
+          </w:p>
+          <w:p>
+            <w:pPr>
+              <w:pStyle w:val="Compact"/>
+              <w:numPr>
+                <w:ilvl w:val="0"/>
+                <w:numId w:val="26"/>
+              </w:numPr>
+            </w:pPr>
+            <w:r>
+              <w:t>Day 1: Hebrews 1–4</w:t>
+            </w:r>
+          </w:p>
+          <w:p>
+            <w:pPr>
+              <w:pStyle w:val="Compact"/>
+              <w:numPr>
+                <w:ilvl w:val="0"/>
+                <w:numId w:val="26"/>
+              </w:numPr>
+            </w:pPr>
+            <w:r>
+              <w:t>Day 2: Hebrews 5–8</w:t>
+            </w:r>
+          </w:p>
+          <w:p>
+            <w:pPr>
+              <w:pStyle w:val="Compact"/>
+              <w:numPr>
+                <w:ilvl w:val="0"/>
+                <w:numId w:val="26"/>
+              </w:numPr>
+            </w:pPr>
+            <w:r>
+              <w:t>Day 3: Hebrews 9–13</w:t>
+            </w:r>
+          </w:p>
+          <w:bookmarkEnd w:id="29"/>
+          <w:p>
+            <w:pPr>
+              <w:pStyle w:val="Heading2"/>
+            </w:pPr>
+            <w:r>
+              <w:t>Galatians</w:t>
+            </w:r>
+          </w:p>
+          <w:p>
+            <w:pPr>
+              <w:pStyle w:val="Compact"/>
+              <w:numPr>
+                <w:ilvl w:val="0"/>
+                <w:numId w:val="26"/>
+              </w:numPr>
+            </w:pPr>
+            <w:r>
+              <w:t>Day 1: Galatians 1–3</w:t>
+            </w:r>
+          </w:p>
+          <w:p>
+            <w:pPr>
+              <w:pStyle w:val="Compact"/>
+              <w:numPr>
+                <w:ilvl w:val="0"/>
+                <w:numId w:val="26"/>
+              </w:numPr>
+            </w:pPr>
+            <w:r>
+              <w:t>Day 2: Galatians 4–6</w:t>
+            </w:r>
+          </w:p>
+        </w:tc>
+      </w:tr>
+    </w:tbl>
+    <w:p>
+      <w:pPr>
+        <w:pStyle w:val="BodyText"/>
+      </w:pPr>
+    </w:p>
+    <w:p>
+      <w:pPr>
+        <w:pStyle w:val="BodyText"/>
+      </w:pPr>
     </w:p>
     <w:p>
       <w:pPr>
         <w:pStyle w:val="Heading3"/>
       </w:pPr>
-      <w:bookmarkStart w:id="22" w:name="exodus-1"/>
-      <w:bookmarkStart w:id="23" w:name="day-1-exodus-15"/>
+      <w:bookmarkStart w:id="30" w:name="day-1-exodus-15"/>
+      <w:bookmarkStart w:id="31" w:name="exodus-1"/>
       <w:r>
         <w:rPr>
           <w:b/>
@@ -1249,8 +2082,8 @@
       <w:pPr>
         <w:pStyle w:val="Heading3"/>
       </w:pPr>
-      <w:bookmarkStart w:id="24" w:name="day-2-exodus-610"/>
-      <w:bookmarkEnd w:id="23"/>
+      <w:bookmarkStart w:id="32" w:name="day-2-exodus-610"/>
+      <w:bookmarkEnd w:id="30"/>
       <w:r>
         <w:rPr>
           <w:b/>
@@ -1316,8 +2149,8 @@
       <w:pPr>
         <w:pStyle w:val="Heading3"/>
       </w:pPr>
-      <w:bookmarkStart w:id="25" w:name="day-3-exodus-1115"/>
-      <w:bookmarkEnd w:id="24"/>
+      <w:bookmarkStart w:id="33" w:name="day-3-exodus-1115"/>
+      <w:bookmarkEnd w:id="32"/>
       <w:r>
         <w:rPr>
           <w:b/>
@@ -1383,8 +2216,8 @@
       <w:pPr>
         <w:pStyle w:val="Heading3"/>
       </w:pPr>
-      <w:bookmarkStart w:id="26" w:name="day-4-exodus-1620"/>
-      <w:bookmarkEnd w:id="25"/>
+      <w:bookmarkStart w:id="34" w:name="day-4-exodus-1620"/>
+      <w:bookmarkEnd w:id="33"/>
       <w:r>
         <w:rPr>
           <w:b/>
@@ -1450,8 +2283,8 @@
       <w:pPr>
         <w:pStyle w:val="Heading3"/>
       </w:pPr>
-      <w:bookmarkStart w:id="27" w:name="day-5-exodus-2125"/>
-      <w:bookmarkEnd w:id="26"/>
+      <w:bookmarkStart w:id="35" w:name="day-5-exodus-2125"/>
+      <w:bookmarkEnd w:id="34"/>
       <w:r>
         <w:rPr>
           <w:b/>
@@ -1517,8 +2350,8 @@
       <w:pPr>
         <w:pStyle w:val="Heading3"/>
       </w:pPr>
-      <w:bookmarkStart w:id="28" w:name="day-6-exodus-2630"/>
-      <w:bookmarkEnd w:id="27"/>
+      <w:bookmarkStart w:id="36" w:name="day-6-exodus-2630"/>
+      <w:bookmarkEnd w:id="35"/>
       <w:r>
         <w:rPr>
           <w:b/>
@@ -1584,8 +2417,8 @@
       <w:pPr>
         <w:pStyle w:val="Heading3"/>
       </w:pPr>
-      <w:bookmarkStart w:id="29" w:name="day-7-exodus-3135"/>
-      <w:bookmarkEnd w:id="28"/>
+      <w:bookmarkStart w:id="37" w:name="day-7-exodus-3135"/>
+      <w:bookmarkEnd w:id="36"/>
       <w:r>
         <w:rPr>
           <w:b/>
@@ -1651,8 +2484,8 @@
       <w:pPr>
         <w:pStyle w:val="Heading3"/>
       </w:pPr>
-      <w:bookmarkStart w:id="30" w:name="day-8-exodus-3640"/>
-      <w:bookmarkEnd w:id="29"/>
+      <w:bookmarkStart w:id="38" w:name="day-8-exodus-3640"/>
+      <w:bookmarkEnd w:id="37"/>
       <w:r>
         <w:rPr>
           <w:b/>
@@ -1717,10 +2550,10 @@
       <w:pPr>
         <w:pStyle w:val="Heading3"/>
       </w:pPr>
-      <w:bookmarkStart w:id="31" w:name="leviticus-1"/>
-      <w:bookmarkStart w:id="32" w:name="day-1-leviticus-16"/>
-      <w:bookmarkEnd w:id="22"/>
-      <w:bookmarkEnd w:id="30"/>
+      <w:bookmarkStart w:id="39" w:name="day-1-leviticus-16"/>
+      <w:bookmarkStart w:id="40" w:name="leviticus-1"/>
+      <w:bookmarkEnd w:id="31"/>
+      <w:bookmarkEnd w:id="38"/>
       <w:r>
         <w:rPr>
           <w:b/>
@@ -1786,8 +2619,8 @@
       <w:pPr>
         <w:pStyle w:val="Heading3"/>
       </w:pPr>
-      <w:bookmarkStart w:id="33" w:name="day-2-leviticus-711"/>
-      <w:bookmarkEnd w:id="32"/>
+      <w:bookmarkStart w:id="41" w:name="day-2-leviticus-711"/>
+      <w:bookmarkEnd w:id="39"/>
       <w:r>
         <w:rPr>
           <w:b/>
@@ -1853,8 +2686,8 @@
       <w:pPr>
         <w:pStyle w:val="Heading3"/>
       </w:pPr>
-      <w:bookmarkStart w:id="34" w:name="day-3-leviticus-1216"/>
-      <w:bookmarkEnd w:id="33"/>
+      <w:bookmarkStart w:id="42" w:name="day-3-leviticus-1216"/>
+      <w:bookmarkEnd w:id="41"/>
       <w:r>
         <w:rPr>
           <w:b/>
@@ -1920,8 +2753,8 @@
       <w:pPr>
         <w:pStyle w:val="Heading3"/>
       </w:pPr>
-      <w:bookmarkStart w:id="35" w:name="day-4-leviticus-1721"/>
-      <w:bookmarkEnd w:id="34"/>
+      <w:bookmarkStart w:id="43" w:name="day-4-leviticus-1721"/>
+      <w:bookmarkEnd w:id="42"/>
       <w:r>
         <w:rPr>
           <w:b/>
@@ -1987,8 +2820,8 @@
       <w:pPr>
         <w:pStyle w:val="Heading3"/>
       </w:pPr>
-      <w:bookmarkStart w:id="36" w:name="day-5-leviticus-2227"/>
-      <w:bookmarkEnd w:id="35"/>
+      <w:bookmarkStart w:id="44" w:name="day-5-leviticus-2227"/>
+      <w:bookmarkEnd w:id="43"/>
       <w:r>
         <w:rPr>
           <w:b/>
@@ -2053,10 +2886,10 @@
       <w:pPr>
         <w:pStyle w:val="Heading3"/>
       </w:pPr>
-      <w:bookmarkStart w:id="37" w:name="numbers-1"/>
-      <w:bookmarkStart w:id="38" w:name="day-1-numbers-14"/>
-      <w:bookmarkEnd w:id="31"/>
-      <w:bookmarkEnd w:id="36"/>
+      <w:bookmarkStart w:id="45" w:name="day-1-numbers-14"/>
+      <w:bookmarkStart w:id="46" w:name="numbers-1"/>
+      <w:bookmarkEnd w:id="40"/>
+      <w:bookmarkEnd w:id="44"/>
       <w:r>
         <w:rPr>
           <w:b/>
@@ -2122,8 +2955,8 @@
       <w:pPr>
         <w:pStyle w:val="Heading3"/>
       </w:pPr>
-      <w:bookmarkStart w:id="39" w:name="day-2-numbers-59"/>
-      <w:bookmarkEnd w:id="38"/>
+      <w:bookmarkStart w:id="47" w:name="day-2-numbers-59"/>
+      <w:bookmarkEnd w:id="45"/>
       <w:r>
         <w:rPr>
           <w:b/>
@@ -2189,8 +3022,8 @@
       <w:pPr>
         <w:pStyle w:val="Heading3"/>
       </w:pPr>
-      <w:bookmarkStart w:id="40" w:name="day-3-numbers-1014"/>
-      <w:bookmarkEnd w:id="39"/>
+      <w:bookmarkStart w:id="48" w:name="day-3-numbers-1014"/>
+      <w:bookmarkEnd w:id="47"/>
       <w:r>
         <w:rPr>
           <w:b/>
@@ -2256,8 +3089,8 @@
       <w:pPr>
         <w:pStyle w:val="Heading3"/>
       </w:pPr>
-      <w:bookmarkStart w:id="41" w:name="day-4-numbers-1519"/>
-      <w:bookmarkEnd w:id="40"/>
+      <w:bookmarkStart w:id="49" w:name="day-4-numbers-1519"/>
+      <w:bookmarkEnd w:id="48"/>
       <w:r>
         <w:rPr>
           <w:b/>
@@ -2323,8 +3156,8 @@
       <w:pPr>
         <w:pStyle w:val="Heading3"/>
       </w:pPr>
-      <w:bookmarkStart w:id="42" w:name="day-5-numbers-2024"/>
-      <w:bookmarkEnd w:id="41"/>
+      <w:bookmarkStart w:id="50" w:name="day-5-numbers-2024"/>
+      <w:bookmarkEnd w:id="49"/>
       <w:r>
         <w:rPr>
           <w:b/>
@@ -2390,8 +3223,8 @@
       <w:pPr>
         <w:pStyle w:val="Heading3"/>
       </w:pPr>
-      <w:bookmarkStart w:id="43" w:name="day-6-numbers-2529"/>
-      <w:bookmarkEnd w:id="42"/>
+      <w:bookmarkStart w:id="51" w:name="day-6-numbers-2529"/>
+      <w:bookmarkEnd w:id="50"/>
       <w:r>
         <w:rPr>
           <w:b/>
@@ -2457,8 +3290,8 @@
       <w:pPr>
         <w:pStyle w:val="Heading3"/>
       </w:pPr>
-      <w:bookmarkStart w:id="44" w:name="day-7-numbers-3033"/>
-      <w:bookmarkEnd w:id="43"/>
+      <w:bookmarkStart w:id="52" w:name="day-7-numbers-3033"/>
+      <w:bookmarkEnd w:id="51"/>
       <w:r>
         <w:rPr>
           <w:b/>
@@ -2524,8 +3357,8 @@
       <w:pPr>
         <w:pStyle w:val="Heading3"/>
       </w:pPr>
-      <w:bookmarkStart w:id="45" w:name="day-8-numbers-3436"/>
-      <w:bookmarkEnd w:id="44"/>
+      <w:bookmarkStart w:id="53" w:name="day-8-numbers-3436"/>
+      <w:bookmarkEnd w:id="52"/>
       <w:r>
         <w:rPr>
           <w:b/>
@@ -2590,10 +3423,10 @@
       <w:pPr>
         <w:pStyle w:val="Heading3"/>
       </w:pPr>
-      <w:bookmarkStart w:id="46" w:name="deuteronomy-1"/>
-      <w:bookmarkStart w:id="47" w:name="day-1-deuteronomy-15"/>
-      <w:bookmarkEnd w:id="37"/>
-      <w:bookmarkEnd w:id="45"/>
+      <w:bookmarkStart w:id="54" w:name="day-1-deuteronomy-15"/>
+      <w:bookmarkStart w:id="55" w:name="deuteronomy-1"/>
+      <w:bookmarkEnd w:id="46"/>
+      <w:bookmarkEnd w:id="53"/>
       <w:r>
         <w:rPr>
           <w:b/>
@@ -2659,8 +3492,8 @@
       <w:pPr>
         <w:pStyle w:val="Heading3"/>
       </w:pPr>
-      <w:bookmarkStart w:id="48" w:name="day-2-deuteronomy-610"/>
-      <w:bookmarkEnd w:id="47"/>
+      <w:bookmarkStart w:id="56" w:name="day-2-deuteronomy-610"/>
+      <w:bookmarkEnd w:id="54"/>
       <w:r>
         <w:rPr>
           <w:b/>
@@ -2726,8 +3559,8 @@
       <w:pPr>
         <w:pStyle w:val="Heading3"/>
       </w:pPr>
-      <w:bookmarkStart w:id="49" w:name="day-3-deuteronomy-1115"/>
-      <w:bookmarkEnd w:id="48"/>
+      <w:bookmarkStart w:id="57" w:name="day-3-deuteronomy-1115"/>
+      <w:bookmarkEnd w:id="56"/>
       <w:r>
         <w:rPr>
           <w:b/>
@@ -2793,8 +3626,8 @@
       <w:pPr>
         <w:pStyle w:val="Heading3"/>
       </w:pPr>
-      <w:bookmarkStart w:id="50" w:name="day-4-deuteronomy-1620"/>
-      <w:bookmarkEnd w:id="49"/>
+      <w:bookmarkStart w:id="58" w:name="day-4-deuteronomy-1620"/>
+      <w:bookmarkEnd w:id="57"/>
       <w:r>
         <w:rPr>
           <w:b/>
@@ -2860,8 +3693,8 @@
       <w:pPr>
         <w:pStyle w:val="Heading3"/>
       </w:pPr>
-      <w:bookmarkStart w:id="51" w:name="day-5-deuteronomy-2125"/>
-      <w:bookmarkEnd w:id="50"/>
+      <w:bookmarkStart w:id="59" w:name="day-5-deuteronomy-2125"/>
+      <w:bookmarkEnd w:id="58"/>
       <w:r>
         <w:rPr>
           <w:b/>
@@ -2927,8 +3760,8 @@
       <w:pPr>
         <w:pStyle w:val="Heading3"/>
       </w:pPr>
-      <w:bookmarkStart w:id="52" w:name="day-6-deuteronomy-2630"/>
-      <w:bookmarkEnd w:id="51"/>
+      <w:bookmarkStart w:id="60" w:name="day-6-deuteronomy-2630"/>
+      <w:bookmarkEnd w:id="59"/>
       <w:r>
         <w:rPr>
           <w:b/>
@@ -2994,8 +3827,8 @@
       <w:pPr>
         <w:pStyle w:val="Heading3"/>
       </w:pPr>
-      <w:bookmarkStart w:id="53" w:name="day-7-deuteronomy-3134"/>
-      <w:bookmarkEnd w:id="52"/>
+      <w:bookmarkStart w:id="61" w:name="day-7-deuteronomy-3134"/>
+      <w:bookmarkEnd w:id="60"/>
       <w:r>
         <w:rPr>
           <w:b/>
@@ -3060,10 +3893,10 @@
       <w:pPr>
         <w:pStyle w:val="Heading3"/>
       </w:pPr>
-      <w:bookmarkStart w:id="54" w:name="psalms-25"/>
-      <w:bookmarkStart w:id="55" w:name="day-3-psalms-56-9-11-13-15-18"/>
-      <w:bookmarkEnd w:id="46"/>
-      <w:bookmarkEnd w:id="53"/>
+      <w:bookmarkStart w:id="62" w:name="day-3-psalms-56-9-11-13-15-18"/>
+      <w:bookmarkStart w:id="63" w:name="psalms-25"/>
+      <w:bookmarkEnd w:id="55"/>
+      <w:bookmarkEnd w:id="61"/>
       <w:r>
         <w:rPr>
           <w:b/>
@@ -3129,8 +3962,8 @@
       <w:pPr>
         <w:pStyle w:val="Heading3"/>
       </w:pPr>
-      <w:bookmarkStart w:id="56" w:name="day-4-psalms-2528-3132"/>
-      <w:bookmarkEnd w:id="55"/>
+      <w:bookmarkStart w:id="64" w:name="day-4-psalms-2528-3132"/>
+      <w:bookmarkEnd w:id="62"/>
       <w:r>
         <w:rPr>
           <w:b/>
@@ -3196,8 +4029,8 @@
       <w:pPr>
         <w:pStyle w:val="Heading3"/>
       </w:pPr>
-      <w:bookmarkStart w:id="57" w:name="day-5-psalms-40-6667"/>
-      <w:bookmarkEnd w:id="56"/>
+      <w:bookmarkStart w:id="65" w:name="day-5-psalms-40-6667"/>
+      <w:bookmarkEnd w:id="64"/>
       <w:r>
         <w:rPr>
           <w:b/>
@@ -3263,8 +4096,8 @@
       <w:pPr>
         <w:pStyle w:val="Heading3"/>
       </w:pPr>
-      <w:bookmarkStart w:id="58" w:name="day-6-psalm-68"/>
-      <w:bookmarkEnd w:id="57"/>
+      <w:bookmarkStart w:id="66" w:name="day-6-psalm-68"/>
+      <w:bookmarkEnd w:id="65"/>
       <w:r>
         <w:rPr>
           <w:b/>
@@ -3330,8 +4163,8 @@
       <w:pPr>
         <w:pStyle w:val="Heading3"/>
       </w:pPr>
-      <w:bookmarkStart w:id="59" w:name="day-7-psalms-7778"/>
-      <w:bookmarkEnd w:id="58"/>
+      <w:bookmarkStart w:id="67" w:name="day-7-psalms-7778"/>
+      <w:bookmarkEnd w:id="66"/>
       <w:r>
         <w:rPr>
           <w:b/>
@@ -3397,8 +4230,8 @@
       <w:pPr>
         <w:pStyle w:val="Heading3"/>
       </w:pPr>
-      <w:bookmarkStart w:id="60" w:name="day-8-psalms-81-90-95"/>
-      <w:bookmarkEnd w:id="59"/>
+      <w:bookmarkStart w:id="68" w:name="day-8-psalms-81-90-95"/>
+      <w:bookmarkEnd w:id="67"/>
       <w:r>
         <w:rPr>
           <w:b/>
@@ -3464,8 +4297,8 @@
       <w:pPr>
         <w:pStyle w:val="Heading3"/>
       </w:pPr>
-      <w:bookmarkStart w:id="61" w:name="day-9-psalm-119"/>
-      <w:bookmarkEnd w:id="60"/>
+      <w:bookmarkStart w:id="69" w:name="day-9-psalm-119"/>
+      <w:bookmarkEnd w:id="68"/>
       <w:r>
         <w:rPr>
           <w:b/>
@@ -3530,10 +4363,10 @@
       <w:pPr>
         <w:pStyle w:val="Heading3"/>
       </w:pPr>
-      <w:bookmarkStart w:id="62" w:name="hebrews-1"/>
-      <w:bookmarkStart w:id="63" w:name="day-1-hebrews-14"/>
-      <w:bookmarkEnd w:id="54"/>
-      <w:bookmarkEnd w:id="61"/>
+      <w:bookmarkStart w:id="70" w:name="day-1-hebrews-14"/>
+      <w:bookmarkStart w:id="71" w:name="hebrews-1"/>
+      <w:bookmarkEnd w:id="63"/>
+      <w:bookmarkEnd w:id="69"/>
       <w:r>
         <w:rPr>
           <w:b/>
@@ -3599,8 +4432,8 @@
       <w:pPr>
         <w:pStyle w:val="Heading3"/>
       </w:pPr>
-      <w:bookmarkStart w:id="64" w:name="day-2-hebrews-58"/>
-      <w:bookmarkEnd w:id="63"/>
+      <w:bookmarkStart w:id="72" w:name="day-2-hebrews-58"/>
+      <w:bookmarkEnd w:id="70"/>
       <w:r>
         <w:rPr>
           <w:b/>
@@ -3666,8 +4499,8 @@
       <w:pPr>
         <w:pStyle w:val="Heading3"/>
       </w:pPr>
-      <w:bookmarkStart w:id="65" w:name="day-3-hebrews-913"/>
-      <w:bookmarkEnd w:id="64"/>
+      <w:bookmarkStart w:id="73" w:name="day-3-hebrews-913"/>
+      <w:bookmarkEnd w:id="72"/>
       <w:r>
         <w:rPr>
           <w:b/>
@@ -3732,10 +4565,10 @@
       <w:pPr>
         <w:pStyle w:val="Heading3"/>
       </w:pPr>
-      <w:bookmarkStart w:id="66" w:name="galatians-1"/>
-      <w:bookmarkStart w:id="67" w:name="day-1-galatians-13"/>
-      <w:bookmarkEnd w:id="62"/>
-      <w:bookmarkEnd w:id="65"/>
+      <w:bookmarkStart w:id="74" w:name="day-1-galatians-13"/>
+      <w:bookmarkStart w:id="75" w:name="galatians-1"/>
+      <w:bookmarkEnd w:id="71"/>
+      <w:bookmarkEnd w:id="73"/>
       <w:r>
         <w:rPr>
           <w:b/>
@@ -3801,8 +4634,8 @@
       <w:pPr>
         <w:pStyle w:val="Heading3"/>
       </w:pPr>
-      <w:bookmarkStart w:id="68" w:name="day-2-galatians-46"/>
-      <w:bookmarkEnd w:id="67"/>
+      <w:bookmarkStart w:id="76" w:name="day-2-galatians-46"/>
+      <w:bookmarkEnd w:id="74"/>
       <w:r>
         <w:rPr>
           <w:b/>
@@ -3868,9 +4701,9 @@
       <w:pPr>
         <w:pStyle w:val="Heading3"/>
       </w:pPr>
-      <w:bookmarkStart w:id="69" w:name="Xccb003132d8540b0382515fdd4a4098a6938f9b"/>
-      <w:bookmarkEnd w:id="66"/>
-      <w:bookmarkEnd w:id="68"/>
+      <w:bookmarkStart w:id="77" w:name="Xccb003132d8540b0382515fdd4a4098a6938f9b"/>
+      <w:bookmarkEnd w:id="75"/>
+      <w:bookmarkEnd w:id="76"/>
       <w:r>
         <w:lastRenderedPageBreak/>
         <w:t>Section-Level Reflection – Exodus &amp; Wilderness</w:t>
@@ -3942,9 +4775,9 @@
       <w:pPr>
         <w:pStyle w:val="Heading1"/>
       </w:pPr>
-      <w:bookmarkStart w:id="70" w:name="section-3-conquest"/>
-      <w:bookmarkEnd w:id="21"/>
-      <w:bookmarkEnd w:id="69"/>
+      <w:bookmarkStart w:id="78" w:name="section-3-conquest"/>
+      <w:bookmarkEnd w:id="24"/>
+      <w:bookmarkEnd w:id="77"/>
       <w:r>
         <w:lastRenderedPageBreak/>
         <w:t>Section 3 – Conquest</w:t>
@@ -3952,7 +4785,7 @@
     </w:p>
     <w:p>
       <w:pPr>
-        <w:pStyle w:val="FirstParagraph"/>
+        <w:pStyle w:val="BodyText"/>
       </w:pPr>
       <w:r>
         <w:rPr>
@@ -3962,15 +4795,134 @@
         <w:t>Theme:</w:t>
       </w:r>
       <w:r>
-        <w:t xml:space="preserve"> God gives His people the promised inheritance.</w:t>
-      </w:r>
+        <w:t> God gives His people the promised inheritance.</w:t>
+      </w:r>
+    </w:p>
+    <w:p>
+      <w:pPr>
+        <w:pStyle w:val="Heading2"/>
+      </w:pPr>
+      <w:bookmarkStart w:id="79" w:name="joshua"/>
+      <w:r>
+        <w:t>Joshua</w:t>
+      </w:r>
+    </w:p>
+    <w:p>
+      <w:pPr>
+        <w:pStyle w:val="Compact"/>
+        <w:numPr>
+          <w:ilvl w:val="0"/>
+          <w:numId w:val="26"/>
+        </w:numPr>
+      </w:pPr>
+      <w:r>
+        <w:t>Day 1: Joshua 1–5</w:t>
+      </w:r>
+    </w:p>
+    <w:p>
+      <w:pPr>
+        <w:pStyle w:val="Compact"/>
+        <w:numPr>
+          <w:ilvl w:val="0"/>
+          <w:numId w:val="26"/>
+        </w:numPr>
+      </w:pPr>
+      <w:r>
+        <w:t>Day 2: Joshua 6–10</w:t>
+      </w:r>
+    </w:p>
+    <w:p>
+      <w:pPr>
+        <w:pStyle w:val="Compact"/>
+        <w:numPr>
+          <w:ilvl w:val="0"/>
+          <w:numId w:val="26"/>
+        </w:numPr>
+      </w:pPr>
+      <w:r>
+        <w:t>Day 3: Joshua 11–15</w:t>
+      </w:r>
+    </w:p>
+    <w:p>
+      <w:pPr>
+        <w:pStyle w:val="Compact"/>
+        <w:numPr>
+          <w:ilvl w:val="0"/>
+          <w:numId w:val="26"/>
+        </w:numPr>
+      </w:pPr>
+      <w:r>
+        <w:t>Day 4: Joshua 16–20</w:t>
+      </w:r>
+    </w:p>
+    <w:p>
+      <w:pPr>
+        <w:pStyle w:val="Compact"/>
+        <w:numPr>
+          <w:ilvl w:val="0"/>
+          <w:numId w:val="26"/>
+        </w:numPr>
+      </w:pPr>
+      <w:r>
+        <w:t>Day 5: Joshua 21–24</w:t>
+      </w:r>
+    </w:p>
+    <w:p>
+      <w:pPr>
+        <w:pStyle w:val="Heading2"/>
+      </w:pPr>
+      <w:bookmarkStart w:id="80" w:name="psalms-14"/>
+      <w:bookmarkEnd w:id="79"/>
+      <w:r>
+        <w:t>Psalms</w:t>
+      </w:r>
+    </w:p>
+    <w:p>
+      <w:pPr>
+        <w:pStyle w:val="Compact"/>
+        <w:numPr>
+          <w:ilvl w:val="0"/>
+          <w:numId w:val="26"/>
+        </w:numPr>
+      </w:pPr>
+      <w:r>
+        <w:t>Day 10: Psalms 20–21, 29, 44, 60, 76, 108, 144</w:t>
+      </w:r>
+    </w:p>
+    <w:p>
+      <w:pPr>
+        <w:pStyle w:val="Heading2"/>
+      </w:pPr>
+      <w:bookmarkStart w:id="81" w:name="ephesians"/>
+      <w:bookmarkEnd w:id="80"/>
+      <w:r>
+        <w:t>Ephesians</w:t>
+      </w:r>
+    </w:p>
+    <w:p>
+      <w:pPr>
+        <w:pStyle w:val="Compact"/>
+        <w:numPr>
+          <w:ilvl w:val="0"/>
+          <w:numId w:val="26"/>
+        </w:numPr>
+      </w:pPr>
+      <w:r>
+        <w:t>Day 1: Ephesians 1–6</w:t>
+      </w:r>
+      <w:bookmarkEnd w:id="81"/>
+    </w:p>
+    <w:p>
+      <w:pPr>
+        <w:pStyle w:val="BodyText"/>
+      </w:pPr>
     </w:p>
     <w:p>
       <w:pPr>
         <w:pStyle w:val="Heading3"/>
       </w:pPr>
-      <w:bookmarkStart w:id="71" w:name="joshua-1"/>
-      <w:bookmarkStart w:id="72" w:name="day-1-joshua-15"/>
+      <w:bookmarkStart w:id="82" w:name="day-1-joshua-15"/>
+      <w:bookmarkStart w:id="83" w:name="joshua-1"/>
       <w:r>
         <w:rPr>
           <w:b/>
@@ -4036,8 +4988,8 @@
       <w:pPr>
         <w:pStyle w:val="Heading3"/>
       </w:pPr>
-      <w:bookmarkStart w:id="73" w:name="day-2-joshua-610"/>
-      <w:bookmarkEnd w:id="72"/>
+      <w:bookmarkStart w:id="84" w:name="day-2-joshua-610"/>
+      <w:bookmarkEnd w:id="82"/>
       <w:r>
         <w:rPr>
           <w:b/>
@@ -4103,8 +5055,8 @@
       <w:pPr>
         <w:pStyle w:val="Heading3"/>
       </w:pPr>
-      <w:bookmarkStart w:id="74" w:name="day-3-joshua-1115"/>
-      <w:bookmarkEnd w:id="73"/>
+      <w:bookmarkStart w:id="85" w:name="day-3-joshua-1115"/>
+      <w:bookmarkEnd w:id="84"/>
       <w:r>
         <w:rPr>
           <w:b/>
@@ -4170,8 +5122,8 @@
       <w:pPr>
         <w:pStyle w:val="Heading3"/>
       </w:pPr>
-      <w:bookmarkStart w:id="75" w:name="day-4-joshua-1620"/>
-      <w:bookmarkEnd w:id="74"/>
+      <w:bookmarkStart w:id="86" w:name="day-4-joshua-1620"/>
+      <w:bookmarkEnd w:id="85"/>
       <w:r>
         <w:rPr>
           <w:b/>
@@ -4237,8 +5189,8 @@
       <w:pPr>
         <w:pStyle w:val="Heading3"/>
       </w:pPr>
-      <w:bookmarkStart w:id="76" w:name="day-5-joshua-2124"/>
-      <w:bookmarkEnd w:id="75"/>
+      <w:bookmarkStart w:id="87" w:name="day-5-joshua-2124"/>
+      <w:bookmarkEnd w:id="86"/>
       <w:r>
         <w:rPr>
           <w:b/>
@@ -4303,10 +5255,10 @@
       <w:pPr>
         <w:pStyle w:val="Heading3"/>
       </w:pPr>
-      <w:bookmarkStart w:id="77" w:name="psalms-26"/>
-      <w:bookmarkStart w:id="78" w:name="day-10-psalms-2021-29-44-60-76-108-144"/>
-      <w:bookmarkEnd w:id="71"/>
-      <w:bookmarkEnd w:id="76"/>
+      <w:bookmarkStart w:id="88" w:name="psalms-26"/>
+      <w:bookmarkStart w:id="89" w:name="day-10-psalms-2021-29-44-60-76-108-144"/>
+      <w:bookmarkEnd w:id="83"/>
+      <w:bookmarkEnd w:id="87"/>
       <w:r>
         <w:rPr>
           <w:b/>
@@ -4371,10 +5323,10 @@
       <w:pPr>
         <w:pStyle w:val="Heading3"/>
       </w:pPr>
-      <w:bookmarkStart w:id="79" w:name="ephesians-1"/>
-      <w:bookmarkStart w:id="80" w:name="day-1-ephesians-16"/>
-      <w:bookmarkEnd w:id="77"/>
-      <w:bookmarkEnd w:id="78"/>
+      <w:bookmarkStart w:id="90" w:name="ephesians-1"/>
+      <w:bookmarkStart w:id="91" w:name="day-1-ephesians-16"/>
+      <w:bookmarkEnd w:id="88"/>
+      <w:bookmarkEnd w:id="89"/>
       <w:r>
         <w:rPr>
           <w:b/>
@@ -4440,9 +5392,9 @@
       <w:pPr>
         <w:pStyle w:val="Heading3"/>
       </w:pPr>
-      <w:bookmarkStart w:id="81" w:name="section-level-reflection-conquest"/>
-      <w:bookmarkEnd w:id="79"/>
-      <w:bookmarkEnd w:id="80"/>
+      <w:bookmarkStart w:id="92" w:name="section-level-reflection-conquest"/>
+      <w:bookmarkEnd w:id="90"/>
+      <w:bookmarkEnd w:id="91"/>
       <w:r>
         <w:lastRenderedPageBreak/>
         <w:t>Section-Level Reflection – Conquest</w:t>
@@ -4514,9 +5466,9 @@
       <w:pPr>
         <w:pStyle w:val="Heading1"/>
       </w:pPr>
-      <w:bookmarkStart w:id="82" w:name="section-4-judges-era"/>
-      <w:bookmarkEnd w:id="70"/>
-      <w:bookmarkEnd w:id="81"/>
+      <w:bookmarkStart w:id="93" w:name="section-4-judges-era"/>
+      <w:bookmarkEnd w:id="78"/>
+      <w:bookmarkEnd w:id="92"/>
       <w:r>
         <w:lastRenderedPageBreak/>
         <w:t>Section 4 – Judges Era</w:t>
@@ -4534,15 +5486,178 @@
         <w:t>Theme:</w:t>
       </w:r>
       <w:r>
-        <w:t xml:space="preserve"> Israel’s disorder highlights the need for faithful deliverance and covenant loyalty.</w:t>
-      </w:r>
+        <w:t> Israel’s disorder highlights the need for faithful deliverance and covenant loyalty.</w:t>
+      </w:r>
+    </w:p>
+    <w:p>
+      <w:pPr>
+        <w:pStyle w:val="Heading2"/>
+      </w:pPr>
+      <w:bookmarkStart w:id="94" w:name="judges"/>
+      <w:r>
+        <w:t>Judges</w:t>
+      </w:r>
+    </w:p>
+    <w:p>
+      <w:pPr>
+        <w:pStyle w:val="Compact"/>
+        <w:numPr>
+          <w:ilvl w:val="0"/>
+          <w:numId w:val="26"/>
+        </w:numPr>
+      </w:pPr>
+      <w:r>
+        <w:t>Day 1: Judges 1–5</w:t>
+      </w:r>
+    </w:p>
+    <w:p>
+      <w:pPr>
+        <w:pStyle w:val="Compact"/>
+        <w:numPr>
+          <w:ilvl w:val="0"/>
+          <w:numId w:val="26"/>
+        </w:numPr>
+      </w:pPr>
+      <w:r>
+        <w:t>Day 2: Judges 6–10</w:t>
+      </w:r>
+    </w:p>
+    <w:p>
+      <w:pPr>
+        <w:pStyle w:val="Compact"/>
+        <w:numPr>
+          <w:ilvl w:val="0"/>
+          <w:numId w:val="26"/>
+        </w:numPr>
+      </w:pPr>
+      <w:r>
+        <w:t>Day 3: Judges 11–15</w:t>
+      </w:r>
+    </w:p>
+    <w:p>
+      <w:pPr>
+        <w:pStyle w:val="Compact"/>
+        <w:numPr>
+          <w:ilvl w:val="0"/>
+          <w:numId w:val="26"/>
+        </w:numPr>
+      </w:pPr>
+      <w:r>
+        <w:t>Day 4: Judges 16–21</w:t>
+      </w:r>
+    </w:p>
+    <w:p>
+      <w:pPr>
+        <w:pStyle w:val="Heading2"/>
+      </w:pPr>
+      <w:bookmarkStart w:id="95" w:name="ruth"/>
+      <w:bookmarkEnd w:id="94"/>
+      <w:r>
+        <w:t>Ruth</w:t>
+      </w:r>
+    </w:p>
+    <w:p>
+      <w:pPr>
+        <w:pStyle w:val="Compact"/>
+        <w:numPr>
+          <w:ilvl w:val="0"/>
+          <w:numId w:val="26"/>
+        </w:numPr>
+      </w:pPr>
+      <w:r>
+        <w:t>Day 1: Ruth 1–4</w:t>
+      </w:r>
+    </w:p>
+    <w:p>
+      <w:pPr>
+        <w:pStyle w:val="Heading2"/>
+      </w:pPr>
+      <w:bookmarkStart w:id="96" w:name="psalms-15"/>
+      <w:bookmarkEnd w:id="95"/>
+      <w:r>
+        <w:t>Psalms</w:t>
+      </w:r>
+    </w:p>
+    <w:p>
+      <w:pPr>
+        <w:pStyle w:val="Compact"/>
+        <w:numPr>
+          <w:ilvl w:val="0"/>
+          <w:numId w:val="26"/>
+        </w:numPr>
+      </w:pPr>
+      <w:r>
+        <w:t>Day 11: Psalms 7, 12, 14, 17, 22–23</w:t>
+      </w:r>
+    </w:p>
+    <w:p>
+      <w:pPr>
+        <w:pStyle w:val="Compact"/>
+        <w:numPr>
+          <w:ilvl w:val="0"/>
+          <w:numId w:val="26"/>
+        </w:numPr>
+      </w:pPr>
+      <w:r>
+        <w:t>Day 12: Psalms 35–37, 58</w:t>
+      </w:r>
+    </w:p>
+    <w:p>
+      <w:pPr>
+        <w:pStyle w:val="Heading2"/>
+      </w:pPr>
+      <w:bookmarkStart w:id="97" w:name="jude"/>
+      <w:bookmarkEnd w:id="96"/>
+      <w:r>
+        <w:t>Jude</w:t>
+      </w:r>
+    </w:p>
+    <w:p>
+      <w:pPr>
+        <w:pStyle w:val="Compact"/>
+        <w:numPr>
+          <w:ilvl w:val="0"/>
+          <w:numId w:val="26"/>
+        </w:numPr>
+      </w:pPr>
+      <w:r>
+        <w:t>Day 1: Jude 1</w:t>
+      </w:r>
+    </w:p>
+    <w:p>
+      <w:pPr>
+        <w:pStyle w:val="Heading2"/>
+      </w:pPr>
+      <w:bookmarkStart w:id="98" w:name="philemon"/>
+      <w:bookmarkEnd w:id="97"/>
+      <w:r>
+        <w:t>Philemon</w:t>
+      </w:r>
+    </w:p>
+    <w:p>
+      <w:pPr>
+        <w:pStyle w:val="Compact"/>
+        <w:numPr>
+          <w:ilvl w:val="0"/>
+          <w:numId w:val="26"/>
+        </w:numPr>
+      </w:pPr>
+      <w:r>
+        <w:t>Day 1: Philemon 1</w:t>
+      </w:r>
+      <w:bookmarkEnd w:id="98"/>
+    </w:p>
+    <w:p>
+      <w:pPr>
+        <w:pStyle w:val="BodyText"/>
+      </w:pPr>
     </w:p>
     <w:p>
       <w:pPr>
         <w:pStyle w:val="Heading3"/>
       </w:pPr>
-      <w:bookmarkStart w:id="83" w:name="judges-1"/>
-      <w:bookmarkStart w:id="84" w:name="day-1-judges-15"/>
+      <w:bookmarkStart w:id="99" w:name="day-1-judges-15"/>
+      <w:bookmarkStart w:id="100" w:name="judges-1"/>
       <w:r>
         <w:rPr>
           <w:b/>
@@ -4608,8 +5723,8 @@
       <w:pPr>
         <w:pStyle w:val="Heading3"/>
       </w:pPr>
-      <w:bookmarkStart w:id="85" w:name="day-2-judges-610"/>
-      <w:bookmarkEnd w:id="84"/>
+      <w:bookmarkStart w:id="101" w:name="day-2-judges-610"/>
+      <w:bookmarkEnd w:id="99"/>
       <w:r>
         <w:rPr>
           <w:b/>
@@ -4675,8 +5790,8 @@
       <w:pPr>
         <w:pStyle w:val="Heading3"/>
       </w:pPr>
-      <w:bookmarkStart w:id="86" w:name="day-3-judges-1115"/>
-      <w:bookmarkEnd w:id="85"/>
+      <w:bookmarkStart w:id="102" w:name="day-3-judges-1115"/>
+      <w:bookmarkEnd w:id="101"/>
       <w:r>
         <w:rPr>
           <w:b/>
@@ -4742,8 +5857,8 @@
       <w:pPr>
         <w:pStyle w:val="Heading3"/>
       </w:pPr>
-      <w:bookmarkStart w:id="87" w:name="day-4-judges-1621"/>
-      <w:bookmarkEnd w:id="86"/>
+      <w:bookmarkStart w:id="103" w:name="day-4-judges-1621"/>
+      <w:bookmarkEnd w:id="102"/>
       <w:r>
         <w:rPr>
           <w:b/>
@@ -4808,10 +5923,10 @@
       <w:pPr>
         <w:pStyle w:val="Heading3"/>
       </w:pPr>
-      <w:bookmarkStart w:id="88" w:name="ruth-1"/>
-      <w:bookmarkStart w:id="89" w:name="day-1-ruth-14"/>
-      <w:bookmarkEnd w:id="83"/>
-      <w:bookmarkEnd w:id="87"/>
+      <w:bookmarkStart w:id="104" w:name="ruth-1"/>
+      <w:bookmarkStart w:id="105" w:name="day-1-ruth-14"/>
+      <w:bookmarkEnd w:id="100"/>
+      <w:bookmarkEnd w:id="103"/>
       <w:r>
         <w:rPr>
           <w:b/>
@@ -4876,10 +5991,10 @@
       <w:pPr>
         <w:pStyle w:val="Heading3"/>
       </w:pPr>
-      <w:bookmarkStart w:id="90" w:name="psalms-27"/>
-      <w:bookmarkStart w:id="91" w:name="day-1-psalms-7-12-14-17-2223"/>
-      <w:bookmarkEnd w:id="88"/>
-      <w:bookmarkEnd w:id="89"/>
+      <w:bookmarkStart w:id="106" w:name="day-1-psalms-7-12-14-17-2223"/>
+      <w:bookmarkStart w:id="107" w:name="psalms-27"/>
+      <w:bookmarkEnd w:id="104"/>
+      <w:bookmarkEnd w:id="105"/>
       <w:r>
         <w:rPr>
           <w:b/>
@@ -4945,8 +6060,8 @@
       <w:pPr>
         <w:pStyle w:val="Heading3"/>
       </w:pPr>
-      <w:bookmarkStart w:id="92" w:name="day-2-psalms-3537-58"/>
-      <w:bookmarkEnd w:id="91"/>
+      <w:bookmarkStart w:id="108" w:name="day-2-psalms-3537-58"/>
+      <w:bookmarkEnd w:id="106"/>
       <w:r>
         <w:rPr>
           <w:b/>
@@ -5011,10 +6126,10 @@
       <w:pPr>
         <w:pStyle w:val="Heading3"/>
       </w:pPr>
-      <w:bookmarkStart w:id="93" w:name="jude-1"/>
-      <w:bookmarkStart w:id="94" w:name="day-1-jude"/>
-      <w:bookmarkEnd w:id="90"/>
-      <w:bookmarkEnd w:id="92"/>
+      <w:bookmarkStart w:id="109" w:name="jude-1"/>
+      <w:bookmarkStart w:id="110" w:name="day-1-jude"/>
+      <w:bookmarkEnd w:id="107"/>
+      <w:bookmarkEnd w:id="108"/>
       <w:r>
         <w:rPr>
           <w:b/>
@@ -5079,10 +6194,10 @@
       <w:pPr>
         <w:pStyle w:val="Heading3"/>
       </w:pPr>
-      <w:bookmarkStart w:id="95" w:name="philemon-1"/>
-      <w:bookmarkStart w:id="96" w:name="day-1-philemon"/>
-      <w:bookmarkEnd w:id="93"/>
-      <w:bookmarkEnd w:id="94"/>
+      <w:bookmarkStart w:id="111" w:name="philemon-1"/>
+      <w:bookmarkStart w:id="112" w:name="day-1-philemon"/>
+      <w:bookmarkEnd w:id="109"/>
+      <w:bookmarkEnd w:id="110"/>
       <w:r>
         <w:rPr>
           <w:b/>
@@ -5147,9 +6262,9 @@
       <w:pPr>
         <w:pStyle w:val="Heading3"/>
       </w:pPr>
-      <w:bookmarkStart w:id="97" w:name="section-level-reflection-judges-era"/>
-      <w:bookmarkEnd w:id="95"/>
-      <w:bookmarkEnd w:id="96"/>
+      <w:bookmarkStart w:id="113" w:name="section-level-reflection-judges-era"/>
+      <w:bookmarkEnd w:id="111"/>
+      <w:bookmarkEnd w:id="112"/>
       <w:r>
         <w:lastRenderedPageBreak/>
         <w:t>Section-Level Reflection – Judges Era</w:t>
@@ -5221,9 +6336,9 @@
       <w:pPr>
         <w:pStyle w:val="Heading1"/>
       </w:pPr>
-      <w:bookmarkStart w:id="98" w:name="section-5-united-monarchy"/>
-      <w:bookmarkEnd w:id="82"/>
-      <w:bookmarkEnd w:id="97"/>
+      <w:bookmarkStart w:id="114" w:name="section-5-united-monarchy"/>
+      <w:bookmarkEnd w:id="93"/>
+      <w:bookmarkEnd w:id="113"/>
       <w:r>
         <w:rPr>
           <w:b/>
@@ -5245,15 +6360,356 @@
         <w:t>Theme:</w:t>
       </w:r>
       <w:r>
-        <w:t xml:space="preserve"> God establishes kingship in Israel, revealing both the promise and limits of human leadership under God’s covenant.</w:t>
-      </w:r>
+        <w:t> God establishes David’s kingship and models faithful leadership.</w:t>
+      </w:r>
+    </w:p>
+    <w:p>
+      <w:pPr>
+        <w:pStyle w:val="Heading2"/>
+      </w:pPr>
+      <w:bookmarkStart w:id="115" w:name="samuel"/>
+      <w:r>
+        <w:t>1 Samuel</w:t>
+      </w:r>
+    </w:p>
+    <w:p>
+      <w:pPr>
+        <w:pStyle w:val="Compact"/>
+        <w:numPr>
+          <w:ilvl w:val="0"/>
+          <w:numId w:val="26"/>
+        </w:numPr>
+      </w:pPr>
+      <w:r>
+        <w:t>Day 1: 1 Samuel 1–5</w:t>
+      </w:r>
+    </w:p>
+    <w:p>
+      <w:pPr>
+        <w:pStyle w:val="Compact"/>
+        <w:numPr>
+          <w:ilvl w:val="0"/>
+          <w:numId w:val="26"/>
+        </w:numPr>
+      </w:pPr>
+      <w:r>
+        <w:t>Day 2: 1 Samuel 6–10</w:t>
+      </w:r>
+    </w:p>
+    <w:p>
+      <w:pPr>
+        <w:pStyle w:val="Compact"/>
+        <w:numPr>
+          <w:ilvl w:val="0"/>
+          <w:numId w:val="26"/>
+        </w:numPr>
+      </w:pPr>
+      <w:r>
+        <w:t>Day 3: 1 Samuel 11–15</w:t>
+      </w:r>
+    </w:p>
+    <w:p>
+      <w:pPr>
+        <w:pStyle w:val="Compact"/>
+        <w:numPr>
+          <w:ilvl w:val="0"/>
+          <w:numId w:val="26"/>
+        </w:numPr>
+      </w:pPr>
+      <w:r>
+        <w:t>Day 4: 1 Samuel 16–20</w:t>
+      </w:r>
+    </w:p>
+    <w:p>
+      <w:pPr>
+        <w:pStyle w:val="Compact"/>
+        <w:numPr>
+          <w:ilvl w:val="0"/>
+          <w:numId w:val="26"/>
+        </w:numPr>
+      </w:pPr>
+      <w:r>
+        <w:t>Day 5: 1 Samuel 21–25</w:t>
+      </w:r>
+    </w:p>
+    <w:p>
+      <w:pPr>
+        <w:pStyle w:val="Compact"/>
+        <w:numPr>
+          <w:ilvl w:val="0"/>
+          <w:numId w:val="26"/>
+        </w:numPr>
+      </w:pPr>
+      <w:r>
+        <w:t>Day 6: 1 Samuel 26–31</w:t>
+      </w:r>
+    </w:p>
+    <w:p>
+      <w:pPr>
+        <w:pStyle w:val="Heading2"/>
+      </w:pPr>
+      <w:bookmarkStart w:id="116" w:name="samuel-1"/>
+      <w:bookmarkEnd w:id="115"/>
+      <w:r>
+        <w:t>2 Samuel</w:t>
+      </w:r>
+    </w:p>
+    <w:p>
+      <w:pPr>
+        <w:pStyle w:val="Compact"/>
+        <w:numPr>
+          <w:ilvl w:val="0"/>
+          <w:numId w:val="26"/>
+        </w:numPr>
+      </w:pPr>
+      <w:r>
+        <w:t>Day 1: 2 Samuel 1–5</w:t>
+      </w:r>
+    </w:p>
+    <w:p>
+      <w:pPr>
+        <w:pStyle w:val="Compact"/>
+        <w:numPr>
+          <w:ilvl w:val="0"/>
+          <w:numId w:val="26"/>
+        </w:numPr>
+      </w:pPr>
+      <w:r>
+        <w:t>Day 2: 2 Samuel 6–10</w:t>
+      </w:r>
+    </w:p>
+    <w:p>
+      <w:pPr>
+        <w:pStyle w:val="Compact"/>
+        <w:numPr>
+          <w:ilvl w:val="0"/>
+          <w:numId w:val="26"/>
+        </w:numPr>
+      </w:pPr>
+      <w:r>
+        <w:t>Day 3: 2 Samuel 11–15</w:t>
+      </w:r>
+    </w:p>
+    <w:p>
+      <w:pPr>
+        <w:pStyle w:val="Compact"/>
+        <w:numPr>
+          <w:ilvl w:val="0"/>
+          <w:numId w:val="26"/>
+        </w:numPr>
+      </w:pPr>
+      <w:r>
+        <w:t>Day 4: 2 Samuel 16–20</w:t>
+      </w:r>
+    </w:p>
+    <w:p>
+      <w:pPr>
+        <w:pStyle w:val="Compact"/>
+        <w:numPr>
+          <w:ilvl w:val="0"/>
+          <w:numId w:val="26"/>
+        </w:numPr>
+      </w:pPr>
+      <w:r>
+        <w:t>Day 5: 2 Samuel 21–24</w:t>
+      </w:r>
+    </w:p>
+    <w:p>
+      <w:pPr>
+        <w:pStyle w:val="Heading2"/>
+      </w:pPr>
+      <w:bookmarkStart w:id="117" w:name="psalms-16"/>
+      <w:bookmarkEnd w:id="116"/>
+      <w:r>
+        <w:t>Psalms</w:t>
+      </w:r>
+    </w:p>
+    <w:p>
+      <w:pPr>
+        <w:pStyle w:val="Compact"/>
+        <w:numPr>
+          <w:ilvl w:val="0"/>
+          <w:numId w:val="26"/>
+        </w:numPr>
+      </w:pPr>
+      <w:r>
+        <w:t>Day 13: Psalms 3, 16, 30, 34, 41</w:t>
+      </w:r>
+    </w:p>
+    <w:p>
+      <w:pPr>
+        <w:pStyle w:val="Compact"/>
+        <w:numPr>
+          <w:ilvl w:val="0"/>
+          <w:numId w:val="26"/>
+        </w:numPr>
+      </w:pPr>
+      <w:r>
+        <w:t>Day 14: Psalms 51–54, 55–57</w:t>
+      </w:r>
+    </w:p>
+    <w:p>
+      <w:pPr>
+        <w:pStyle w:val="Compact"/>
+        <w:numPr>
+          <w:ilvl w:val="0"/>
+          <w:numId w:val="26"/>
+        </w:numPr>
+      </w:pPr>
+      <w:r>
+        <w:t>Day 15: Psalms 59, 61–65</w:t>
+      </w:r>
+    </w:p>
+    <w:p>
+      <w:pPr>
+        <w:pStyle w:val="Compact"/>
+        <w:numPr>
+          <w:ilvl w:val="0"/>
+          <w:numId w:val="26"/>
+        </w:numPr>
+      </w:pPr>
+      <w:r>
+        <w:t>Day 16: Psalms 69–71, 86</w:t>
+      </w:r>
+    </w:p>
+    <w:p>
+      <w:pPr>
+        <w:pStyle w:val="Compact"/>
+        <w:numPr>
+          <w:ilvl w:val="0"/>
+          <w:numId w:val="26"/>
+        </w:numPr>
+      </w:pPr>
+      <w:r>
+        <w:t>Day 17: Psalms 101, 138, 140–143</w:t>
+      </w:r>
+    </w:p>
+    <w:p>
+      <w:pPr>
+        <w:pStyle w:val="Heading2"/>
+      </w:pPr>
+      <w:bookmarkStart w:id="118" w:name="mark"/>
+      <w:bookmarkEnd w:id="117"/>
+      <w:r>
+        <w:t>Mark</w:t>
+      </w:r>
+    </w:p>
+    <w:p>
+      <w:pPr>
+        <w:pStyle w:val="Compact"/>
+        <w:numPr>
+          <w:ilvl w:val="0"/>
+          <w:numId w:val="26"/>
+        </w:numPr>
+      </w:pPr>
+      <w:r>
+        <w:t>Day 1: Mark 1–4</w:t>
+      </w:r>
+    </w:p>
+    <w:p>
+      <w:pPr>
+        <w:pStyle w:val="Compact"/>
+        <w:numPr>
+          <w:ilvl w:val="0"/>
+          <w:numId w:val="26"/>
+        </w:numPr>
+      </w:pPr>
+      <w:r>
+        <w:t>Day 2: Mark 5–8</w:t>
+      </w:r>
+    </w:p>
+    <w:p>
+      <w:pPr>
+        <w:pStyle w:val="Compact"/>
+        <w:numPr>
+          <w:ilvl w:val="0"/>
+          <w:numId w:val="26"/>
+        </w:numPr>
+      </w:pPr>
+      <w:r>
+        <w:t>Day 3: Mark 9–12</w:t>
+      </w:r>
+    </w:p>
+    <w:p>
+      <w:pPr>
+        <w:pStyle w:val="Compact"/>
+        <w:numPr>
+          <w:ilvl w:val="0"/>
+          <w:numId w:val="26"/>
+        </w:numPr>
+      </w:pPr>
+      <w:r>
+        <w:t>Day 4: Mark 13–16</w:t>
+      </w:r>
+    </w:p>
+    <w:p>
+      <w:pPr>
+        <w:pStyle w:val="Heading2"/>
+      </w:pPr>
+      <w:bookmarkStart w:id="119" w:name="timothy"/>
+      <w:bookmarkEnd w:id="118"/>
+      <w:r>
+        <w:t>1 Timothy</w:t>
+      </w:r>
+    </w:p>
+    <w:p>
+      <w:pPr>
+        <w:pStyle w:val="Compact"/>
+        <w:numPr>
+          <w:ilvl w:val="0"/>
+          <w:numId w:val="26"/>
+        </w:numPr>
+      </w:pPr>
+      <w:r>
+        <w:t>Day 1: 1 Timothy 1–3</w:t>
+      </w:r>
+    </w:p>
+    <w:p>
+      <w:pPr>
+        <w:pStyle w:val="Compact"/>
+        <w:numPr>
+          <w:ilvl w:val="0"/>
+          <w:numId w:val="26"/>
+        </w:numPr>
+      </w:pPr>
+      <w:r>
+        <w:t>Day 2: 1 Timothy 4–6</w:t>
+      </w:r>
+    </w:p>
+    <w:p>
+      <w:pPr>
+        <w:pStyle w:val="Heading2"/>
+      </w:pPr>
+      <w:bookmarkStart w:id="120" w:name="titus"/>
+      <w:bookmarkEnd w:id="119"/>
+      <w:r>
+        <w:t>Titus</w:t>
+      </w:r>
+    </w:p>
+    <w:p>
+      <w:pPr>
+        <w:pStyle w:val="Compact"/>
+        <w:numPr>
+          <w:ilvl w:val="0"/>
+          <w:numId w:val="26"/>
+        </w:numPr>
+      </w:pPr>
+      <w:r>
+        <w:t>Day 1: Titus 1–3</w:t>
+      </w:r>
+      <w:bookmarkEnd w:id="120"/>
+    </w:p>
+    <w:p>
+      <w:pPr>
+        <w:pStyle w:val="BodyText"/>
+      </w:pPr>
     </w:p>
     <w:p>
       <w:pPr>
         <w:pStyle w:val="Heading3"/>
       </w:pPr>
-      <w:bookmarkStart w:id="99" w:name="samuel-2"/>
-      <w:bookmarkStart w:id="100" w:name="day-1-1-samuel-15"/>
+      <w:bookmarkStart w:id="121" w:name="day-1-1-samuel-15"/>
+      <w:bookmarkStart w:id="122" w:name="samuel-2"/>
       <w:r>
         <w:rPr>
           <w:b/>
@@ -5319,8 +6775,8 @@
       <w:pPr>
         <w:pStyle w:val="Heading3"/>
       </w:pPr>
-      <w:bookmarkStart w:id="101" w:name="day-2-1-samuel-610"/>
-      <w:bookmarkEnd w:id="100"/>
+      <w:bookmarkStart w:id="123" w:name="day-2-1-samuel-610"/>
+      <w:bookmarkEnd w:id="121"/>
       <w:r>
         <w:rPr>
           <w:b/>
@@ -5386,8 +6842,8 @@
       <w:pPr>
         <w:pStyle w:val="Heading3"/>
       </w:pPr>
-      <w:bookmarkStart w:id="102" w:name="day-3-1-samuel-1115"/>
-      <w:bookmarkEnd w:id="101"/>
+      <w:bookmarkStart w:id="124" w:name="day-3-1-samuel-1115"/>
+      <w:bookmarkEnd w:id="123"/>
       <w:r>
         <w:rPr>
           <w:b/>
@@ -5453,8 +6909,8 @@
       <w:pPr>
         <w:pStyle w:val="Heading3"/>
       </w:pPr>
-      <w:bookmarkStart w:id="103" w:name="day-4-1-samuel-1620"/>
-      <w:bookmarkEnd w:id="102"/>
+      <w:bookmarkStart w:id="125" w:name="day-4-1-samuel-1620"/>
+      <w:bookmarkEnd w:id="124"/>
       <w:r>
         <w:rPr>
           <w:b/>
@@ -5520,8 +6976,8 @@
       <w:pPr>
         <w:pStyle w:val="Heading3"/>
       </w:pPr>
-      <w:bookmarkStart w:id="104" w:name="day-5-1-samuel-2125"/>
-      <w:bookmarkEnd w:id="103"/>
+      <w:bookmarkStart w:id="126" w:name="day-5-1-samuel-2125"/>
+      <w:bookmarkEnd w:id="125"/>
       <w:r>
         <w:rPr>
           <w:b/>
@@ -5587,8 +7043,8 @@
       <w:pPr>
         <w:pStyle w:val="Heading3"/>
       </w:pPr>
-      <w:bookmarkStart w:id="105" w:name="day-6-1-samuel-2631"/>
-      <w:bookmarkEnd w:id="104"/>
+      <w:bookmarkStart w:id="127" w:name="day-6-1-samuel-2631"/>
+      <w:bookmarkEnd w:id="126"/>
       <w:r>
         <w:rPr>
           <w:b/>
@@ -5653,10 +7109,10 @@
       <w:pPr>
         <w:pStyle w:val="Heading3"/>
       </w:pPr>
-      <w:bookmarkStart w:id="106" w:name="samuel-3"/>
-      <w:bookmarkStart w:id="107" w:name="day-1-2-samuel-15"/>
-      <w:bookmarkEnd w:id="99"/>
-      <w:bookmarkEnd w:id="105"/>
+      <w:bookmarkStart w:id="128" w:name="day-1-2-samuel-15"/>
+      <w:bookmarkStart w:id="129" w:name="samuel-3"/>
+      <w:bookmarkEnd w:id="122"/>
+      <w:bookmarkEnd w:id="127"/>
       <w:r>
         <w:rPr>
           <w:b/>
@@ -5722,8 +7178,8 @@
       <w:pPr>
         <w:pStyle w:val="Heading3"/>
       </w:pPr>
-      <w:bookmarkStart w:id="108" w:name="day-2-2-samuel-610"/>
-      <w:bookmarkEnd w:id="107"/>
+      <w:bookmarkStart w:id="130" w:name="day-2-2-samuel-610"/>
+      <w:bookmarkEnd w:id="128"/>
       <w:r>
         <w:rPr>
           <w:b/>
@@ -5789,8 +7245,8 @@
       <w:pPr>
         <w:pStyle w:val="Heading3"/>
       </w:pPr>
-      <w:bookmarkStart w:id="109" w:name="day-3-2-samuel-1115"/>
-      <w:bookmarkEnd w:id="108"/>
+      <w:bookmarkStart w:id="131" w:name="day-3-2-samuel-1115"/>
+      <w:bookmarkEnd w:id="130"/>
       <w:r>
         <w:rPr>
           <w:b/>
@@ -5856,8 +7312,8 @@
       <w:pPr>
         <w:pStyle w:val="Heading3"/>
       </w:pPr>
-      <w:bookmarkStart w:id="110" w:name="day-4-2-samuel-1620"/>
-      <w:bookmarkEnd w:id="109"/>
+      <w:bookmarkStart w:id="132" w:name="day-4-2-samuel-1620"/>
+      <w:bookmarkEnd w:id="131"/>
       <w:r>
         <w:rPr>
           <w:b/>
@@ -5923,8 +7379,8 @@
       <w:pPr>
         <w:pStyle w:val="Heading3"/>
       </w:pPr>
-      <w:bookmarkStart w:id="111" w:name="day-5-2-samuel-2124"/>
-      <w:bookmarkEnd w:id="110"/>
+      <w:bookmarkStart w:id="133" w:name="day-5-2-samuel-2124"/>
+      <w:bookmarkEnd w:id="132"/>
       <w:r>
         <w:rPr>
           <w:b/>
@@ -5989,10 +7445,10 @@
       <w:pPr>
         <w:pStyle w:val="Heading3"/>
       </w:pPr>
-      <w:bookmarkStart w:id="112" w:name="psalms-davids-life-kingship"/>
-      <w:bookmarkStart w:id="113" w:name="day-13-psalms-3-16-30-34-41"/>
-      <w:bookmarkEnd w:id="106"/>
-      <w:bookmarkEnd w:id="111"/>
+      <w:bookmarkStart w:id="134" w:name="day-13-psalms-3-16-30-34-41"/>
+      <w:bookmarkStart w:id="135" w:name="psalms-davids-life-kingship"/>
+      <w:bookmarkEnd w:id="129"/>
+      <w:bookmarkEnd w:id="133"/>
       <w:r>
         <w:rPr>
           <w:b/>
@@ -6058,8 +7514,8 @@
       <w:pPr>
         <w:pStyle w:val="Heading3"/>
       </w:pPr>
-      <w:bookmarkStart w:id="114" w:name="day-14-psalms-5154-5557"/>
-      <w:bookmarkEnd w:id="113"/>
+      <w:bookmarkStart w:id="136" w:name="day-14-psalms-5154-5557"/>
+      <w:bookmarkEnd w:id="134"/>
       <w:r>
         <w:rPr>
           <w:b/>
@@ -6125,8 +7581,8 @@
       <w:pPr>
         <w:pStyle w:val="Heading3"/>
       </w:pPr>
-      <w:bookmarkStart w:id="115" w:name="day-15-psalms-59-6165"/>
-      <w:bookmarkEnd w:id="114"/>
+      <w:bookmarkStart w:id="137" w:name="day-15-psalms-59-6165"/>
+      <w:bookmarkEnd w:id="136"/>
       <w:r>
         <w:rPr>
           <w:b/>
@@ -6192,8 +7648,8 @@
       <w:pPr>
         <w:pStyle w:val="Heading3"/>
       </w:pPr>
-      <w:bookmarkStart w:id="116" w:name="day-16-psalms-6971-86"/>
-      <w:bookmarkEnd w:id="115"/>
+      <w:bookmarkStart w:id="138" w:name="day-16-psalms-6971-86"/>
+      <w:bookmarkEnd w:id="137"/>
       <w:r>
         <w:rPr>
           <w:b/>
@@ -6259,8 +7715,8 @@
       <w:pPr>
         <w:pStyle w:val="Heading3"/>
       </w:pPr>
-      <w:bookmarkStart w:id="117" w:name="day-17-psalms-101-138-140143"/>
-      <w:bookmarkEnd w:id="116"/>
+      <w:bookmarkStart w:id="139" w:name="day-17-psalms-101-138-140143"/>
+      <w:bookmarkEnd w:id="138"/>
       <w:r>
         <w:rPr>
           <w:b/>
@@ -6325,10 +7781,10 @@
       <w:pPr>
         <w:pStyle w:val="Heading3"/>
       </w:pPr>
-      <w:bookmarkStart w:id="118" w:name="mark-1"/>
-      <w:bookmarkStart w:id="119" w:name="day-1-mark-14"/>
-      <w:bookmarkEnd w:id="112"/>
-      <w:bookmarkEnd w:id="117"/>
+      <w:bookmarkStart w:id="140" w:name="day-1-mark-14"/>
+      <w:bookmarkStart w:id="141" w:name="mark-1"/>
+      <w:bookmarkEnd w:id="135"/>
+      <w:bookmarkEnd w:id="139"/>
       <w:r>
         <w:rPr>
           <w:b/>
@@ -6394,8 +7850,8 @@
       <w:pPr>
         <w:pStyle w:val="Heading3"/>
       </w:pPr>
-      <w:bookmarkStart w:id="120" w:name="day-2-mark-58"/>
-      <w:bookmarkEnd w:id="119"/>
+      <w:bookmarkStart w:id="142" w:name="day-2-mark-58"/>
+      <w:bookmarkEnd w:id="140"/>
       <w:r>
         <w:rPr>
           <w:b/>
@@ -6461,8 +7917,8 @@
       <w:pPr>
         <w:pStyle w:val="Heading3"/>
       </w:pPr>
-      <w:bookmarkStart w:id="121" w:name="day-3-mark-912"/>
-      <w:bookmarkEnd w:id="120"/>
+      <w:bookmarkStart w:id="143" w:name="day-3-mark-912"/>
+      <w:bookmarkEnd w:id="142"/>
       <w:r>
         <w:rPr>
           <w:b/>
@@ -6528,8 +7984,8 @@
       <w:pPr>
         <w:pStyle w:val="Heading3"/>
       </w:pPr>
-      <w:bookmarkStart w:id="122" w:name="day-4-mark-1316"/>
-      <w:bookmarkEnd w:id="121"/>
+      <w:bookmarkStart w:id="144" w:name="day-4-mark-1316"/>
+      <w:bookmarkEnd w:id="143"/>
       <w:r>
         <w:rPr>
           <w:b/>
@@ -6594,10 +8050,10 @@
       <w:pPr>
         <w:pStyle w:val="Heading3"/>
       </w:pPr>
-      <w:bookmarkStart w:id="123" w:name="timothy-2"/>
-      <w:bookmarkStart w:id="124" w:name="day-1-1-timothy-13"/>
-      <w:bookmarkEnd w:id="118"/>
-      <w:bookmarkEnd w:id="122"/>
+      <w:bookmarkStart w:id="145" w:name="day-1-1-timothy-13"/>
+      <w:bookmarkStart w:id="146" w:name="timothy-2"/>
+      <w:bookmarkEnd w:id="141"/>
+      <w:bookmarkEnd w:id="144"/>
       <w:r>
         <w:rPr>
           <w:b/>
@@ -6663,8 +8119,8 @@
       <w:pPr>
         <w:pStyle w:val="Heading3"/>
       </w:pPr>
-      <w:bookmarkStart w:id="125" w:name="day-2-1-timothy-46"/>
-      <w:bookmarkEnd w:id="124"/>
+      <w:bookmarkStart w:id="147" w:name="day-2-1-timothy-46"/>
+      <w:bookmarkEnd w:id="145"/>
       <w:r>
         <w:rPr>
           <w:b/>
@@ -6729,10 +8185,10 @@
       <w:pPr>
         <w:pStyle w:val="Heading3"/>
       </w:pPr>
-      <w:bookmarkStart w:id="126" w:name="titus-1"/>
-      <w:bookmarkStart w:id="127" w:name="day-1-titus-13"/>
-      <w:bookmarkEnd w:id="123"/>
-      <w:bookmarkEnd w:id="125"/>
+      <w:bookmarkStart w:id="148" w:name="titus-1"/>
+      <w:bookmarkStart w:id="149" w:name="day-1-titus-13"/>
+      <w:bookmarkEnd w:id="146"/>
+      <w:bookmarkEnd w:id="147"/>
       <w:r>
         <w:rPr>
           <w:b/>
@@ -6798,9 +8254,9 @@
       <w:pPr>
         <w:pStyle w:val="Heading3"/>
       </w:pPr>
-      <w:bookmarkStart w:id="128" w:name="section-level-reflection-united-monarchy"/>
-      <w:bookmarkEnd w:id="126"/>
-      <w:bookmarkEnd w:id="127"/>
+      <w:bookmarkStart w:id="150" w:name="section-level-reflection-united-monarchy"/>
+      <w:bookmarkEnd w:id="148"/>
+      <w:bookmarkEnd w:id="149"/>
       <w:r>
         <w:lastRenderedPageBreak/>
         <w:t>Section-Level Reflection – United Monarchy</w:t>
@@ -6872,9 +8328,9 @@
       <w:pPr>
         <w:pStyle w:val="Heading1"/>
       </w:pPr>
-      <w:bookmarkStart w:id="129" w:name="section-6-early-divided-monarchy"/>
-      <w:bookmarkEnd w:id="98"/>
-      <w:bookmarkEnd w:id="128"/>
+      <w:bookmarkStart w:id="151" w:name="section-6-early-divided-monarchy"/>
+      <w:bookmarkEnd w:id="114"/>
+      <w:bookmarkEnd w:id="150"/>
       <w:r>
         <w:lastRenderedPageBreak/>
         <w:t>Section 6 – Early Divided Monarchy</w:t>
@@ -6882,10 +8338,250 @@
     </w:p>
     <w:p>
       <w:pPr>
+        <w:pStyle w:val="BodyText"/>
+      </w:pPr>
+      <w:r>
+        <w:rPr>
+          <w:b/>
+          <w:bCs/>
+        </w:rPr>
+        <w:t>Theme:</w:t>
+      </w:r>
+      <w:r>
+        <w:t> Kingdom division and the centrality of temple worship.</w:t>
+      </w:r>
+    </w:p>
+    <w:p>
+      <w:pPr>
+        <w:pStyle w:val="Heading2"/>
+      </w:pPr>
+      <w:bookmarkStart w:id="152" w:name="kings"/>
+      <w:r>
+        <w:t>1 Kings</w:t>
+      </w:r>
+    </w:p>
+    <w:p>
+      <w:pPr>
+        <w:pStyle w:val="Compact"/>
+        <w:numPr>
+          <w:ilvl w:val="0"/>
+          <w:numId w:val="26"/>
+        </w:numPr>
+      </w:pPr>
+      <w:r>
+        <w:t>Day 1: 1 Kings 1–6</w:t>
+      </w:r>
+    </w:p>
+    <w:p>
+      <w:pPr>
+        <w:pStyle w:val="Compact"/>
+        <w:numPr>
+          <w:ilvl w:val="0"/>
+          <w:numId w:val="26"/>
+        </w:numPr>
+      </w:pPr>
+      <w:r>
+        <w:t>Day 2: 1 Kings 7–11</w:t>
+      </w:r>
+    </w:p>
+    <w:p>
+      <w:pPr>
+        <w:pStyle w:val="Compact"/>
+        <w:numPr>
+          <w:ilvl w:val="0"/>
+          <w:numId w:val="26"/>
+        </w:numPr>
+      </w:pPr>
+      <w:r>
+        <w:t>Day 3: 1 Kings 12–16</w:t>
+      </w:r>
+    </w:p>
+    <w:p>
+      <w:pPr>
+        <w:pStyle w:val="Compact"/>
+        <w:numPr>
+          <w:ilvl w:val="0"/>
+          <w:numId w:val="26"/>
+        </w:numPr>
+      </w:pPr>
+      <w:r>
+        <w:t>Day 4: 1 Kings 17–22</w:t>
+      </w:r>
+    </w:p>
+    <w:p>
+      <w:pPr>
+        <w:pStyle w:val="Heading2"/>
+      </w:pPr>
+      <w:bookmarkStart w:id="153" w:name="chronicles"/>
+      <w:bookmarkEnd w:id="152"/>
+      <w:r>
+        <w:t>1 Chronicles</w:t>
+      </w:r>
+    </w:p>
+    <w:p>
+      <w:pPr>
+        <w:pStyle w:val="Compact"/>
+        <w:numPr>
+          <w:ilvl w:val="0"/>
+          <w:numId w:val="26"/>
+        </w:numPr>
+      </w:pPr>
+      <w:r>
+        <w:t>Day 1: 1 Chronicles 1–6</w:t>
+      </w:r>
+    </w:p>
+    <w:p>
+      <w:pPr>
+        <w:pStyle w:val="Compact"/>
+        <w:numPr>
+          <w:ilvl w:val="0"/>
+          <w:numId w:val="26"/>
+        </w:numPr>
+      </w:pPr>
+      <w:r>
+        <w:t>Day 2: 1 Chronicles 7–12</w:t>
+      </w:r>
+    </w:p>
+    <w:p>
+      <w:pPr>
+        <w:pStyle w:val="Compact"/>
+        <w:numPr>
+          <w:ilvl w:val="0"/>
+          <w:numId w:val="26"/>
+        </w:numPr>
+      </w:pPr>
+      <w:r>
+        <w:t>Day 3: 1 Chronicles 13–18</w:t>
+      </w:r>
+    </w:p>
+    <w:p>
+      <w:pPr>
+        <w:pStyle w:val="Compact"/>
+        <w:numPr>
+          <w:ilvl w:val="0"/>
+          <w:numId w:val="26"/>
+        </w:numPr>
+      </w:pPr>
+      <w:r>
+        <w:t>Day 4: 1 Chronicles 19–24</w:t>
+      </w:r>
+    </w:p>
+    <w:p>
+      <w:pPr>
+        <w:pStyle w:val="Compact"/>
+        <w:numPr>
+          <w:ilvl w:val="0"/>
+          <w:numId w:val="26"/>
+        </w:numPr>
+      </w:pPr>
+      <w:r>
+        <w:t>Day 5: 1 Chronicles 25–29</w:t>
+      </w:r>
+    </w:p>
+    <w:p>
+      <w:pPr>
+        <w:pStyle w:val="Heading2"/>
+      </w:pPr>
+      <w:bookmarkStart w:id="154" w:name="psalms-17"/>
+      <w:bookmarkEnd w:id="153"/>
+      <w:r>
+        <w:t>Psalms</w:t>
+      </w:r>
+    </w:p>
+    <w:p>
+      <w:pPr>
+        <w:pStyle w:val="Compact"/>
+        <w:numPr>
+          <w:ilvl w:val="0"/>
+          <w:numId w:val="26"/>
+        </w:numPr>
+      </w:pPr>
+      <w:r>
+        <w:t>Day 18: Psalms 45, 47–48, 72</w:t>
+      </w:r>
+    </w:p>
+    <w:p>
+      <w:pPr>
+        <w:pStyle w:val="Compact"/>
+        <w:numPr>
+          <w:ilvl w:val="0"/>
+          <w:numId w:val="26"/>
+        </w:numPr>
+      </w:pPr>
+      <w:r>
+        <w:t>Day 19: Psalms 84–85, 87, 92–93, 96–100</w:t>
+      </w:r>
+    </w:p>
+    <w:p>
+      <w:pPr>
+        <w:pStyle w:val="Heading2"/>
+      </w:pPr>
+      <w:bookmarkStart w:id="155" w:name="corinthians"/>
+      <w:bookmarkEnd w:id="154"/>
+      <w:r>
+        <w:t>1 Corinthians</w:t>
+      </w:r>
+    </w:p>
+    <w:p>
+      <w:pPr>
+        <w:pStyle w:val="Compact"/>
+        <w:numPr>
+          <w:ilvl w:val="0"/>
+          <w:numId w:val="26"/>
+        </w:numPr>
+      </w:pPr>
+      <w:r>
+        <w:t>Day 1: 1 Corinthians 1–4</w:t>
+      </w:r>
+    </w:p>
+    <w:p>
+      <w:pPr>
+        <w:pStyle w:val="Compact"/>
+        <w:numPr>
+          <w:ilvl w:val="0"/>
+          <w:numId w:val="26"/>
+        </w:numPr>
+      </w:pPr>
+      <w:r>
+        <w:t>Day 2: 1 Corinthians 5–8</w:t>
+      </w:r>
+    </w:p>
+    <w:p>
+      <w:pPr>
+        <w:pStyle w:val="Compact"/>
+        <w:numPr>
+          <w:ilvl w:val="0"/>
+          <w:numId w:val="26"/>
+        </w:numPr>
+      </w:pPr>
+      <w:r>
+        <w:t>Day 3: 1 Corinthians 9–12</w:t>
+      </w:r>
+    </w:p>
+    <w:p>
+      <w:pPr>
+        <w:pStyle w:val="Compact"/>
+        <w:numPr>
+          <w:ilvl w:val="0"/>
+          <w:numId w:val="26"/>
+        </w:numPr>
+      </w:pPr>
+      <w:r>
+        <w:t>Day 4: 1 Corinthians 13–16</w:t>
+      </w:r>
+      <w:bookmarkEnd w:id="155"/>
+    </w:p>
+    <w:p>
+      <w:pPr>
+        <w:pStyle w:val="BodyText"/>
+      </w:pPr>
+    </w:p>
+    <w:p>
+      <w:pPr>
         <w:pStyle w:val="Heading3"/>
       </w:pPr>
-      <w:bookmarkStart w:id="130" w:name="kings-2"/>
-      <w:bookmarkStart w:id="131" w:name="day-1-1-kings-16"/>
+      <w:bookmarkStart w:id="156" w:name="day-1-1-kings-16"/>
+      <w:bookmarkStart w:id="157" w:name="kings-2"/>
       <w:r>
         <w:rPr>
           <w:b/>
@@ -6951,8 +8647,8 @@
       <w:pPr>
         <w:pStyle w:val="Heading3"/>
       </w:pPr>
-      <w:bookmarkStart w:id="132" w:name="day-2-1-kings-711"/>
-      <w:bookmarkEnd w:id="131"/>
+      <w:bookmarkStart w:id="158" w:name="day-2-1-kings-711"/>
+      <w:bookmarkEnd w:id="156"/>
       <w:r>
         <w:rPr>
           <w:b/>
@@ -7018,8 +8714,8 @@
       <w:pPr>
         <w:pStyle w:val="Heading3"/>
       </w:pPr>
-      <w:bookmarkStart w:id="133" w:name="day-3-1-kings-1216"/>
-      <w:bookmarkEnd w:id="132"/>
+      <w:bookmarkStart w:id="159" w:name="day-3-1-kings-1216"/>
+      <w:bookmarkEnd w:id="158"/>
       <w:r>
         <w:rPr>
           <w:b/>
@@ -7085,8 +8781,8 @@
       <w:pPr>
         <w:pStyle w:val="Heading3"/>
       </w:pPr>
-      <w:bookmarkStart w:id="134" w:name="day-4-1-kings-1722"/>
-      <w:bookmarkEnd w:id="133"/>
+      <w:bookmarkStart w:id="160" w:name="day-4-1-kings-1722"/>
+      <w:bookmarkEnd w:id="159"/>
       <w:r>
         <w:rPr>
           <w:b/>
@@ -7151,10 +8847,10 @@
       <w:pPr>
         <w:pStyle w:val="Heading3"/>
       </w:pPr>
-      <w:bookmarkStart w:id="135" w:name="chronicles-2"/>
-      <w:bookmarkStart w:id="136" w:name="day-1-1-chronicles-16"/>
-      <w:bookmarkEnd w:id="130"/>
-      <w:bookmarkEnd w:id="134"/>
+      <w:bookmarkStart w:id="161" w:name="day-1-1-chronicles-16"/>
+      <w:bookmarkStart w:id="162" w:name="chronicles-2"/>
+      <w:bookmarkEnd w:id="157"/>
+      <w:bookmarkEnd w:id="160"/>
       <w:r>
         <w:rPr>
           <w:b/>
@@ -7220,8 +8916,8 @@
       <w:pPr>
         <w:pStyle w:val="Heading3"/>
       </w:pPr>
-      <w:bookmarkStart w:id="137" w:name="day-2-1-chronicles-712"/>
-      <w:bookmarkEnd w:id="136"/>
+      <w:bookmarkStart w:id="163" w:name="day-2-1-chronicles-712"/>
+      <w:bookmarkEnd w:id="161"/>
       <w:r>
         <w:rPr>
           <w:b/>
@@ -7287,8 +8983,8 @@
       <w:pPr>
         <w:pStyle w:val="Heading3"/>
       </w:pPr>
-      <w:bookmarkStart w:id="138" w:name="day-3-1-chronicles-1318"/>
-      <w:bookmarkEnd w:id="137"/>
+      <w:bookmarkStart w:id="164" w:name="day-3-1-chronicles-1318"/>
+      <w:bookmarkEnd w:id="163"/>
       <w:r>
         <w:rPr>
           <w:b/>
@@ -7354,8 +9050,8 @@
       <w:pPr>
         <w:pStyle w:val="Heading3"/>
       </w:pPr>
-      <w:bookmarkStart w:id="139" w:name="day-4-1-chronicles-1924"/>
-      <w:bookmarkEnd w:id="138"/>
+      <w:bookmarkStart w:id="165" w:name="day-4-1-chronicles-1924"/>
+      <w:bookmarkEnd w:id="164"/>
       <w:r>
         <w:rPr>
           <w:b/>
@@ -7421,8 +9117,8 @@
       <w:pPr>
         <w:pStyle w:val="Heading3"/>
       </w:pPr>
-      <w:bookmarkStart w:id="140" w:name="day-5-1-chronicles-2529"/>
-      <w:bookmarkEnd w:id="139"/>
+      <w:bookmarkStart w:id="166" w:name="day-5-1-chronicles-2529"/>
+      <w:bookmarkEnd w:id="165"/>
       <w:r>
         <w:rPr>
           <w:b/>
@@ -7487,10 +9183,10 @@
       <w:pPr>
         <w:pStyle w:val="Heading3"/>
       </w:pPr>
-      <w:bookmarkStart w:id="141" w:name="psalms-28"/>
-      <w:bookmarkStart w:id="142" w:name="day-18-psalms-45-4748-72"/>
-      <w:bookmarkEnd w:id="135"/>
-      <w:bookmarkEnd w:id="140"/>
+      <w:bookmarkStart w:id="167" w:name="day-18-psalms-45-4748-72"/>
+      <w:bookmarkStart w:id="168" w:name="psalms-28"/>
+      <w:bookmarkEnd w:id="162"/>
+      <w:bookmarkEnd w:id="166"/>
       <w:r>
         <w:rPr>
           <w:b/>
@@ -7556,8 +9252,8 @@
       <w:pPr>
         <w:pStyle w:val="Heading3"/>
       </w:pPr>
-      <w:bookmarkStart w:id="143" w:name="day-19-psalms-8485-87-9293-96100"/>
-      <w:bookmarkEnd w:id="142"/>
+      <w:bookmarkStart w:id="169" w:name="day-19-psalms-8485-87-9293-96100"/>
+      <w:bookmarkEnd w:id="167"/>
       <w:r>
         <w:rPr>
           <w:b/>
@@ -7622,10 +9318,10 @@
       <w:pPr>
         <w:pStyle w:val="Heading3"/>
       </w:pPr>
-      <w:bookmarkStart w:id="144" w:name="corinthians-2"/>
-      <w:bookmarkStart w:id="145" w:name="day-1-1-corinthians-14"/>
-      <w:bookmarkEnd w:id="141"/>
-      <w:bookmarkEnd w:id="143"/>
+      <w:bookmarkStart w:id="170" w:name="day-1-1-corinthians-14"/>
+      <w:bookmarkStart w:id="171" w:name="corinthians-2"/>
+      <w:bookmarkEnd w:id="168"/>
+      <w:bookmarkEnd w:id="169"/>
       <w:r>
         <w:rPr>
           <w:b/>
@@ -7691,8 +9387,8 @@
       <w:pPr>
         <w:pStyle w:val="Heading3"/>
       </w:pPr>
-      <w:bookmarkStart w:id="146" w:name="day-2-1-corinthians-58"/>
-      <w:bookmarkEnd w:id="145"/>
+      <w:bookmarkStart w:id="172" w:name="day-2-1-corinthians-58"/>
+      <w:bookmarkEnd w:id="170"/>
       <w:r>
         <w:rPr>
           <w:b/>
@@ -7758,8 +9454,8 @@
       <w:pPr>
         <w:pStyle w:val="Heading3"/>
       </w:pPr>
-      <w:bookmarkStart w:id="147" w:name="day-3-1-corinthians-912"/>
-      <w:bookmarkEnd w:id="146"/>
+      <w:bookmarkStart w:id="173" w:name="day-3-1-corinthians-912"/>
+      <w:bookmarkEnd w:id="172"/>
       <w:r>
         <w:rPr>
           <w:b/>
@@ -7825,8 +9521,8 @@
       <w:pPr>
         <w:pStyle w:val="Heading3"/>
       </w:pPr>
-      <w:bookmarkStart w:id="148" w:name="day-4-1-corinthians-1316"/>
-      <w:bookmarkEnd w:id="147"/>
+      <w:bookmarkStart w:id="174" w:name="day-4-1-corinthians-1316"/>
+      <w:bookmarkEnd w:id="173"/>
       <w:r>
         <w:rPr>
           <w:b/>
@@ -7892,9 +9588,9 @@
       <w:pPr>
         <w:pStyle w:val="Heading3"/>
       </w:pPr>
-      <w:bookmarkStart w:id="149" w:name="Xcaca3d979c2b63ee0a524fa9f21d3fc6ea2e4eb"/>
-      <w:bookmarkEnd w:id="144"/>
-      <w:bookmarkEnd w:id="148"/>
+      <w:bookmarkStart w:id="175" w:name="Xcaca3d979c2b63ee0a524fa9f21d3fc6ea2e4eb"/>
+      <w:bookmarkEnd w:id="171"/>
+      <w:bookmarkEnd w:id="174"/>
       <w:r>
         <w:lastRenderedPageBreak/>
         <w:t>Section-Level Reflection – Early Divided Monarchy</w:t>
@@ -7966,8 +9662,8 @@
       <w:pPr>
         <w:pStyle w:val="Heading1"/>
       </w:pPr>
-      <w:bookmarkStart w:id="150" w:name="section-7-late-divided-monarchy-fall"/>
-      <w:bookmarkEnd w:id="149"/>
+      <w:bookmarkStart w:id="176" w:name="section-7-late-divided-monarchy-fall"/>
+      <w:bookmarkEnd w:id="175"/>
       <w:r>
         <w:lastRenderedPageBreak/>
         <w:t>Section 7 – Late Divided Monarchy &amp; Fall</w:t>
@@ -7975,11 +9671,584 @@
     </w:p>
     <w:p>
       <w:pPr>
+        <w:pStyle w:val="BodyText"/>
+      </w:pPr>
+      <w:r>
+        <w:rPr>
+          <w:b/>
+          <w:bCs/>
+        </w:rPr>
+        <w:t>Theme:</w:t>
+      </w:r>
+      <w:r>
+        <w:t> Prophets warn a corrupt nation approaching judgment.</w:t>
+      </w:r>
+    </w:p>
+    <w:tbl>
+      <w:tblPr>
+        <w:tblStyle w:val="TableGrid"/>
+        <w:tblW w:w="0" w:type="auto"/>
+        <w:tblBorders>
+          <w:top w:val="none" w:sz="0" w:space="0" w:color="auto"/>
+          <w:left w:val="none" w:sz="0" w:space="0" w:color="auto"/>
+          <w:bottom w:val="none" w:sz="0" w:space="0" w:color="auto"/>
+          <w:right w:val="none" w:sz="0" w:space="0" w:color="auto"/>
+          <w:insideH w:val="none" w:sz="0" w:space="0" w:color="auto"/>
+          <w:insideV w:val="none" w:sz="0" w:space="0" w:color="auto"/>
+        </w:tblBorders>
+        <w:tblLook w:val="04A0" w:firstRow="1" w:lastRow="0" w:firstColumn="1" w:lastColumn="0" w:noHBand="0" w:noVBand="1"/>
+      </w:tblPr>
+      <w:tblGrid>
+        <w:gridCol w:w="4788"/>
+        <w:gridCol w:w="4788"/>
+      </w:tblGrid>
+      <w:tr>
+        <w:tc>
+          <w:tcPr>
+            <w:tcW w:w="4788" w:type="dxa"/>
+          </w:tcPr>
+          <w:p>
+            <w:pPr>
+              <w:pStyle w:val="Heading2"/>
+            </w:pPr>
+            <w:bookmarkStart w:id="177" w:name="kings-1"/>
+            <w:r>
+              <w:t>2 Kings</w:t>
+            </w:r>
+          </w:p>
+          <w:p>
+            <w:pPr>
+              <w:pStyle w:val="Compact"/>
+              <w:numPr>
+                <w:ilvl w:val="0"/>
+                <w:numId w:val="26"/>
+              </w:numPr>
+            </w:pPr>
+            <w:r>
+              <w:t>Day 1: 2 Kings 1–5</w:t>
+            </w:r>
+          </w:p>
+          <w:p>
+            <w:pPr>
+              <w:pStyle w:val="Compact"/>
+              <w:numPr>
+                <w:ilvl w:val="0"/>
+                <w:numId w:val="26"/>
+              </w:numPr>
+            </w:pPr>
+            <w:r>
+              <w:t>Day 2: 2 Kings 6–10</w:t>
+            </w:r>
+          </w:p>
+          <w:p>
+            <w:pPr>
+              <w:pStyle w:val="Compact"/>
+              <w:numPr>
+                <w:ilvl w:val="0"/>
+                <w:numId w:val="26"/>
+              </w:numPr>
+            </w:pPr>
+            <w:r>
+              <w:t>Day 3: 2 Kings 11–15</w:t>
+            </w:r>
+          </w:p>
+          <w:p>
+            <w:pPr>
+              <w:pStyle w:val="Compact"/>
+              <w:numPr>
+                <w:ilvl w:val="0"/>
+                <w:numId w:val="26"/>
+              </w:numPr>
+            </w:pPr>
+            <w:r>
+              <w:t>Day 4: 2 Kings 16–20</w:t>
+            </w:r>
+          </w:p>
+          <w:p>
+            <w:pPr>
+              <w:pStyle w:val="Compact"/>
+              <w:numPr>
+                <w:ilvl w:val="0"/>
+                <w:numId w:val="26"/>
+              </w:numPr>
+            </w:pPr>
+            <w:r>
+              <w:t>Day 5: 2 Kings 21–25</w:t>
+            </w:r>
+          </w:p>
+          <w:p>
+            <w:pPr>
+              <w:pStyle w:val="Heading2"/>
+            </w:pPr>
+            <w:bookmarkStart w:id="178" w:name="chronicles-1"/>
+            <w:bookmarkEnd w:id="177"/>
+            <w:r>
+              <w:t>2 Chronicles</w:t>
+            </w:r>
+          </w:p>
+          <w:p>
+            <w:pPr>
+              <w:pStyle w:val="Compact"/>
+              <w:numPr>
+                <w:ilvl w:val="0"/>
+                <w:numId w:val="26"/>
+              </w:numPr>
+            </w:pPr>
+            <w:r>
+              <w:t>Day 1: 2 Chronicles 1–5</w:t>
+            </w:r>
+          </w:p>
+          <w:p>
+            <w:pPr>
+              <w:pStyle w:val="Compact"/>
+              <w:numPr>
+                <w:ilvl w:val="0"/>
+                <w:numId w:val="26"/>
+              </w:numPr>
+            </w:pPr>
+            <w:r>
+              <w:t>Day 2: 2 Chronicles 6–10</w:t>
+            </w:r>
+          </w:p>
+          <w:p>
+            <w:pPr>
+              <w:pStyle w:val="Compact"/>
+              <w:numPr>
+                <w:ilvl w:val="0"/>
+                <w:numId w:val="26"/>
+              </w:numPr>
+            </w:pPr>
+            <w:r>
+              <w:t>Day 3: 2 Chronicles 11–15</w:t>
+            </w:r>
+          </w:p>
+          <w:p>
+            <w:pPr>
+              <w:pStyle w:val="Compact"/>
+              <w:numPr>
+                <w:ilvl w:val="0"/>
+                <w:numId w:val="26"/>
+              </w:numPr>
+            </w:pPr>
+            <w:r>
+              <w:t>Day 4: 2 Chronicles 16–20</w:t>
+            </w:r>
+          </w:p>
+          <w:p>
+            <w:pPr>
+              <w:pStyle w:val="Compact"/>
+              <w:numPr>
+                <w:ilvl w:val="0"/>
+                <w:numId w:val="26"/>
+              </w:numPr>
+            </w:pPr>
+            <w:r>
+              <w:t>Day 5: 2 Chronicles 21–25</w:t>
+            </w:r>
+          </w:p>
+          <w:p>
+            <w:pPr>
+              <w:pStyle w:val="Compact"/>
+              <w:numPr>
+                <w:ilvl w:val="0"/>
+                <w:numId w:val="26"/>
+              </w:numPr>
+            </w:pPr>
+            <w:r>
+              <w:t>Day 6: 2 Chronicles 26–30</w:t>
+            </w:r>
+          </w:p>
+          <w:p>
+            <w:pPr>
+              <w:pStyle w:val="Compact"/>
+              <w:numPr>
+                <w:ilvl w:val="0"/>
+                <w:numId w:val="26"/>
+              </w:numPr>
+            </w:pPr>
+            <w:r>
+              <w:t>Day 7: 2 Chronicles 31–36</w:t>
+            </w:r>
+          </w:p>
+          <w:p>
+            <w:pPr>
+              <w:pStyle w:val="Heading2"/>
+            </w:pPr>
+            <w:bookmarkStart w:id="179" w:name="amos"/>
+            <w:bookmarkEnd w:id="178"/>
+            <w:r>
+              <w:t>Amos</w:t>
+            </w:r>
+          </w:p>
+          <w:p>
+            <w:pPr>
+              <w:pStyle w:val="Compact"/>
+              <w:numPr>
+                <w:ilvl w:val="0"/>
+                <w:numId w:val="26"/>
+              </w:numPr>
+            </w:pPr>
+            <w:r>
+              <w:t>Day 1: Amos 1–4</w:t>
+            </w:r>
+          </w:p>
+          <w:p>
+            <w:pPr>
+              <w:pStyle w:val="Compact"/>
+              <w:numPr>
+                <w:ilvl w:val="0"/>
+                <w:numId w:val="26"/>
+              </w:numPr>
+            </w:pPr>
+            <w:r>
+              <w:t>Day 2: Amos 5–9</w:t>
+            </w:r>
+          </w:p>
+          <w:p>
+            <w:pPr>
+              <w:pStyle w:val="Heading2"/>
+            </w:pPr>
+            <w:bookmarkStart w:id="180" w:name="hosea"/>
+            <w:bookmarkEnd w:id="179"/>
+            <w:r>
+              <w:t>Hosea</w:t>
+            </w:r>
+          </w:p>
+          <w:p>
+            <w:pPr>
+              <w:pStyle w:val="Compact"/>
+              <w:numPr>
+                <w:ilvl w:val="0"/>
+                <w:numId w:val="26"/>
+              </w:numPr>
+            </w:pPr>
+            <w:r>
+              <w:t>Day 1: Hosea 1–5</w:t>
+            </w:r>
+          </w:p>
+          <w:p>
+            <w:pPr>
+              <w:pStyle w:val="Compact"/>
+              <w:numPr>
+                <w:ilvl w:val="0"/>
+                <w:numId w:val="26"/>
+              </w:numPr>
+            </w:pPr>
+            <w:r>
+              <w:t>Day 2: Hosea 6–10</w:t>
+            </w:r>
+          </w:p>
+          <w:p>
+            <w:pPr>
+              <w:pStyle w:val="Compact"/>
+              <w:numPr>
+                <w:ilvl w:val="0"/>
+                <w:numId w:val="26"/>
+              </w:numPr>
+            </w:pPr>
+            <w:r>
+              <w:t>Day 3: Hosea 11–14</w:t>
+            </w:r>
+          </w:p>
+          <w:p>
+            <w:pPr>
+              <w:pStyle w:val="Heading2"/>
+            </w:pPr>
+            <w:bookmarkStart w:id="181" w:name="micah"/>
+            <w:bookmarkEnd w:id="180"/>
+            <w:r>
+              <w:t>Micah</w:t>
+            </w:r>
+          </w:p>
+          <w:p>
+            <w:pPr>
+              <w:pStyle w:val="Compact"/>
+              <w:numPr>
+                <w:ilvl w:val="0"/>
+                <w:numId w:val="26"/>
+              </w:numPr>
+            </w:pPr>
+            <w:r>
+              <w:t>Day 1: Micah 1–3</w:t>
+            </w:r>
+          </w:p>
+          <w:p>
+            <w:pPr>
+              <w:pStyle w:val="Compact"/>
+              <w:numPr>
+                <w:ilvl w:val="0"/>
+                <w:numId w:val="26"/>
+              </w:numPr>
+            </w:pPr>
+            <w:r>
+              <w:t>Day 2: Micah 4–7</w:t>
+            </w:r>
+            <w:bookmarkEnd w:id="181"/>
+          </w:p>
+          <w:p>
+            <w:pPr>
+              <w:pStyle w:val="Heading2"/>
+            </w:pPr>
+            <w:bookmarkStart w:id="182" w:name="jonah"/>
+            <w:r>
+              <w:t>Jonah</w:t>
+            </w:r>
+          </w:p>
+          <w:p>
+            <w:pPr>
+              <w:pStyle w:val="Compact"/>
+              <w:numPr>
+                <w:ilvl w:val="0"/>
+                <w:numId w:val="26"/>
+              </w:numPr>
+            </w:pPr>
+            <w:r>
+              <w:t>Day 1: Jonah 1–4</w:t>
+            </w:r>
+            <w:bookmarkEnd w:id="182"/>
+          </w:p>
+        </w:tc>
+        <w:tc>
+          <w:tcPr>
+            <w:tcW w:w="4788" w:type="dxa"/>
+          </w:tcPr>
+          <w:p>
+            <w:pPr>
+              <w:pStyle w:val="Heading2"/>
+            </w:pPr>
+            <w:bookmarkStart w:id="183" w:name="nahum"/>
+            <w:bookmarkStart w:id="184" w:name="zephaniah"/>
+            <w:bookmarkStart w:id="185" w:name="habakkuk"/>
+            <w:bookmarkStart w:id="186" w:name="psalms-18"/>
+            <w:r>
+              <w:t>Nahum</w:t>
+            </w:r>
+          </w:p>
+          <w:p>
+            <w:pPr>
+              <w:pStyle w:val="Compact"/>
+              <w:numPr>
+                <w:ilvl w:val="0"/>
+                <w:numId w:val="26"/>
+              </w:numPr>
+            </w:pPr>
+            <w:r>
+              <w:t>Day 1: Nahum 1–3</w:t>
+            </w:r>
+            <w:bookmarkEnd w:id="183"/>
+          </w:p>
+          <w:p>
+            <w:pPr>
+              <w:pStyle w:val="Heading2"/>
+            </w:pPr>
+            <w:r>
+              <w:t>Zephaniah</w:t>
+            </w:r>
+          </w:p>
+          <w:p>
+            <w:pPr>
+              <w:pStyle w:val="Compact"/>
+              <w:numPr>
+                <w:ilvl w:val="0"/>
+                <w:numId w:val="26"/>
+              </w:numPr>
+            </w:pPr>
+            <w:r>
+              <w:t>Day 1: Zephaniah 1–3</w:t>
+            </w:r>
+          </w:p>
+          <w:p>
+            <w:pPr>
+              <w:pStyle w:val="Heading2"/>
+            </w:pPr>
+            <w:bookmarkStart w:id="187" w:name="obadiah"/>
+            <w:bookmarkEnd w:id="184"/>
+            <w:r>
+              <w:t>Obadiah</w:t>
+            </w:r>
+          </w:p>
+          <w:p>
+            <w:pPr>
+              <w:pStyle w:val="Compact"/>
+              <w:numPr>
+                <w:ilvl w:val="0"/>
+                <w:numId w:val="26"/>
+              </w:numPr>
+            </w:pPr>
+            <w:r>
+              <w:t>Day 1: Obadiah 1</w:t>
+            </w:r>
+          </w:p>
+          <w:p>
+            <w:pPr>
+              <w:pStyle w:val="Heading2"/>
+            </w:pPr>
+            <w:bookmarkStart w:id="188" w:name="joel"/>
+            <w:bookmarkEnd w:id="187"/>
+            <w:r>
+              <w:t>Joel</w:t>
+            </w:r>
+          </w:p>
+          <w:p>
+            <w:pPr>
+              <w:pStyle w:val="Compact"/>
+              <w:numPr>
+                <w:ilvl w:val="0"/>
+                <w:numId w:val="26"/>
+              </w:numPr>
+            </w:pPr>
+            <w:r>
+              <w:t>Day 1: Joel 1–3</w:t>
+            </w:r>
+            <w:bookmarkEnd w:id="188"/>
+          </w:p>
+          <w:p>
+            <w:pPr>
+              <w:pStyle w:val="Heading2"/>
+            </w:pPr>
+            <w:r>
+              <w:t>Habakkuk</w:t>
+            </w:r>
+          </w:p>
+          <w:bookmarkEnd w:id="185"/>
+          <w:p>
+            <w:pPr>
+              <w:pStyle w:val="Compact"/>
+              <w:numPr>
+                <w:ilvl w:val="0"/>
+                <w:numId w:val="26"/>
+              </w:numPr>
+            </w:pPr>
+            <w:r>
+              <w:t>Day 1: Habakkuk 1–3</w:t>
+            </w:r>
+          </w:p>
+          <w:p>
+            <w:pPr>
+              <w:pStyle w:val="Heading2"/>
+            </w:pPr>
+            <w:r>
+              <w:t>Psalms</w:t>
+            </w:r>
+          </w:p>
+          <w:p>
+            <w:pPr>
+              <w:pStyle w:val="Compact"/>
+              <w:numPr>
+                <w:ilvl w:val="0"/>
+                <w:numId w:val="26"/>
+              </w:numPr>
+            </w:pPr>
+            <w:r>
+              <w:t>Day 20: Psalms 10, 38, 50, 74–75</w:t>
+            </w:r>
+          </w:p>
+          <w:p>
+            <w:pPr>
+              <w:pStyle w:val="Compact"/>
+              <w:numPr>
+                <w:ilvl w:val="0"/>
+                <w:numId w:val="26"/>
+              </w:numPr>
+            </w:pPr>
+            <w:r>
+              <w:t>Day 21: Psalms 79–80, 82–83</w:t>
+            </w:r>
+          </w:p>
+          <w:p>
+            <w:pPr>
+              <w:pStyle w:val="Compact"/>
+              <w:numPr>
+                <w:ilvl w:val="0"/>
+                <w:numId w:val="26"/>
+              </w:numPr>
+            </w:pPr>
+            <w:r>
+              <w:t>Day 22: Psalms 89, 94, 106, 109</w:t>
+            </w:r>
+          </w:p>
+          <w:p>
+            <w:pPr>
+              <w:pStyle w:val="Heading2"/>
+            </w:pPr>
+            <w:bookmarkStart w:id="189" w:name="corinthians-1"/>
+            <w:bookmarkEnd w:id="186"/>
+            <w:r>
+              <w:t>2 Corinthians</w:t>
+            </w:r>
+          </w:p>
+          <w:p>
+            <w:pPr>
+              <w:pStyle w:val="Compact"/>
+              <w:numPr>
+                <w:ilvl w:val="0"/>
+                <w:numId w:val="26"/>
+              </w:numPr>
+            </w:pPr>
+            <w:r>
+              <w:t>Day 1: 2 Corinthians 1–4</w:t>
+            </w:r>
+          </w:p>
+          <w:p>
+            <w:pPr>
+              <w:pStyle w:val="Compact"/>
+              <w:numPr>
+                <w:ilvl w:val="0"/>
+                <w:numId w:val="26"/>
+              </w:numPr>
+            </w:pPr>
+            <w:r>
+              <w:t>Day 2: 2 Corinthians 5–9</w:t>
+            </w:r>
+          </w:p>
+          <w:p>
+            <w:pPr>
+              <w:pStyle w:val="Compact"/>
+              <w:numPr>
+                <w:ilvl w:val="0"/>
+                <w:numId w:val="26"/>
+              </w:numPr>
+            </w:pPr>
+            <w:r>
+              <w:t>Day 3: 2 Corinthians 10–13</w:t>
+            </w:r>
+          </w:p>
+          <w:bookmarkEnd w:id="189"/>
+          <w:p>
+            <w:pPr>
+              <w:pStyle w:val="Heading2"/>
+            </w:pPr>
+            <w:r>
+              <w:t>2 Peter</w:t>
+            </w:r>
+          </w:p>
+          <w:p>
+            <w:pPr>
+              <w:pStyle w:val="Compact"/>
+              <w:numPr>
+                <w:ilvl w:val="0"/>
+                <w:numId w:val="26"/>
+              </w:numPr>
+            </w:pPr>
+            <w:r>
+              <w:t>Day 1: 2 Peter 1–3</w:t>
+            </w:r>
+          </w:p>
+        </w:tc>
+      </w:tr>
+    </w:tbl>
+    <w:p>
+      <w:pPr>
+        <w:pStyle w:val="BodyText"/>
+      </w:pPr>
+    </w:p>
+    <w:p>
+      <w:pPr>
         <w:pStyle w:val="Heading3"/>
       </w:pPr>
-      <w:bookmarkStart w:id="151" w:name="kings-3"/>
-      <w:bookmarkStart w:id="152" w:name="day-1-2-kings-15"/>
-      <w:bookmarkEnd w:id="150"/>
+      <w:bookmarkStart w:id="190" w:name="day-1-2-kings-15"/>
+      <w:bookmarkStart w:id="191" w:name="kings-3"/>
+      <w:bookmarkEnd w:id="176"/>
       <w:r>
         <w:rPr>
           <w:b/>
@@ -8045,8 +10314,8 @@
       <w:pPr>
         <w:pStyle w:val="Heading3"/>
       </w:pPr>
-      <w:bookmarkStart w:id="153" w:name="day-2-2-kings-610"/>
-      <w:bookmarkEnd w:id="152"/>
+      <w:bookmarkStart w:id="192" w:name="day-2-2-kings-610"/>
+      <w:bookmarkEnd w:id="190"/>
       <w:r>
         <w:rPr>
           <w:b/>
@@ -8112,8 +10381,8 @@
       <w:pPr>
         <w:pStyle w:val="Heading3"/>
       </w:pPr>
-      <w:bookmarkStart w:id="154" w:name="day-3-2-kings-1115"/>
-      <w:bookmarkEnd w:id="153"/>
+      <w:bookmarkStart w:id="193" w:name="day-3-2-kings-1115"/>
+      <w:bookmarkEnd w:id="192"/>
       <w:r>
         <w:rPr>
           <w:b/>
@@ -8179,8 +10448,8 @@
       <w:pPr>
         <w:pStyle w:val="Heading3"/>
       </w:pPr>
-      <w:bookmarkStart w:id="155" w:name="day-4-2-kings-1620"/>
-      <w:bookmarkEnd w:id="154"/>
+      <w:bookmarkStart w:id="194" w:name="day-4-2-kings-1620"/>
+      <w:bookmarkEnd w:id="193"/>
       <w:r>
         <w:rPr>
           <w:b/>
@@ -8246,8 +10515,8 @@
       <w:pPr>
         <w:pStyle w:val="Heading3"/>
       </w:pPr>
-      <w:bookmarkStart w:id="156" w:name="day-5-2-kings-2125"/>
-      <w:bookmarkEnd w:id="155"/>
+      <w:bookmarkStart w:id="195" w:name="day-5-2-kings-2125"/>
+      <w:bookmarkEnd w:id="194"/>
       <w:r>
         <w:rPr>
           <w:b/>
@@ -8312,10 +10581,10 @@
       <w:pPr>
         <w:pStyle w:val="Heading3"/>
       </w:pPr>
-      <w:bookmarkStart w:id="157" w:name="chronicles-3"/>
-      <w:bookmarkStart w:id="158" w:name="day-1-2-chronicles-15"/>
-      <w:bookmarkEnd w:id="151"/>
-      <w:bookmarkEnd w:id="156"/>
+      <w:bookmarkStart w:id="196" w:name="day-1-2-chronicles-15"/>
+      <w:bookmarkStart w:id="197" w:name="chronicles-3"/>
+      <w:bookmarkEnd w:id="191"/>
+      <w:bookmarkEnd w:id="195"/>
       <w:r>
         <w:rPr>
           <w:b/>
@@ -8381,8 +10650,8 @@
       <w:pPr>
         <w:pStyle w:val="Heading3"/>
       </w:pPr>
-      <w:bookmarkStart w:id="159" w:name="day-2-2-chronicles-610"/>
-      <w:bookmarkEnd w:id="158"/>
+      <w:bookmarkStart w:id="198" w:name="day-2-2-chronicles-610"/>
+      <w:bookmarkEnd w:id="196"/>
       <w:r>
         <w:rPr>
           <w:b/>
@@ -8448,8 +10717,8 @@
       <w:pPr>
         <w:pStyle w:val="Heading3"/>
       </w:pPr>
-      <w:bookmarkStart w:id="160" w:name="day-3-2-chronicles-1115"/>
-      <w:bookmarkEnd w:id="159"/>
+      <w:bookmarkStart w:id="199" w:name="day-3-2-chronicles-1115"/>
+      <w:bookmarkEnd w:id="198"/>
       <w:r>
         <w:rPr>
           <w:b/>
@@ -8515,8 +10784,8 @@
       <w:pPr>
         <w:pStyle w:val="Heading3"/>
       </w:pPr>
-      <w:bookmarkStart w:id="161" w:name="day-4-2-chronicles-1620"/>
-      <w:bookmarkEnd w:id="160"/>
+      <w:bookmarkStart w:id="200" w:name="day-4-2-chronicles-1620"/>
+      <w:bookmarkEnd w:id="199"/>
       <w:r>
         <w:rPr>
           <w:b/>
@@ -8582,8 +10851,8 @@
       <w:pPr>
         <w:pStyle w:val="Heading3"/>
       </w:pPr>
-      <w:bookmarkStart w:id="162" w:name="day-5-2-chronicles-2125"/>
-      <w:bookmarkEnd w:id="161"/>
+      <w:bookmarkStart w:id="201" w:name="day-5-2-chronicles-2125"/>
+      <w:bookmarkEnd w:id="200"/>
       <w:r>
         <w:rPr>
           <w:b/>
@@ -8649,8 +10918,8 @@
       <w:pPr>
         <w:pStyle w:val="Heading3"/>
       </w:pPr>
-      <w:bookmarkStart w:id="163" w:name="day-6-2-chronicles-2630"/>
-      <w:bookmarkEnd w:id="162"/>
+      <w:bookmarkStart w:id="202" w:name="day-6-2-chronicles-2630"/>
+      <w:bookmarkEnd w:id="201"/>
       <w:r>
         <w:rPr>
           <w:b/>
@@ -8716,8 +10985,8 @@
       <w:pPr>
         <w:pStyle w:val="Heading3"/>
       </w:pPr>
-      <w:bookmarkStart w:id="164" w:name="day-7-2-chronicles-3136"/>
-      <w:bookmarkEnd w:id="163"/>
+      <w:bookmarkStart w:id="203" w:name="day-7-2-chronicles-3136"/>
+      <w:bookmarkEnd w:id="202"/>
       <w:r>
         <w:rPr>
           <w:b/>
@@ -8782,10 +11051,10 @@
       <w:pPr>
         <w:pStyle w:val="Heading3"/>
       </w:pPr>
-      <w:bookmarkStart w:id="165" w:name="amos-1"/>
-      <w:bookmarkStart w:id="166" w:name="day-1-amos-14"/>
-      <w:bookmarkEnd w:id="157"/>
-      <w:bookmarkEnd w:id="164"/>
+      <w:bookmarkStart w:id="204" w:name="day-1-amos-14"/>
+      <w:bookmarkStart w:id="205" w:name="amos-1"/>
+      <w:bookmarkEnd w:id="197"/>
+      <w:bookmarkEnd w:id="203"/>
       <w:r>
         <w:rPr>
           <w:b/>
@@ -8851,8 +11120,8 @@
       <w:pPr>
         <w:pStyle w:val="Heading3"/>
       </w:pPr>
-      <w:bookmarkStart w:id="167" w:name="day-2-amos-59"/>
-      <w:bookmarkEnd w:id="166"/>
+      <w:bookmarkStart w:id="206" w:name="day-2-amos-59"/>
+      <w:bookmarkEnd w:id="204"/>
       <w:r>
         <w:rPr>
           <w:b/>
@@ -8917,10 +11186,10 @@
       <w:pPr>
         <w:pStyle w:val="Heading3"/>
       </w:pPr>
-      <w:bookmarkStart w:id="168" w:name="hosea-1"/>
-      <w:bookmarkStart w:id="169" w:name="day-1-hosea-15"/>
-      <w:bookmarkEnd w:id="165"/>
-      <w:bookmarkEnd w:id="167"/>
+      <w:bookmarkStart w:id="207" w:name="day-1-hosea-15"/>
+      <w:bookmarkStart w:id="208" w:name="hosea-1"/>
+      <w:bookmarkEnd w:id="205"/>
+      <w:bookmarkEnd w:id="206"/>
       <w:r>
         <w:rPr>
           <w:b/>
@@ -8986,8 +11255,8 @@
       <w:pPr>
         <w:pStyle w:val="Heading3"/>
       </w:pPr>
-      <w:bookmarkStart w:id="170" w:name="day-2-hosea-610"/>
-      <w:bookmarkEnd w:id="169"/>
+      <w:bookmarkStart w:id="209" w:name="day-2-hosea-610"/>
+      <w:bookmarkEnd w:id="207"/>
       <w:r>
         <w:rPr>
           <w:b/>
@@ -9053,8 +11322,8 @@
       <w:pPr>
         <w:pStyle w:val="Heading3"/>
       </w:pPr>
-      <w:bookmarkStart w:id="171" w:name="day-3-hosea-1114"/>
-      <w:bookmarkEnd w:id="170"/>
+      <w:bookmarkStart w:id="210" w:name="day-3-hosea-1114"/>
+      <w:bookmarkEnd w:id="209"/>
       <w:r>
         <w:rPr>
           <w:b/>
@@ -9119,10 +11388,10 @@
       <w:pPr>
         <w:pStyle w:val="Heading3"/>
       </w:pPr>
-      <w:bookmarkStart w:id="172" w:name="micah-1"/>
-      <w:bookmarkStart w:id="173" w:name="day-1-micah-13"/>
-      <w:bookmarkEnd w:id="168"/>
-      <w:bookmarkEnd w:id="171"/>
+      <w:bookmarkStart w:id="211" w:name="day-1-micah-13"/>
+      <w:bookmarkStart w:id="212" w:name="micah-1"/>
+      <w:bookmarkEnd w:id="208"/>
+      <w:bookmarkEnd w:id="210"/>
       <w:r>
         <w:rPr>
           <w:b/>
@@ -9188,8 +11457,8 @@
       <w:pPr>
         <w:pStyle w:val="Heading3"/>
       </w:pPr>
-      <w:bookmarkStart w:id="174" w:name="day-2-micah-47"/>
-      <w:bookmarkEnd w:id="173"/>
+      <w:bookmarkStart w:id="213" w:name="day-2-micah-47"/>
+      <w:bookmarkEnd w:id="211"/>
       <w:r>
         <w:rPr>
           <w:b/>
@@ -9254,10 +11523,10 @@
       <w:pPr>
         <w:pStyle w:val="Heading3"/>
       </w:pPr>
-      <w:bookmarkStart w:id="175" w:name="jonah-1"/>
-      <w:bookmarkStart w:id="176" w:name="day-1-jonah-14"/>
-      <w:bookmarkEnd w:id="172"/>
-      <w:bookmarkEnd w:id="174"/>
+      <w:bookmarkStart w:id="214" w:name="jonah-1"/>
+      <w:bookmarkStart w:id="215" w:name="day-1-jonah-14"/>
+      <w:bookmarkEnd w:id="212"/>
+      <w:bookmarkEnd w:id="213"/>
       <w:r>
         <w:rPr>
           <w:b/>
@@ -9322,10 +11591,10 @@
       <w:pPr>
         <w:pStyle w:val="Heading3"/>
       </w:pPr>
-      <w:bookmarkStart w:id="177" w:name="nahum-1"/>
-      <w:bookmarkStart w:id="178" w:name="day-1-nahum-13"/>
-      <w:bookmarkEnd w:id="175"/>
-      <w:bookmarkEnd w:id="176"/>
+      <w:bookmarkStart w:id="216" w:name="nahum-1"/>
+      <w:bookmarkStart w:id="217" w:name="day-1-nahum-13"/>
+      <w:bookmarkEnd w:id="214"/>
+      <w:bookmarkEnd w:id="215"/>
       <w:r>
         <w:rPr>
           <w:b/>
@@ -9390,10 +11659,10 @@
       <w:pPr>
         <w:pStyle w:val="Heading3"/>
       </w:pPr>
-      <w:bookmarkStart w:id="179" w:name="zephaniah-1"/>
-      <w:bookmarkStart w:id="180" w:name="day-1-zephaniah-13"/>
-      <w:bookmarkEnd w:id="177"/>
-      <w:bookmarkEnd w:id="178"/>
+      <w:bookmarkStart w:id="218" w:name="zephaniah-1"/>
+      <w:bookmarkStart w:id="219" w:name="day-1-zephaniah-13"/>
+      <w:bookmarkEnd w:id="216"/>
+      <w:bookmarkEnd w:id="217"/>
       <w:r>
         <w:rPr>
           <w:b/>
@@ -9458,10 +11727,10 @@
       <w:pPr>
         <w:pStyle w:val="Heading3"/>
       </w:pPr>
-      <w:bookmarkStart w:id="181" w:name="obadiah-1"/>
-      <w:bookmarkStart w:id="182" w:name="day-1-obadiah"/>
-      <w:bookmarkEnd w:id="179"/>
-      <w:bookmarkEnd w:id="180"/>
+      <w:bookmarkStart w:id="220" w:name="obadiah-1"/>
+      <w:bookmarkStart w:id="221" w:name="day-1-obadiah"/>
+      <w:bookmarkEnd w:id="218"/>
+      <w:bookmarkEnd w:id="219"/>
       <w:r>
         <w:rPr>
           <w:b/>
@@ -9526,10 +11795,10 @@
       <w:pPr>
         <w:pStyle w:val="Heading3"/>
       </w:pPr>
-      <w:bookmarkStart w:id="183" w:name="joel-1"/>
-      <w:bookmarkStart w:id="184" w:name="day-1-joel-13"/>
-      <w:bookmarkEnd w:id="181"/>
-      <w:bookmarkEnd w:id="182"/>
+      <w:bookmarkStart w:id="222" w:name="joel-1"/>
+      <w:bookmarkStart w:id="223" w:name="day-1-joel-13"/>
+      <w:bookmarkEnd w:id="220"/>
+      <w:bookmarkEnd w:id="221"/>
       <w:r>
         <w:rPr>
           <w:b/>
@@ -9594,10 +11863,10 @@
       <w:pPr>
         <w:pStyle w:val="Heading3"/>
       </w:pPr>
-      <w:bookmarkStart w:id="185" w:name="habakkuk-1"/>
-      <w:bookmarkStart w:id="186" w:name="day-1-habakkuk-13"/>
-      <w:bookmarkEnd w:id="183"/>
-      <w:bookmarkEnd w:id="184"/>
+      <w:bookmarkStart w:id="224" w:name="habakkuk-1"/>
+      <w:bookmarkStart w:id="225" w:name="day-1-habakkuk-13"/>
+      <w:bookmarkEnd w:id="222"/>
+      <w:bookmarkEnd w:id="223"/>
       <w:r>
         <w:rPr>
           <w:b/>
@@ -9662,10 +11931,10 @@
       <w:pPr>
         <w:pStyle w:val="Heading3"/>
       </w:pPr>
-      <w:bookmarkStart w:id="187" w:name="psalms-section-7"/>
-      <w:bookmarkStart w:id="188" w:name="day-20-psalms-10-38-50-7475"/>
-      <w:bookmarkEnd w:id="185"/>
-      <w:bookmarkEnd w:id="186"/>
+      <w:bookmarkStart w:id="226" w:name="day-20-psalms-10-38-50-7475"/>
+      <w:bookmarkStart w:id="227" w:name="psalms-section-7"/>
+      <w:bookmarkEnd w:id="224"/>
+      <w:bookmarkEnd w:id="225"/>
       <w:r>
         <w:rPr>
           <w:b/>
@@ -9731,8 +12000,8 @@
       <w:pPr>
         <w:pStyle w:val="Heading3"/>
       </w:pPr>
-      <w:bookmarkStart w:id="189" w:name="day-21-psalms-7980-8283"/>
-      <w:bookmarkEnd w:id="188"/>
+      <w:bookmarkStart w:id="228" w:name="day-21-psalms-7980-8283"/>
+      <w:bookmarkEnd w:id="226"/>
       <w:r>
         <w:rPr>
           <w:b/>
@@ -9798,8 +12067,8 @@
       <w:pPr>
         <w:pStyle w:val="Heading3"/>
       </w:pPr>
-      <w:bookmarkStart w:id="190" w:name="day-22-psalms-89-94-106-109"/>
-      <w:bookmarkEnd w:id="189"/>
+      <w:bookmarkStart w:id="229" w:name="day-22-psalms-89-94-106-109"/>
+      <w:bookmarkEnd w:id="228"/>
       <w:r>
         <w:rPr>
           <w:b/>
@@ -9864,10 +12133,10 @@
       <w:pPr>
         <w:pStyle w:val="Heading3"/>
       </w:pPr>
-      <w:bookmarkStart w:id="191" w:name="corinthians-3"/>
-      <w:bookmarkStart w:id="192" w:name="day-1-2-corinthians-14"/>
-      <w:bookmarkEnd w:id="187"/>
-      <w:bookmarkEnd w:id="190"/>
+      <w:bookmarkStart w:id="230" w:name="day-1-2-corinthians-14"/>
+      <w:bookmarkStart w:id="231" w:name="corinthians-3"/>
+      <w:bookmarkEnd w:id="227"/>
+      <w:bookmarkEnd w:id="229"/>
       <w:r>
         <w:rPr>
           <w:b/>
@@ -9933,8 +12202,8 @@
       <w:pPr>
         <w:pStyle w:val="Heading3"/>
       </w:pPr>
-      <w:bookmarkStart w:id="193" w:name="day-2-2-corinthians-59"/>
-      <w:bookmarkEnd w:id="192"/>
+      <w:bookmarkStart w:id="232" w:name="day-2-2-corinthians-59"/>
+      <w:bookmarkEnd w:id="230"/>
       <w:r>
         <w:rPr>
           <w:b/>
@@ -10000,8 +12269,8 @@
       <w:pPr>
         <w:pStyle w:val="Heading3"/>
       </w:pPr>
-      <w:bookmarkStart w:id="194" w:name="day-3-2-corinthians-1013"/>
-      <w:bookmarkEnd w:id="193"/>
+      <w:bookmarkStart w:id="233" w:name="day-3-2-corinthians-1013"/>
+      <w:bookmarkEnd w:id="232"/>
       <w:r>
         <w:rPr>
           <w:b/>
@@ -10066,10 +12335,10 @@
       <w:pPr>
         <w:pStyle w:val="Heading3"/>
       </w:pPr>
-      <w:bookmarkStart w:id="195" w:name="peter-2"/>
-      <w:bookmarkStart w:id="196" w:name="day-1-2-peter-13"/>
-      <w:bookmarkEnd w:id="191"/>
-      <w:bookmarkEnd w:id="194"/>
+      <w:bookmarkStart w:id="234" w:name="peter-2"/>
+      <w:bookmarkStart w:id="235" w:name="day-1-2-peter-13"/>
+      <w:bookmarkEnd w:id="231"/>
+      <w:bookmarkEnd w:id="233"/>
       <w:r>
         <w:rPr>
           <w:b/>
@@ -10135,9 +12404,9 @@
       <w:pPr>
         <w:pStyle w:val="Heading3"/>
       </w:pPr>
-      <w:bookmarkStart w:id="197" w:name="X78bd17a75e59f701b71ca199dc33795e3ea798a"/>
-      <w:bookmarkEnd w:id="195"/>
-      <w:bookmarkEnd w:id="196"/>
+      <w:bookmarkStart w:id="236" w:name="X78bd17a75e59f701b71ca199dc33795e3ea798a"/>
+      <w:bookmarkEnd w:id="234"/>
+      <w:bookmarkEnd w:id="235"/>
       <w:r>
         <w:lastRenderedPageBreak/>
         <w:t>Section-Level Reflection – Late Divided Monarchy &amp; Fall</w:t>
@@ -10209,8 +12478,8 @@
       <w:pPr>
         <w:pStyle w:val="Heading1"/>
       </w:pPr>
-      <w:bookmarkStart w:id="198" w:name="section-8-exile"/>
-      <w:bookmarkEnd w:id="197"/>
+      <w:bookmarkStart w:id="237" w:name="section-8-exile"/>
+      <w:bookmarkEnd w:id="236"/>
       <w:r>
         <w:lastRenderedPageBreak/>
         <w:t>Section 8 – Exile</w:t>
@@ -10218,11 +12487,388 @@
     </w:p>
     <w:p>
       <w:pPr>
+        <w:pStyle w:val="BodyText"/>
+      </w:pPr>
+      <w:r>
+        <w:rPr>
+          <w:b/>
+          <w:bCs/>
+        </w:rPr>
+        <w:t>Theme:</w:t>
+      </w:r>
+      <w:r>
+        <w:t> God purifies His people through judgment while preserving hope.</w:t>
+      </w:r>
+    </w:p>
+    <w:p>
+      <w:pPr>
+        <w:pStyle w:val="Heading2"/>
+      </w:pPr>
+      <w:bookmarkStart w:id="238" w:name="jeremiah"/>
+      <w:bookmarkStart w:id="239" w:name="_Hlk217318220"/>
+      <w:r>
+        <w:t>Jeremiah</w:t>
+      </w:r>
+    </w:p>
+    <w:p>
+      <w:pPr>
+        <w:pStyle w:val="Compact"/>
+        <w:numPr>
+          <w:ilvl w:val="0"/>
+          <w:numId w:val="26"/>
+        </w:numPr>
+      </w:pPr>
+      <w:r>
+        <w:t>Day 1: Jeremiah 1–5</w:t>
+      </w:r>
+    </w:p>
+    <w:p>
+      <w:pPr>
+        <w:pStyle w:val="Compact"/>
+        <w:numPr>
+          <w:ilvl w:val="0"/>
+          <w:numId w:val="26"/>
+        </w:numPr>
+      </w:pPr>
+      <w:r>
+        <w:t>Day 2: Jeremiah 6–10</w:t>
+      </w:r>
+    </w:p>
+    <w:p>
+      <w:pPr>
+        <w:pStyle w:val="Compact"/>
+        <w:numPr>
+          <w:ilvl w:val="0"/>
+          <w:numId w:val="26"/>
+        </w:numPr>
+      </w:pPr>
+      <w:r>
+        <w:t>Day 3: Jeremiah 11–15</w:t>
+      </w:r>
+    </w:p>
+    <w:p>
+      <w:pPr>
+        <w:pStyle w:val="Compact"/>
+        <w:numPr>
+          <w:ilvl w:val="0"/>
+          <w:numId w:val="26"/>
+        </w:numPr>
+      </w:pPr>
+      <w:r>
+        <w:t>Day 4: Jeremiah 16–20</w:t>
+      </w:r>
+    </w:p>
+    <w:p>
+      <w:pPr>
+        <w:pStyle w:val="Compact"/>
+        <w:numPr>
+          <w:ilvl w:val="0"/>
+          <w:numId w:val="26"/>
+        </w:numPr>
+      </w:pPr>
+      <w:r>
+        <w:t>Day 5: Jeremiah 21–25</w:t>
+      </w:r>
+    </w:p>
+    <w:p>
+      <w:pPr>
+        <w:pStyle w:val="Compact"/>
+        <w:numPr>
+          <w:ilvl w:val="0"/>
+          <w:numId w:val="26"/>
+        </w:numPr>
+      </w:pPr>
+      <w:r>
+        <w:t>Day 6: Jeremiah 26–30</w:t>
+      </w:r>
+    </w:p>
+    <w:p>
+      <w:pPr>
+        <w:pStyle w:val="Compact"/>
+        <w:numPr>
+          <w:ilvl w:val="0"/>
+          <w:numId w:val="26"/>
+        </w:numPr>
+      </w:pPr>
+      <w:r>
+        <w:t>Day 7: Jeremiah 31–35</w:t>
+      </w:r>
+    </w:p>
+    <w:p>
+      <w:pPr>
+        <w:pStyle w:val="Compact"/>
+        <w:numPr>
+          <w:ilvl w:val="0"/>
+          <w:numId w:val="26"/>
+        </w:numPr>
+      </w:pPr>
+      <w:r>
+        <w:t>Day 8: Jeremiah 36–40</w:t>
+      </w:r>
+    </w:p>
+    <w:p>
+      <w:pPr>
+        <w:pStyle w:val="Compact"/>
+        <w:numPr>
+          <w:ilvl w:val="0"/>
+          <w:numId w:val="26"/>
+        </w:numPr>
+      </w:pPr>
+      <w:r>
+        <w:t>Day 9: Jeremiah 41–45</w:t>
+      </w:r>
+    </w:p>
+    <w:p>
+      <w:pPr>
+        <w:pStyle w:val="Compact"/>
+        <w:numPr>
+          <w:ilvl w:val="0"/>
+          <w:numId w:val="26"/>
+        </w:numPr>
+      </w:pPr>
+      <w:r>
+        <w:t>Day 10: Jeremiah 46–50</w:t>
+      </w:r>
+    </w:p>
+    <w:p>
+      <w:pPr>
+        <w:pStyle w:val="Compact"/>
+        <w:numPr>
+          <w:ilvl w:val="0"/>
+          <w:numId w:val="26"/>
+        </w:numPr>
+      </w:pPr>
+      <w:r>
+        <w:t>Day 11: Jeremiah 51–52</w:t>
+      </w:r>
+    </w:p>
+    <w:p>
+      <w:pPr>
+        <w:pStyle w:val="Heading2"/>
+      </w:pPr>
+      <w:bookmarkStart w:id="240" w:name="lamentations"/>
+      <w:bookmarkEnd w:id="238"/>
+      <w:r>
+        <w:t>Lamentations</w:t>
+      </w:r>
+    </w:p>
+    <w:p>
+      <w:pPr>
+        <w:pStyle w:val="Compact"/>
+        <w:numPr>
+          <w:ilvl w:val="0"/>
+          <w:numId w:val="26"/>
+        </w:numPr>
+      </w:pPr>
+      <w:r>
+        <w:t>Day 1: Lamentations 1–5</w:t>
+      </w:r>
+    </w:p>
+    <w:p>
+      <w:pPr>
+        <w:pStyle w:val="Heading2"/>
+      </w:pPr>
+      <w:bookmarkStart w:id="241" w:name="ezekiel"/>
+      <w:bookmarkEnd w:id="240"/>
+      <w:r>
+        <w:t>Ezekiel</w:t>
+      </w:r>
+    </w:p>
+    <w:p>
+      <w:pPr>
+        <w:pStyle w:val="Compact"/>
+        <w:numPr>
+          <w:ilvl w:val="0"/>
+          <w:numId w:val="26"/>
+        </w:numPr>
+      </w:pPr>
+      <w:r>
+        <w:t>Day 1: Ezekiel 1–5</w:t>
+      </w:r>
+    </w:p>
+    <w:p>
+      <w:pPr>
+        <w:pStyle w:val="Compact"/>
+        <w:numPr>
+          <w:ilvl w:val="0"/>
+          <w:numId w:val="26"/>
+        </w:numPr>
+      </w:pPr>
+      <w:r>
+        <w:t>Day 2: Ezekiel 6–10</w:t>
+      </w:r>
+    </w:p>
+    <w:p>
+      <w:pPr>
+        <w:pStyle w:val="Compact"/>
+        <w:numPr>
+          <w:ilvl w:val="0"/>
+          <w:numId w:val="26"/>
+        </w:numPr>
+      </w:pPr>
+      <w:r>
+        <w:t>Day 3: Ezekiel 11–15</w:t>
+      </w:r>
+    </w:p>
+    <w:p>
+      <w:pPr>
+        <w:pStyle w:val="Compact"/>
+        <w:numPr>
+          <w:ilvl w:val="0"/>
+          <w:numId w:val="26"/>
+        </w:numPr>
+      </w:pPr>
+      <w:r>
+        <w:t>Day 4: Ezekiel 16–20</w:t>
+      </w:r>
+    </w:p>
+    <w:p>
+      <w:pPr>
+        <w:pStyle w:val="Compact"/>
+        <w:numPr>
+          <w:ilvl w:val="0"/>
+          <w:numId w:val="26"/>
+        </w:numPr>
+      </w:pPr>
+      <w:r>
+        <w:t>Day 5: Ezekiel 21–25</w:t>
+      </w:r>
+    </w:p>
+    <w:p>
+      <w:pPr>
+        <w:pStyle w:val="Compact"/>
+        <w:numPr>
+          <w:ilvl w:val="0"/>
+          <w:numId w:val="26"/>
+        </w:numPr>
+      </w:pPr>
+      <w:r>
+        <w:t>Day 6: Ezekiel 26–30</w:t>
+      </w:r>
+    </w:p>
+    <w:p>
+      <w:pPr>
+        <w:pStyle w:val="Compact"/>
+        <w:numPr>
+          <w:ilvl w:val="0"/>
+          <w:numId w:val="26"/>
+        </w:numPr>
+      </w:pPr>
+      <w:r>
+        <w:t>Day 7: Ezekiel 31–35</w:t>
+      </w:r>
+    </w:p>
+    <w:p>
+      <w:pPr>
+        <w:pStyle w:val="Compact"/>
+        <w:numPr>
+          <w:ilvl w:val="0"/>
+          <w:numId w:val="26"/>
+        </w:numPr>
+      </w:pPr>
+      <w:r>
+        <w:t>Day 8: Ezekiel 36–40</w:t>
+      </w:r>
+    </w:p>
+    <w:p>
+      <w:pPr>
+        <w:pStyle w:val="Compact"/>
+        <w:numPr>
+          <w:ilvl w:val="0"/>
+          <w:numId w:val="26"/>
+        </w:numPr>
+      </w:pPr>
+      <w:r>
+        <w:t>Day 9: Ezekiel 41–45</w:t>
+      </w:r>
+    </w:p>
+    <w:p>
+      <w:pPr>
+        <w:pStyle w:val="Compact"/>
+        <w:numPr>
+          <w:ilvl w:val="0"/>
+          <w:numId w:val="26"/>
+        </w:numPr>
+      </w:pPr>
+      <w:r>
+        <w:t>Day 10: Ezekiel 46–48</w:t>
+      </w:r>
+    </w:p>
+    <w:p>
+      <w:pPr>
+        <w:pStyle w:val="Heading2"/>
+      </w:pPr>
+      <w:bookmarkStart w:id="242" w:name="psalms-19"/>
+      <w:bookmarkEnd w:id="241"/>
+      <w:r>
+        <w:t>Psalms</w:t>
+      </w:r>
+    </w:p>
+    <w:p>
+      <w:pPr>
+        <w:pStyle w:val="Compact"/>
+        <w:numPr>
+          <w:ilvl w:val="0"/>
+          <w:numId w:val="26"/>
+        </w:numPr>
+      </w:pPr>
+      <w:r>
+        <w:t>Day 23: Psalms 42–43, 88, 102, 135–137</w:t>
+      </w:r>
+    </w:p>
+    <w:p>
+      <w:pPr>
+        <w:pStyle w:val="Heading2"/>
+      </w:pPr>
+      <w:bookmarkStart w:id="243" w:name="colossians"/>
+      <w:bookmarkEnd w:id="242"/>
+      <w:r>
+        <w:t>Colossians</w:t>
+      </w:r>
+    </w:p>
+    <w:p>
+      <w:pPr>
+        <w:pStyle w:val="Compact"/>
+        <w:numPr>
+          <w:ilvl w:val="0"/>
+          <w:numId w:val="26"/>
+        </w:numPr>
+      </w:pPr>
+      <w:r>
+        <w:t>Day 1: Colossians 1–4</w:t>
+      </w:r>
+    </w:p>
+    <w:p>
+      <w:pPr>
+        <w:pStyle w:val="Heading2"/>
+      </w:pPr>
+      <w:bookmarkStart w:id="244" w:name="timothy-1"/>
+      <w:bookmarkEnd w:id="243"/>
+      <w:r>
+        <w:t>2 Timothy</w:t>
+      </w:r>
+    </w:p>
+    <w:p>
+      <w:pPr>
+        <w:pStyle w:val="Compact"/>
+        <w:numPr>
+          <w:ilvl w:val="0"/>
+          <w:numId w:val="26"/>
+        </w:numPr>
+      </w:pPr>
+      <w:r>
+        <w:t>Day 1: 2 Timothy 1–4</w:t>
+      </w:r>
+      <w:bookmarkEnd w:id="239"/>
+      <w:bookmarkEnd w:id="244"/>
+    </w:p>
+    <w:p>
+      <w:pPr>
         <w:pStyle w:val="Heading3"/>
       </w:pPr>
-      <w:bookmarkStart w:id="199" w:name="jeremiah-1"/>
-      <w:bookmarkStart w:id="200" w:name="day-1-jeremiah-15"/>
-      <w:bookmarkEnd w:id="198"/>
+      <w:bookmarkStart w:id="245" w:name="day-1-jeremiah-15"/>
+      <w:bookmarkStart w:id="246" w:name="jeremiah-1"/>
+      <w:bookmarkEnd w:id="237"/>
       <w:r>
         <w:rPr>
           <w:b/>
@@ -10288,8 +12934,8 @@
       <w:pPr>
         <w:pStyle w:val="Heading3"/>
       </w:pPr>
-      <w:bookmarkStart w:id="201" w:name="day-2-jeremiah-610"/>
-      <w:bookmarkEnd w:id="200"/>
+      <w:bookmarkStart w:id="247" w:name="day-2-jeremiah-610"/>
+      <w:bookmarkEnd w:id="245"/>
       <w:r>
         <w:rPr>
           <w:b/>
@@ -10355,8 +13001,8 @@
       <w:pPr>
         <w:pStyle w:val="Heading3"/>
       </w:pPr>
-      <w:bookmarkStart w:id="202" w:name="day-3-jeremiah-1115"/>
-      <w:bookmarkEnd w:id="201"/>
+      <w:bookmarkStart w:id="248" w:name="day-3-jeremiah-1115"/>
+      <w:bookmarkEnd w:id="247"/>
       <w:r>
         <w:rPr>
           <w:b/>
@@ -10422,8 +13068,8 @@
       <w:pPr>
         <w:pStyle w:val="Heading3"/>
       </w:pPr>
-      <w:bookmarkStart w:id="203" w:name="day-4-jeremiah-1620"/>
-      <w:bookmarkEnd w:id="202"/>
+      <w:bookmarkStart w:id="249" w:name="day-4-jeremiah-1620"/>
+      <w:bookmarkEnd w:id="248"/>
       <w:r>
         <w:rPr>
           <w:b/>
@@ -10489,8 +13135,8 @@
       <w:pPr>
         <w:pStyle w:val="Heading3"/>
       </w:pPr>
-      <w:bookmarkStart w:id="204" w:name="day-5-jeremiah-2125"/>
-      <w:bookmarkEnd w:id="203"/>
+      <w:bookmarkStart w:id="250" w:name="day-5-jeremiah-2125"/>
+      <w:bookmarkEnd w:id="249"/>
       <w:r>
         <w:rPr>
           <w:b/>
@@ -10556,8 +13202,8 @@
       <w:pPr>
         <w:pStyle w:val="Heading3"/>
       </w:pPr>
-      <w:bookmarkStart w:id="205" w:name="day-6-jeremiah-2630"/>
-      <w:bookmarkEnd w:id="204"/>
+      <w:bookmarkStart w:id="251" w:name="day-6-jeremiah-2630"/>
+      <w:bookmarkEnd w:id="250"/>
       <w:r>
         <w:rPr>
           <w:b/>
@@ -10623,8 +13269,8 @@
       <w:pPr>
         <w:pStyle w:val="Heading3"/>
       </w:pPr>
-      <w:bookmarkStart w:id="206" w:name="day-7-jeremiah-3135"/>
-      <w:bookmarkEnd w:id="205"/>
+      <w:bookmarkStart w:id="252" w:name="day-7-jeremiah-3135"/>
+      <w:bookmarkEnd w:id="251"/>
       <w:r>
         <w:rPr>
           <w:b/>
@@ -10690,8 +13336,8 @@
       <w:pPr>
         <w:pStyle w:val="Heading3"/>
       </w:pPr>
-      <w:bookmarkStart w:id="207" w:name="day-8-jeremiah-3640"/>
-      <w:bookmarkEnd w:id="206"/>
+      <w:bookmarkStart w:id="253" w:name="day-8-jeremiah-3640"/>
+      <w:bookmarkEnd w:id="252"/>
       <w:r>
         <w:rPr>
           <w:b/>
@@ -10757,8 +13403,8 @@
       <w:pPr>
         <w:pStyle w:val="Heading3"/>
       </w:pPr>
-      <w:bookmarkStart w:id="208" w:name="day-9-jeremiah-4145"/>
-      <w:bookmarkEnd w:id="207"/>
+      <w:bookmarkStart w:id="254" w:name="day-9-jeremiah-4145"/>
+      <w:bookmarkEnd w:id="253"/>
       <w:r>
         <w:rPr>
           <w:b/>
@@ -10824,8 +13470,8 @@
       <w:pPr>
         <w:pStyle w:val="Heading3"/>
       </w:pPr>
-      <w:bookmarkStart w:id="209" w:name="day-10-jeremiah-4650"/>
-      <w:bookmarkEnd w:id="208"/>
+      <w:bookmarkStart w:id="255" w:name="day-10-jeremiah-4650"/>
+      <w:bookmarkEnd w:id="254"/>
       <w:r>
         <w:rPr>
           <w:b/>
@@ -10891,8 +13537,8 @@
       <w:pPr>
         <w:pStyle w:val="Heading3"/>
       </w:pPr>
-      <w:bookmarkStart w:id="210" w:name="day-11-jeremiah-5152"/>
-      <w:bookmarkEnd w:id="209"/>
+      <w:bookmarkStart w:id="256" w:name="day-11-jeremiah-5152"/>
+      <w:bookmarkEnd w:id="255"/>
       <w:r>
         <w:rPr>
           <w:b/>
@@ -10957,10 +13603,10 @@
       <w:pPr>
         <w:pStyle w:val="Heading3"/>
       </w:pPr>
-      <w:bookmarkStart w:id="211" w:name="lamentations-1"/>
-      <w:bookmarkStart w:id="212" w:name="day-1-lamentations-15"/>
-      <w:bookmarkEnd w:id="199"/>
-      <w:bookmarkEnd w:id="210"/>
+      <w:bookmarkStart w:id="257" w:name="lamentations-1"/>
+      <w:bookmarkStart w:id="258" w:name="day-1-lamentations-15"/>
+      <w:bookmarkEnd w:id="246"/>
+      <w:bookmarkEnd w:id="256"/>
       <w:r>
         <w:rPr>
           <w:b/>
@@ -11025,10 +13671,10 @@
       <w:pPr>
         <w:pStyle w:val="Heading3"/>
       </w:pPr>
-      <w:bookmarkStart w:id="213" w:name="ezekiel-1"/>
-      <w:bookmarkStart w:id="214" w:name="day-1-ezekiel-15"/>
-      <w:bookmarkEnd w:id="211"/>
-      <w:bookmarkEnd w:id="212"/>
+      <w:bookmarkStart w:id="259" w:name="day-1-ezekiel-15"/>
+      <w:bookmarkStart w:id="260" w:name="ezekiel-1"/>
+      <w:bookmarkEnd w:id="257"/>
+      <w:bookmarkEnd w:id="258"/>
       <w:r>
         <w:rPr>
           <w:b/>
@@ -11094,8 +13740,8 @@
       <w:pPr>
         <w:pStyle w:val="Heading3"/>
       </w:pPr>
-      <w:bookmarkStart w:id="215" w:name="day-2-ezekiel-610"/>
-      <w:bookmarkEnd w:id="214"/>
+      <w:bookmarkStart w:id="261" w:name="day-2-ezekiel-610"/>
+      <w:bookmarkEnd w:id="259"/>
       <w:r>
         <w:rPr>
           <w:b/>
@@ -11161,8 +13807,8 @@
       <w:pPr>
         <w:pStyle w:val="Heading3"/>
       </w:pPr>
-      <w:bookmarkStart w:id="216" w:name="day-3-ezekiel-1115"/>
-      <w:bookmarkEnd w:id="215"/>
+      <w:bookmarkStart w:id="262" w:name="day-3-ezekiel-1115"/>
+      <w:bookmarkEnd w:id="261"/>
       <w:r>
         <w:rPr>
           <w:b/>
@@ -11228,8 +13874,8 @@
       <w:pPr>
         <w:pStyle w:val="Heading3"/>
       </w:pPr>
-      <w:bookmarkStart w:id="217" w:name="day-4-ezekiel-1620"/>
-      <w:bookmarkEnd w:id="216"/>
+      <w:bookmarkStart w:id="263" w:name="day-4-ezekiel-1620"/>
+      <w:bookmarkEnd w:id="262"/>
       <w:r>
         <w:rPr>
           <w:b/>
@@ -11295,8 +13941,8 @@
       <w:pPr>
         <w:pStyle w:val="Heading3"/>
       </w:pPr>
-      <w:bookmarkStart w:id="218" w:name="day-5-ezekiel-2125"/>
-      <w:bookmarkEnd w:id="217"/>
+      <w:bookmarkStart w:id="264" w:name="day-5-ezekiel-2125"/>
+      <w:bookmarkEnd w:id="263"/>
       <w:r>
         <w:rPr>
           <w:b/>
@@ -11362,8 +14008,8 @@
       <w:pPr>
         <w:pStyle w:val="Heading3"/>
       </w:pPr>
-      <w:bookmarkStart w:id="219" w:name="day-6-ezekiel-2630"/>
-      <w:bookmarkEnd w:id="218"/>
+      <w:bookmarkStart w:id="265" w:name="day-6-ezekiel-2630"/>
+      <w:bookmarkEnd w:id="264"/>
       <w:r>
         <w:rPr>
           <w:b/>
@@ -11429,8 +14075,8 @@
       <w:pPr>
         <w:pStyle w:val="Heading3"/>
       </w:pPr>
-      <w:bookmarkStart w:id="220" w:name="day-7-ezekiel-3135"/>
-      <w:bookmarkEnd w:id="219"/>
+      <w:bookmarkStart w:id="266" w:name="day-7-ezekiel-3135"/>
+      <w:bookmarkEnd w:id="265"/>
       <w:r>
         <w:rPr>
           <w:b/>
@@ -11496,8 +14142,8 @@
       <w:pPr>
         <w:pStyle w:val="Heading3"/>
       </w:pPr>
-      <w:bookmarkStart w:id="221" w:name="day-8-ezekiel-3640"/>
-      <w:bookmarkEnd w:id="220"/>
+      <w:bookmarkStart w:id="267" w:name="day-8-ezekiel-3640"/>
+      <w:bookmarkEnd w:id="266"/>
       <w:r>
         <w:rPr>
           <w:b/>
@@ -11563,8 +14209,8 @@
       <w:pPr>
         <w:pStyle w:val="Heading3"/>
       </w:pPr>
-      <w:bookmarkStart w:id="222" w:name="day-9-ezekiel-4145"/>
-      <w:bookmarkEnd w:id="221"/>
+      <w:bookmarkStart w:id="268" w:name="day-9-ezekiel-4145"/>
+      <w:bookmarkEnd w:id="267"/>
       <w:r>
         <w:rPr>
           <w:b/>
@@ -11630,8 +14276,8 @@
       <w:pPr>
         <w:pStyle w:val="Heading3"/>
       </w:pPr>
-      <w:bookmarkStart w:id="223" w:name="day-10-ezekiel-4648"/>
-      <w:bookmarkEnd w:id="222"/>
+      <w:bookmarkStart w:id="269" w:name="day-10-ezekiel-4648"/>
+      <w:bookmarkEnd w:id="268"/>
       <w:r>
         <w:rPr>
           <w:b/>
@@ -11696,10 +14342,10 @@
       <w:pPr>
         <w:pStyle w:val="Heading3"/>
       </w:pPr>
-      <w:bookmarkStart w:id="224" w:name="psalms-29"/>
-      <w:bookmarkStart w:id="225" w:name="day-1-psalms-4243-88-102-135137"/>
-      <w:bookmarkEnd w:id="213"/>
-      <w:bookmarkEnd w:id="223"/>
+      <w:bookmarkStart w:id="270" w:name="psalms-29"/>
+      <w:bookmarkStart w:id="271" w:name="day-1-psalms-4243-88-102-135137"/>
+      <w:bookmarkEnd w:id="260"/>
+      <w:bookmarkEnd w:id="269"/>
       <w:r>
         <w:rPr>
           <w:b/>
@@ -11764,10 +14410,10 @@
       <w:pPr>
         <w:pStyle w:val="Heading3"/>
       </w:pPr>
-      <w:bookmarkStart w:id="226" w:name="colossians-1"/>
-      <w:bookmarkStart w:id="227" w:name="day-1-colossians-14"/>
-      <w:bookmarkEnd w:id="224"/>
-      <w:bookmarkEnd w:id="225"/>
+      <w:bookmarkStart w:id="272" w:name="colossians-1"/>
+      <w:bookmarkStart w:id="273" w:name="day-1-colossians-14"/>
+      <w:bookmarkEnd w:id="270"/>
+      <w:bookmarkEnd w:id="271"/>
       <w:r>
         <w:rPr>
           <w:b/>
@@ -11832,10 +14478,10 @@
       <w:pPr>
         <w:pStyle w:val="Heading3"/>
       </w:pPr>
-      <w:bookmarkStart w:id="228" w:name="timothy-3"/>
-      <w:bookmarkStart w:id="229" w:name="day-1-2-timothy-14"/>
-      <w:bookmarkEnd w:id="226"/>
-      <w:bookmarkEnd w:id="227"/>
+      <w:bookmarkStart w:id="274" w:name="timothy-3"/>
+      <w:bookmarkStart w:id="275" w:name="day-1-2-timothy-14"/>
+      <w:bookmarkEnd w:id="272"/>
+      <w:bookmarkEnd w:id="273"/>
       <w:r>
         <w:rPr>
           <w:b/>
@@ -11901,9 +14547,9 @@
       <w:pPr>
         <w:pStyle w:val="Heading3"/>
       </w:pPr>
-      <w:bookmarkStart w:id="230" w:name="section-level-reflection-exile"/>
-      <w:bookmarkEnd w:id="228"/>
-      <w:bookmarkEnd w:id="229"/>
+      <w:bookmarkStart w:id="276" w:name="section-level-reflection-exile"/>
+      <w:bookmarkEnd w:id="274"/>
+      <w:bookmarkEnd w:id="275"/>
       <w:r>
         <w:lastRenderedPageBreak/>
         <w:t>Section-Level Reflection – Exile</w:t>
@@ -11975,8 +14621,8 @@
       <w:pPr>
         <w:pStyle w:val="Heading1"/>
       </w:pPr>
-      <w:bookmarkStart w:id="231" w:name="section-9-isaiah-bridge-section"/>
-      <w:bookmarkEnd w:id="230"/>
+      <w:bookmarkStart w:id="277" w:name="section-9-isaiah-bridge-section"/>
+      <w:bookmarkEnd w:id="276"/>
       <w:r>
         <w:lastRenderedPageBreak/>
         <w:t>Section 9 – Isaiah (Bridge Section)</w:t>
@@ -11984,11 +14630,377 @@
     </w:p>
     <w:p>
       <w:pPr>
+        <w:pStyle w:val="BodyText"/>
+      </w:pPr>
+      <w:r>
+        <w:rPr>
+          <w:b/>
+          <w:bCs/>
+        </w:rPr>
+        <w:t>Theme:</w:t>
+      </w:r>
+      <w:r>
+        <w:t> Judgment, comfort, restoration, and the coming Messiah.</w:t>
+      </w:r>
+    </w:p>
+    <w:p>
+      <w:pPr>
+        <w:pStyle w:val="Heading2"/>
+      </w:pPr>
+      <w:bookmarkStart w:id="278" w:name="isaiah"/>
+      <w:r>
+        <w:t>Isaiah</w:t>
+      </w:r>
+    </w:p>
+    <w:p>
+      <w:pPr>
+        <w:pStyle w:val="Compact"/>
+        <w:numPr>
+          <w:ilvl w:val="0"/>
+          <w:numId w:val="26"/>
+        </w:numPr>
+      </w:pPr>
+      <w:r>
+        <w:t>Day 1: Isaiah 1–5</w:t>
+      </w:r>
+    </w:p>
+    <w:p>
+      <w:pPr>
+        <w:pStyle w:val="Compact"/>
+        <w:numPr>
+          <w:ilvl w:val="0"/>
+          <w:numId w:val="26"/>
+        </w:numPr>
+      </w:pPr>
+      <w:r>
+        <w:t>Day 2: Isaiah 6–10</w:t>
+      </w:r>
+    </w:p>
+    <w:p>
+      <w:pPr>
+        <w:pStyle w:val="Compact"/>
+        <w:numPr>
+          <w:ilvl w:val="0"/>
+          <w:numId w:val="26"/>
+        </w:numPr>
+      </w:pPr>
+      <w:r>
+        <w:t>Day 3: Isaiah 11–15</w:t>
+      </w:r>
+    </w:p>
+    <w:p>
+      <w:pPr>
+        <w:pStyle w:val="Compact"/>
+        <w:numPr>
+          <w:ilvl w:val="0"/>
+          <w:numId w:val="26"/>
+        </w:numPr>
+      </w:pPr>
+      <w:r>
+        <w:t>Day 4: Isaiah 16–20</w:t>
+      </w:r>
+    </w:p>
+    <w:p>
+      <w:pPr>
+        <w:pStyle w:val="Compact"/>
+        <w:numPr>
+          <w:ilvl w:val="0"/>
+          <w:numId w:val="26"/>
+        </w:numPr>
+      </w:pPr>
+      <w:r>
+        <w:t>Day 5: Isaiah 21–25</w:t>
+      </w:r>
+    </w:p>
+    <w:p>
+      <w:pPr>
+        <w:pStyle w:val="Compact"/>
+        <w:numPr>
+          <w:ilvl w:val="0"/>
+          <w:numId w:val="26"/>
+        </w:numPr>
+      </w:pPr>
+      <w:r>
+        <w:t>Day 6: Isaiah 26–30</w:t>
+      </w:r>
+    </w:p>
+    <w:p>
+      <w:pPr>
+        <w:pStyle w:val="Compact"/>
+        <w:numPr>
+          <w:ilvl w:val="0"/>
+          <w:numId w:val="26"/>
+        </w:numPr>
+      </w:pPr>
+      <w:r>
+        <w:t>Day 7: Isaiah 31–35</w:t>
+      </w:r>
+    </w:p>
+    <w:p>
+      <w:pPr>
+        <w:pStyle w:val="Compact"/>
+        <w:numPr>
+          <w:ilvl w:val="0"/>
+          <w:numId w:val="26"/>
+        </w:numPr>
+      </w:pPr>
+      <w:r>
+        <w:t>Day 8: Isaiah 36–40</w:t>
+      </w:r>
+    </w:p>
+    <w:p>
+      <w:pPr>
+        <w:pStyle w:val="Compact"/>
+        <w:numPr>
+          <w:ilvl w:val="0"/>
+          <w:numId w:val="26"/>
+        </w:numPr>
+      </w:pPr>
+      <w:r>
+        <w:t>Day 9: Isaiah 41–45</w:t>
+      </w:r>
+    </w:p>
+    <w:p>
+      <w:pPr>
+        <w:pStyle w:val="Compact"/>
+        <w:numPr>
+          <w:ilvl w:val="0"/>
+          <w:numId w:val="26"/>
+        </w:numPr>
+      </w:pPr>
+      <w:r>
+        <w:t>Day 10: Isaiah 46–50</w:t>
+      </w:r>
+    </w:p>
+    <w:p>
+      <w:pPr>
+        <w:pStyle w:val="Compact"/>
+        <w:numPr>
+          <w:ilvl w:val="0"/>
+          <w:numId w:val="26"/>
+        </w:numPr>
+      </w:pPr>
+      <w:r>
+        <w:t>Day 11: Isaiah 51–55</w:t>
+      </w:r>
+    </w:p>
+    <w:p>
+      <w:pPr>
+        <w:pStyle w:val="Compact"/>
+        <w:numPr>
+          <w:ilvl w:val="0"/>
+          <w:numId w:val="26"/>
+        </w:numPr>
+      </w:pPr>
+      <w:r>
+        <w:t>Day 12: Isaiah 56–60</w:t>
+      </w:r>
+    </w:p>
+    <w:p>
+      <w:pPr>
+        <w:pStyle w:val="Compact"/>
+        <w:numPr>
+          <w:ilvl w:val="0"/>
+          <w:numId w:val="26"/>
+        </w:numPr>
+      </w:pPr>
+      <w:r>
+        <w:t>Day 13: Isaiah 61–66</w:t>
+      </w:r>
+    </w:p>
+    <w:p>
+      <w:pPr>
+        <w:pStyle w:val="Heading2"/>
+        <w:rPr>
+          <w:sz w:val="28"/>
+          <w:szCs w:val="28"/>
+        </w:rPr>
+      </w:pPr>
+      <w:bookmarkStart w:id="279" w:name="psalms-20"/>
+      <w:bookmarkEnd w:id="278"/>
+      <w:r>
+        <w:rPr>
+          <w:sz w:val="28"/>
+          <w:szCs w:val="28"/>
+        </w:rPr>
+        <w:t>Psalms</w:t>
+      </w:r>
+    </w:p>
+    <w:p>
+      <w:pPr>
+        <w:pStyle w:val="Compact"/>
+        <w:numPr>
+          <w:ilvl w:val="0"/>
+          <w:numId w:val="26"/>
+        </w:numPr>
+      </w:pPr>
+      <w:r>
+        <w:t>Day 24: Psalms 46, 91, 103, 113–118, 130</w:t>
+      </w:r>
+    </w:p>
+    <w:p>
+      <w:pPr>
+        <w:pStyle w:val="Heading2"/>
+      </w:pPr>
+      <w:bookmarkStart w:id="280" w:name="matthew"/>
+      <w:bookmarkEnd w:id="279"/>
+      <w:r>
+        <w:t>Matthew</w:t>
+      </w:r>
+    </w:p>
+    <w:p>
+      <w:pPr>
+        <w:pStyle w:val="Compact"/>
+        <w:numPr>
+          <w:ilvl w:val="0"/>
+          <w:numId w:val="26"/>
+        </w:numPr>
+      </w:pPr>
+      <w:r>
+        <w:t>Day 1: Matthew 1–5</w:t>
+      </w:r>
+    </w:p>
+    <w:p>
+      <w:pPr>
+        <w:pStyle w:val="Compact"/>
+        <w:numPr>
+          <w:ilvl w:val="0"/>
+          <w:numId w:val="26"/>
+        </w:numPr>
+      </w:pPr>
+      <w:r>
+        <w:t>Day 2: Matthew 6–10</w:t>
+      </w:r>
+    </w:p>
+    <w:p>
+      <w:pPr>
+        <w:pStyle w:val="Compact"/>
+        <w:numPr>
+          <w:ilvl w:val="0"/>
+          <w:numId w:val="26"/>
+        </w:numPr>
+      </w:pPr>
+      <w:r>
+        <w:t>Day 3: Matthew 11–15</w:t>
+      </w:r>
+    </w:p>
+    <w:p>
+      <w:pPr>
+        <w:pStyle w:val="Compact"/>
+        <w:numPr>
+          <w:ilvl w:val="0"/>
+          <w:numId w:val="26"/>
+        </w:numPr>
+      </w:pPr>
+      <w:r>
+        <w:t>Day 4: Matthew 16–20</w:t>
+      </w:r>
+    </w:p>
+    <w:p>
+      <w:pPr>
+        <w:pStyle w:val="Compact"/>
+        <w:numPr>
+          <w:ilvl w:val="0"/>
+          <w:numId w:val="26"/>
+        </w:numPr>
+      </w:pPr>
+      <w:r>
+        <w:t>Day 5: Matthew 21–28</w:t>
+      </w:r>
+    </w:p>
+    <w:p>
+      <w:pPr>
+        <w:pStyle w:val="Heading2"/>
+      </w:pPr>
+      <w:bookmarkStart w:id="281" w:name="romans"/>
+      <w:bookmarkEnd w:id="280"/>
+      <w:r>
+        <w:t>Romans</w:t>
+      </w:r>
+    </w:p>
+    <w:p>
+      <w:pPr>
+        <w:pStyle w:val="Compact"/>
+        <w:numPr>
+          <w:ilvl w:val="0"/>
+          <w:numId w:val="26"/>
+        </w:numPr>
+      </w:pPr>
+      <w:r>
+        <w:t>Day 1: Romans 1–4</w:t>
+      </w:r>
+    </w:p>
+    <w:p>
+      <w:pPr>
+        <w:pStyle w:val="Compact"/>
+        <w:numPr>
+          <w:ilvl w:val="0"/>
+          <w:numId w:val="26"/>
+        </w:numPr>
+      </w:pPr>
+      <w:r>
+        <w:t>Day 2: Romans 5–8</w:t>
+      </w:r>
+    </w:p>
+    <w:p>
+      <w:pPr>
+        <w:pStyle w:val="Compact"/>
+        <w:numPr>
+          <w:ilvl w:val="0"/>
+          <w:numId w:val="26"/>
+        </w:numPr>
+      </w:pPr>
+      <w:r>
+        <w:t>Day 3: Romans 9–12</w:t>
+      </w:r>
+    </w:p>
+    <w:p>
+      <w:pPr>
+        <w:pStyle w:val="Compact"/>
+        <w:numPr>
+          <w:ilvl w:val="0"/>
+          <w:numId w:val="26"/>
+        </w:numPr>
+      </w:pPr>
+      <w:r>
+        <w:t>Day 4: Romans 13–16</w:t>
+      </w:r>
+    </w:p>
+    <w:p>
+      <w:pPr>
+        <w:pStyle w:val="Heading2"/>
+      </w:pPr>
+      <w:bookmarkStart w:id="282" w:name="peter-1"/>
+      <w:bookmarkEnd w:id="281"/>
+      <w:r>
+        <w:t>1 Peter</w:t>
+      </w:r>
+    </w:p>
+    <w:p>
+      <w:pPr>
+        <w:pStyle w:val="Compact"/>
+        <w:numPr>
+          <w:ilvl w:val="0"/>
+          <w:numId w:val="26"/>
+        </w:numPr>
+      </w:pPr>
+      <w:r>
+        <w:t>Day 1: 1 Peter 1–5</w:t>
+      </w:r>
+      <w:bookmarkEnd w:id="282"/>
+    </w:p>
+    <w:p>
+      <w:pPr>
+        <w:pStyle w:val="BodyText"/>
+      </w:pPr>
+    </w:p>
+    <w:p>
+      <w:pPr>
         <w:pStyle w:val="Heading3"/>
       </w:pPr>
-      <w:bookmarkStart w:id="232" w:name="isaiah-1"/>
-      <w:bookmarkStart w:id="233" w:name="day-1-isaiah-15"/>
-      <w:bookmarkEnd w:id="231"/>
+      <w:bookmarkStart w:id="283" w:name="day-1-isaiah-15"/>
+      <w:bookmarkStart w:id="284" w:name="isaiah-1"/>
+      <w:bookmarkEnd w:id="277"/>
       <w:r>
         <w:rPr>
           <w:b/>
@@ -12054,8 +15066,8 @@
       <w:pPr>
         <w:pStyle w:val="Heading3"/>
       </w:pPr>
-      <w:bookmarkStart w:id="234" w:name="day-2-isaiah-610"/>
-      <w:bookmarkEnd w:id="233"/>
+      <w:bookmarkStart w:id="285" w:name="day-2-isaiah-610"/>
+      <w:bookmarkEnd w:id="283"/>
       <w:r>
         <w:rPr>
           <w:b/>
@@ -12121,8 +15133,8 @@
       <w:pPr>
         <w:pStyle w:val="Heading3"/>
       </w:pPr>
-      <w:bookmarkStart w:id="235" w:name="day-3-isaiah-1115"/>
-      <w:bookmarkEnd w:id="234"/>
+      <w:bookmarkStart w:id="286" w:name="day-3-isaiah-1115"/>
+      <w:bookmarkEnd w:id="285"/>
       <w:r>
         <w:rPr>
           <w:b/>
@@ -12188,8 +15200,8 @@
       <w:pPr>
         <w:pStyle w:val="Heading3"/>
       </w:pPr>
-      <w:bookmarkStart w:id="236" w:name="day-4-isaiah-1620"/>
-      <w:bookmarkEnd w:id="235"/>
+      <w:bookmarkStart w:id="287" w:name="day-4-isaiah-1620"/>
+      <w:bookmarkEnd w:id="286"/>
       <w:r>
         <w:rPr>
           <w:b/>
@@ -12255,8 +15267,8 @@
       <w:pPr>
         <w:pStyle w:val="Heading3"/>
       </w:pPr>
-      <w:bookmarkStart w:id="237" w:name="day-5-isaiah-2125"/>
-      <w:bookmarkEnd w:id="236"/>
+      <w:bookmarkStart w:id="288" w:name="day-5-isaiah-2125"/>
+      <w:bookmarkEnd w:id="287"/>
       <w:r>
         <w:rPr>
           <w:b/>
@@ -12322,8 +15334,8 @@
       <w:pPr>
         <w:pStyle w:val="Heading3"/>
       </w:pPr>
-      <w:bookmarkStart w:id="238" w:name="day-6-isaiah-2630"/>
-      <w:bookmarkEnd w:id="237"/>
+      <w:bookmarkStart w:id="289" w:name="day-6-isaiah-2630"/>
+      <w:bookmarkEnd w:id="288"/>
       <w:r>
         <w:rPr>
           <w:b/>
@@ -12389,8 +15401,8 @@
       <w:pPr>
         <w:pStyle w:val="Heading3"/>
       </w:pPr>
-      <w:bookmarkStart w:id="239" w:name="day-7-isaiah-3135"/>
-      <w:bookmarkEnd w:id="238"/>
+      <w:bookmarkStart w:id="290" w:name="day-7-isaiah-3135"/>
+      <w:bookmarkEnd w:id="289"/>
       <w:r>
         <w:rPr>
           <w:b/>
@@ -12456,8 +15468,8 @@
       <w:pPr>
         <w:pStyle w:val="Heading3"/>
       </w:pPr>
-      <w:bookmarkStart w:id="240" w:name="day-8-isaiah-3640"/>
-      <w:bookmarkEnd w:id="239"/>
+      <w:bookmarkStart w:id="291" w:name="day-8-isaiah-3640"/>
+      <w:bookmarkEnd w:id="290"/>
       <w:r>
         <w:rPr>
           <w:b/>
@@ -12523,8 +15535,8 @@
       <w:pPr>
         <w:pStyle w:val="Heading3"/>
       </w:pPr>
-      <w:bookmarkStart w:id="241" w:name="day-9-isaiah-4145"/>
-      <w:bookmarkEnd w:id="240"/>
+      <w:bookmarkStart w:id="292" w:name="day-9-isaiah-4145"/>
+      <w:bookmarkEnd w:id="291"/>
       <w:r>
         <w:rPr>
           <w:b/>
@@ -12590,8 +15602,8 @@
       <w:pPr>
         <w:pStyle w:val="Heading3"/>
       </w:pPr>
-      <w:bookmarkStart w:id="242" w:name="day-10-isaiah-4650"/>
-      <w:bookmarkEnd w:id="241"/>
+      <w:bookmarkStart w:id="293" w:name="day-10-isaiah-4650"/>
+      <w:bookmarkEnd w:id="292"/>
       <w:r>
         <w:rPr>
           <w:b/>
@@ -12657,8 +15669,8 @@
       <w:pPr>
         <w:pStyle w:val="Heading3"/>
       </w:pPr>
-      <w:bookmarkStart w:id="243" w:name="day-11-isaiah-5155"/>
-      <w:bookmarkEnd w:id="242"/>
+      <w:bookmarkStart w:id="294" w:name="day-11-isaiah-5155"/>
+      <w:bookmarkEnd w:id="293"/>
       <w:r>
         <w:rPr>
           <w:b/>
@@ -12724,8 +15736,8 @@
       <w:pPr>
         <w:pStyle w:val="Heading3"/>
       </w:pPr>
-      <w:bookmarkStart w:id="244" w:name="day-12-isaiah-5660"/>
-      <w:bookmarkEnd w:id="243"/>
+      <w:bookmarkStart w:id="295" w:name="day-12-isaiah-5660"/>
+      <w:bookmarkEnd w:id="294"/>
       <w:r>
         <w:rPr>
           <w:b/>
@@ -12791,8 +15803,8 @@
       <w:pPr>
         <w:pStyle w:val="Heading3"/>
       </w:pPr>
-      <w:bookmarkStart w:id="245" w:name="day-13-isaiah-6166"/>
-      <w:bookmarkEnd w:id="244"/>
+      <w:bookmarkStart w:id="296" w:name="day-13-isaiah-6166"/>
+      <w:bookmarkEnd w:id="295"/>
       <w:r>
         <w:rPr>
           <w:b/>
@@ -12857,10 +15869,10 @@
       <w:pPr>
         <w:pStyle w:val="Heading3"/>
       </w:pPr>
-      <w:bookmarkStart w:id="246" w:name="psalms-30"/>
-      <w:bookmarkStart w:id="247" w:name="day-1-psalms-46-91-103-113118-130"/>
-      <w:bookmarkEnd w:id="232"/>
-      <w:bookmarkEnd w:id="245"/>
+      <w:bookmarkStart w:id="297" w:name="psalms-30"/>
+      <w:bookmarkStart w:id="298" w:name="day-1-psalms-46-91-103-113118-130"/>
+      <w:bookmarkEnd w:id="284"/>
+      <w:bookmarkEnd w:id="296"/>
       <w:r>
         <w:rPr>
           <w:b/>
@@ -12925,10 +15937,10 @@
       <w:pPr>
         <w:pStyle w:val="Heading3"/>
       </w:pPr>
-      <w:bookmarkStart w:id="248" w:name="matthew-1"/>
-      <w:bookmarkStart w:id="249" w:name="day-1-matthew-15"/>
-      <w:bookmarkEnd w:id="246"/>
-      <w:bookmarkEnd w:id="247"/>
+      <w:bookmarkStart w:id="299" w:name="day-1-matthew-15"/>
+      <w:bookmarkStart w:id="300" w:name="matthew-1"/>
+      <w:bookmarkEnd w:id="297"/>
+      <w:bookmarkEnd w:id="298"/>
       <w:r>
         <w:rPr>
           <w:b/>
@@ -12994,8 +16006,8 @@
       <w:pPr>
         <w:pStyle w:val="Heading3"/>
       </w:pPr>
-      <w:bookmarkStart w:id="250" w:name="day-2-matthew-610"/>
-      <w:bookmarkEnd w:id="249"/>
+      <w:bookmarkStart w:id="301" w:name="day-2-matthew-610"/>
+      <w:bookmarkEnd w:id="299"/>
       <w:r>
         <w:rPr>
           <w:b/>
@@ -13061,8 +16073,8 @@
       <w:pPr>
         <w:pStyle w:val="Heading3"/>
       </w:pPr>
-      <w:bookmarkStart w:id="251" w:name="day-3-matthew-1115"/>
-      <w:bookmarkEnd w:id="250"/>
+      <w:bookmarkStart w:id="302" w:name="day-3-matthew-1115"/>
+      <w:bookmarkEnd w:id="301"/>
       <w:r>
         <w:rPr>
           <w:b/>
@@ -13128,8 +16140,8 @@
       <w:pPr>
         <w:pStyle w:val="Heading3"/>
       </w:pPr>
-      <w:bookmarkStart w:id="252" w:name="day-4-matthew-1620"/>
-      <w:bookmarkEnd w:id="251"/>
+      <w:bookmarkStart w:id="303" w:name="day-4-matthew-1620"/>
+      <w:bookmarkEnd w:id="302"/>
       <w:r>
         <w:rPr>
           <w:b/>
@@ -13195,8 +16207,8 @@
       <w:pPr>
         <w:pStyle w:val="Heading3"/>
       </w:pPr>
-      <w:bookmarkStart w:id="253" w:name="day-5-matthew-2128"/>
-      <w:bookmarkEnd w:id="252"/>
+      <w:bookmarkStart w:id="304" w:name="day-5-matthew-2128"/>
+      <w:bookmarkEnd w:id="303"/>
       <w:r>
         <w:rPr>
           <w:b/>
@@ -13261,10 +16273,10 @@
       <w:pPr>
         <w:pStyle w:val="Heading3"/>
       </w:pPr>
-      <w:bookmarkStart w:id="254" w:name="romans-1"/>
-      <w:bookmarkStart w:id="255" w:name="day-1-romans-14"/>
-      <w:bookmarkEnd w:id="248"/>
-      <w:bookmarkEnd w:id="253"/>
+      <w:bookmarkStart w:id="305" w:name="day-1-romans-14"/>
+      <w:bookmarkStart w:id="306" w:name="romans-1"/>
+      <w:bookmarkEnd w:id="300"/>
+      <w:bookmarkEnd w:id="304"/>
       <w:r>
         <w:rPr>
           <w:b/>
@@ -13330,8 +16342,8 @@
       <w:pPr>
         <w:pStyle w:val="Heading3"/>
       </w:pPr>
-      <w:bookmarkStart w:id="256" w:name="day-2-romans-58"/>
-      <w:bookmarkEnd w:id="255"/>
+      <w:bookmarkStart w:id="307" w:name="day-2-romans-58"/>
+      <w:bookmarkEnd w:id="305"/>
       <w:r>
         <w:rPr>
           <w:b/>
@@ -13397,8 +16409,8 @@
       <w:pPr>
         <w:pStyle w:val="Heading3"/>
       </w:pPr>
-      <w:bookmarkStart w:id="257" w:name="day-3-romans-912"/>
-      <w:bookmarkEnd w:id="256"/>
+      <w:bookmarkStart w:id="308" w:name="day-3-romans-912"/>
+      <w:bookmarkEnd w:id="307"/>
       <w:r>
         <w:rPr>
           <w:b/>
@@ -13464,8 +16476,8 @@
       <w:pPr>
         <w:pStyle w:val="Heading3"/>
       </w:pPr>
-      <w:bookmarkStart w:id="258" w:name="day-4-romans-1316"/>
-      <w:bookmarkEnd w:id="257"/>
+      <w:bookmarkStart w:id="309" w:name="day-4-romans-1316"/>
+      <w:bookmarkEnd w:id="308"/>
       <w:r>
         <w:rPr>
           <w:b/>
@@ -13530,10 +16542,10 @@
       <w:pPr>
         <w:pStyle w:val="Heading3"/>
       </w:pPr>
-      <w:bookmarkStart w:id="259" w:name="peter-3"/>
-      <w:bookmarkStart w:id="260" w:name="day-1-1-peter-15"/>
-      <w:bookmarkEnd w:id="254"/>
-      <w:bookmarkEnd w:id="258"/>
+      <w:bookmarkStart w:id="310" w:name="peter-3"/>
+      <w:bookmarkStart w:id="311" w:name="day-1-1-peter-15"/>
+      <w:bookmarkEnd w:id="306"/>
+      <w:bookmarkEnd w:id="309"/>
       <w:r>
         <w:rPr>
           <w:b/>
@@ -13599,9 +16611,9 @@
       <w:pPr>
         <w:pStyle w:val="Heading3"/>
       </w:pPr>
-      <w:bookmarkStart w:id="261" w:name="Xa0e51c2ee2ba6ee76848107ada0efad83c9a004"/>
-      <w:bookmarkEnd w:id="259"/>
-      <w:bookmarkEnd w:id="260"/>
+      <w:bookmarkStart w:id="312" w:name="Xa0e51c2ee2ba6ee76848107ada0efad83c9a004"/>
+      <w:bookmarkEnd w:id="310"/>
+      <w:bookmarkEnd w:id="311"/>
       <w:r>
         <w:lastRenderedPageBreak/>
         <w:t>Section-Level Reflection – Isaiah (Bridge Section)</w:t>
@@ -13673,8 +16685,8 @@
       <w:pPr>
         <w:pStyle w:val="Heading1"/>
       </w:pPr>
-      <w:bookmarkStart w:id="262" w:name="section-10-return-restoration"/>
-      <w:bookmarkEnd w:id="261"/>
+      <w:bookmarkStart w:id="313" w:name="section-10-return-restoration"/>
+      <w:bookmarkEnd w:id="312"/>
       <w:r>
         <w:lastRenderedPageBreak/>
         <w:t>Section 10 – Return &amp; Restoration</w:t>
@@ -13682,11 +16694,477 @@
     </w:p>
     <w:p>
       <w:pPr>
+        <w:pStyle w:val="BodyText"/>
+      </w:pPr>
+      <w:r>
+        <w:rPr>
+          <w:b/>
+          <w:bCs/>
+        </w:rPr>
+        <w:t>Theme:</w:t>
+      </w:r>
+      <w:r>
+        <w:t> God restores His people after exile and rebuilds their covenant community.</w:t>
+      </w:r>
+    </w:p>
+    <w:tbl>
+      <w:tblPr>
+        <w:tblStyle w:val="TableGrid"/>
+        <w:tblW w:w="0" w:type="auto"/>
+        <w:tblBorders>
+          <w:top w:val="none" w:sz="0" w:space="0" w:color="auto"/>
+          <w:left w:val="none" w:sz="0" w:space="0" w:color="auto"/>
+          <w:bottom w:val="none" w:sz="0" w:space="0" w:color="auto"/>
+          <w:right w:val="none" w:sz="0" w:space="0" w:color="auto"/>
+          <w:insideH w:val="none" w:sz="0" w:space="0" w:color="auto"/>
+          <w:insideV w:val="none" w:sz="0" w:space="0" w:color="auto"/>
+        </w:tblBorders>
+        <w:tblLook w:val="04A0" w:firstRow="1" w:lastRow="0" w:firstColumn="1" w:lastColumn="0" w:noHBand="0" w:noVBand="1"/>
+      </w:tblPr>
+      <w:tblGrid>
+        <w:gridCol w:w="4788"/>
+        <w:gridCol w:w="4788"/>
+      </w:tblGrid>
+      <w:tr>
+        <w:tc>
+          <w:tcPr>
+            <w:tcW w:w="4788" w:type="dxa"/>
+          </w:tcPr>
+          <w:p>
+            <w:pPr>
+              <w:pStyle w:val="Heading2"/>
+            </w:pPr>
+            <w:bookmarkStart w:id="314" w:name="ezra"/>
+            <w:r>
+              <w:t>Ezra</w:t>
+            </w:r>
+          </w:p>
+          <w:p>
+            <w:pPr>
+              <w:pStyle w:val="Compact"/>
+              <w:numPr>
+                <w:ilvl w:val="0"/>
+                <w:numId w:val="26"/>
+              </w:numPr>
+            </w:pPr>
+            <w:r>
+              <w:t>Day 1: Ezra 1–5</w:t>
+            </w:r>
+          </w:p>
+          <w:p>
+            <w:pPr>
+              <w:pStyle w:val="Compact"/>
+              <w:numPr>
+                <w:ilvl w:val="0"/>
+                <w:numId w:val="26"/>
+              </w:numPr>
+            </w:pPr>
+            <w:r>
+              <w:t>Day 2: Ezra 6–10</w:t>
+            </w:r>
+          </w:p>
+          <w:p>
+            <w:pPr>
+              <w:pStyle w:val="Heading2"/>
+            </w:pPr>
+            <w:bookmarkStart w:id="315" w:name="nehemiah"/>
+            <w:bookmarkEnd w:id="314"/>
+            <w:r>
+              <w:t>Nehemiah</w:t>
+            </w:r>
+          </w:p>
+          <w:p>
+            <w:pPr>
+              <w:pStyle w:val="Compact"/>
+              <w:numPr>
+                <w:ilvl w:val="0"/>
+                <w:numId w:val="26"/>
+              </w:numPr>
+            </w:pPr>
+            <w:r>
+              <w:t>Day 1: Nehemiah 1–4</w:t>
+            </w:r>
+          </w:p>
+          <w:p>
+            <w:pPr>
+              <w:pStyle w:val="Compact"/>
+              <w:numPr>
+                <w:ilvl w:val="0"/>
+                <w:numId w:val="26"/>
+              </w:numPr>
+            </w:pPr>
+            <w:r>
+              <w:t>Day 2: Nehemiah 5–8</w:t>
+            </w:r>
+          </w:p>
+          <w:p>
+            <w:pPr>
+              <w:pStyle w:val="Compact"/>
+              <w:numPr>
+                <w:ilvl w:val="0"/>
+                <w:numId w:val="26"/>
+              </w:numPr>
+            </w:pPr>
+            <w:r>
+              <w:t>Day 3: Nehemiah 9–13</w:t>
+            </w:r>
+          </w:p>
+          <w:p>
+            <w:pPr>
+              <w:pStyle w:val="Heading2"/>
+            </w:pPr>
+            <w:bookmarkStart w:id="316" w:name="ester"/>
+            <w:bookmarkEnd w:id="315"/>
+            <w:r>
+              <w:t>Ester</w:t>
+            </w:r>
+          </w:p>
+          <w:p>
+            <w:pPr>
+              <w:pStyle w:val="Compact"/>
+              <w:numPr>
+                <w:ilvl w:val="0"/>
+                <w:numId w:val="26"/>
+              </w:numPr>
+            </w:pPr>
+            <w:r>
+              <w:t>Day 1: Esther 1–5</w:t>
+            </w:r>
+          </w:p>
+          <w:p>
+            <w:pPr>
+              <w:pStyle w:val="Compact"/>
+              <w:numPr>
+                <w:ilvl w:val="0"/>
+                <w:numId w:val="26"/>
+              </w:numPr>
+            </w:pPr>
+            <w:r>
+              <w:t>Day 2: Esther 6–10</w:t>
+            </w:r>
+          </w:p>
+          <w:p>
+            <w:pPr>
+              <w:pStyle w:val="Heading2"/>
+            </w:pPr>
+            <w:bookmarkStart w:id="317" w:name="haggai"/>
+            <w:bookmarkEnd w:id="316"/>
+            <w:r>
+              <w:t>Haggai</w:t>
+            </w:r>
+          </w:p>
+          <w:p>
+            <w:pPr>
+              <w:pStyle w:val="Compact"/>
+              <w:numPr>
+                <w:ilvl w:val="0"/>
+                <w:numId w:val="26"/>
+              </w:numPr>
+            </w:pPr>
+            <w:r>
+              <w:t>Day 1: Haggai 1–2</w:t>
+            </w:r>
+          </w:p>
+          <w:p>
+            <w:pPr>
+              <w:pStyle w:val="Heading2"/>
+            </w:pPr>
+            <w:bookmarkStart w:id="318" w:name="malachi"/>
+            <w:bookmarkEnd w:id="317"/>
+            <w:r>
+              <w:t>Malachi</w:t>
+            </w:r>
+          </w:p>
+          <w:p>
+            <w:pPr>
+              <w:pStyle w:val="Compact"/>
+              <w:numPr>
+                <w:ilvl w:val="0"/>
+                <w:numId w:val="26"/>
+              </w:numPr>
+            </w:pPr>
+            <w:r>
+              <w:t>Day 1: Malachi 1–4</w:t>
+            </w:r>
+          </w:p>
+          <w:p>
+            <w:pPr>
+              <w:pStyle w:val="Heading2"/>
+            </w:pPr>
+            <w:bookmarkStart w:id="319" w:name="psalms-21"/>
+            <w:bookmarkEnd w:id="318"/>
+            <w:r>
+              <w:t>Psalms</w:t>
+            </w:r>
+          </w:p>
+          <w:p>
+            <w:pPr>
+              <w:pStyle w:val="Compact"/>
+              <w:numPr>
+                <w:ilvl w:val="0"/>
+                <w:numId w:val="26"/>
+              </w:numPr>
+            </w:pPr>
+            <w:r>
+              <w:t>Day 25: Psalms 107, 120–124</w:t>
+            </w:r>
+          </w:p>
+          <w:p>
+            <w:pPr>
+              <w:pStyle w:val="Compact"/>
+              <w:numPr>
+                <w:ilvl w:val="0"/>
+                <w:numId w:val="26"/>
+              </w:numPr>
+            </w:pPr>
+            <w:r>
+              <w:t>Day 26: Psalms 125–129, 131–134</w:t>
+            </w:r>
+            <w:bookmarkEnd w:id="319"/>
+          </w:p>
+        </w:tc>
+        <w:tc>
+          <w:tcPr>
+            <w:tcW w:w="4788" w:type="dxa"/>
+          </w:tcPr>
+          <w:p>
+            <w:pPr>
+              <w:pStyle w:val="Heading2"/>
+            </w:pPr>
+            <w:bookmarkStart w:id="320" w:name="luke"/>
+            <w:r>
+              <w:t>Luke</w:t>
+            </w:r>
+          </w:p>
+          <w:p>
+            <w:pPr>
+              <w:pStyle w:val="Compact"/>
+              <w:numPr>
+                <w:ilvl w:val="0"/>
+                <w:numId w:val="26"/>
+              </w:numPr>
+            </w:pPr>
+            <w:r>
+              <w:t>Day 1: Luke 1–4</w:t>
+            </w:r>
+          </w:p>
+          <w:p>
+            <w:pPr>
+              <w:pStyle w:val="Compact"/>
+              <w:numPr>
+                <w:ilvl w:val="0"/>
+                <w:numId w:val="26"/>
+              </w:numPr>
+            </w:pPr>
+            <w:r>
+              <w:t>Day 2: Luke 5–9</w:t>
+            </w:r>
+          </w:p>
+          <w:p>
+            <w:pPr>
+              <w:pStyle w:val="Compact"/>
+              <w:numPr>
+                <w:ilvl w:val="0"/>
+                <w:numId w:val="26"/>
+              </w:numPr>
+            </w:pPr>
+            <w:r>
+              <w:t>Day 3: Luke 10–14</w:t>
+            </w:r>
+          </w:p>
+          <w:p>
+            <w:pPr>
+              <w:pStyle w:val="Compact"/>
+              <w:numPr>
+                <w:ilvl w:val="0"/>
+                <w:numId w:val="26"/>
+              </w:numPr>
+            </w:pPr>
+            <w:r>
+              <w:t>Day 4: Luke 15–19</w:t>
+            </w:r>
+          </w:p>
+          <w:p>
+            <w:pPr>
+              <w:pStyle w:val="Compact"/>
+              <w:numPr>
+                <w:ilvl w:val="0"/>
+                <w:numId w:val="26"/>
+              </w:numPr>
+            </w:pPr>
+            <w:r>
+              <w:t>Day 5: Luke 20–24</w:t>
+            </w:r>
+          </w:p>
+          <w:p>
+            <w:pPr>
+              <w:pStyle w:val="Heading2"/>
+            </w:pPr>
+            <w:bookmarkStart w:id="321" w:name="philippians"/>
+            <w:bookmarkEnd w:id="320"/>
+            <w:r>
+              <w:t>Philippians</w:t>
+            </w:r>
+          </w:p>
+          <w:p>
+            <w:pPr>
+              <w:pStyle w:val="Compact"/>
+              <w:numPr>
+                <w:ilvl w:val="0"/>
+                <w:numId w:val="26"/>
+              </w:numPr>
+            </w:pPr>
+            <w:r>
+              <w:t>Day 1: Philippians 1–4</w:t>
+            </w:r>
+          </w:p>
+          <w:p>
+            <w:pPr>
+              <w:pStyle w:val="Heading2"/>
+            </w:pPr>
+            <w:bookmarkStart w:id="322" w:name="john-1"/>
+            <w:bookmarkEnd w:id="321"/>
+            <w:r>
+              <w:t>2 John</w:t>
+            </w:r>
+          </w:p>
+          <w:p>
+            <w:pPr>
+              <w:pStyle w:val="Compact"/>
+              <w:numPr>
+                <w:ilvl w:val="0"/>
+                <w:numId w:val="26"/>
+              </w:numPr>
+            </w:pPr>
+            <w:r>
+              <w:t>Day 1: 2 John 1</w:t>
+            </w:r>
+          </w:p>
+          <w:p>
+            <w:pPr>
+              <w:pStyle w:val="Heading2"/>
+            </w:pPr>
+            <w:bookmarkStart w:id="323" w:name="john-2"/>
+            <w:bookmarkEnd w:id="322"/>
+            <w:r>
+              <w:t>3 John</w:t>
+            </w:r>
+          </w:p>
+          <w:p>
+            <w:pPr>
+              <w:pStyle w:val="Compact"/>
+              <w:numPr>
+                <w:ilvl w:val="0"/>
+                <w:numId w:val="26"/>
+              </w:numPr>
+            </w:pPr>
+            <w:r>
+              <w:t>Day 1: 3 John 1</w:t>
+            </w:r>
+          </w:p>
+          <w:p>
+            <w:pPr>
+              <w:pStyle w:val="Heading2"/>
+            </w:pPr>
+            <w:bookmarkStart w:id="324" w:name="acts"/>
+            <w:bookmarkEnd w:id="323"/>
+            <w:r>
+              <w:t>Acts</w:t>
+            </w:r>
+          </w:p>
+          <w:p>
+            <w:pPr>
+              <w:pStyle w:val="Compact"/>
+              <w:numPr>
+                <w:ilvl w:val="0"/>
+                <w:numId w:val="26"/>
+              </w:numPr>
+            </w:pPr>
+            <w:r>
+              <w:t>Day 1: Acts 1–4</w:t>
+            </w:r>
+          </w:p>
+          <w:p>
+            <w:pPr>
+              <w:pStyle w:val="Compact"/>
+              <w:numPr>
+                <w:ilvl w:val="0"/>
+                <w:numId w:val="26"/>
+              </w:numPr>
+            </w:pPr>
+            <w:r>
+              <w:t>Day 2: Acts 5–9</w:t>
+            </w:r>
+          </w:p>
+          <w:p>
+            <w:pPr>
+              <w:pStyle w:val="Compact"/>
+              <w:numPr>
+                <w:ilvl w:val="0"/>
+                <w:numId w:val="26"/>
+              </w:numPr>
+            </w:pPr>
+            <w:r>
+              <w:t>Day 3: Acts 10–14</w:t>
+            </w:r>
+          </w:p>
+          <w:p>
+            <w:pPr>
+              <w:pStyle w:val="Compact"/>
+              <w:numPr>
+                <w:ilvl w:val="0"/>
+                <w:numId w:val="26"/>
+              </w:numPr>
+            </w:pPr>
+            <w:r>
+              <w:t>Day 4: Acts 15–19</w:t>
+            </w:r>
+          </w:p>
+          <w:p>
+            <w:pPr>
+              <w:pStyle w:val="Compact"/>
+              <w:numPr>
+                <w:ilvl w:val="0"/>
+                <w:numId w:val="26"/>
+              </w:numPr>
+            </w:pPr>
+            <w:r>
+              <w:t>Day 5: Acts 20–24</w:t>
+            </w:r>
+          </w:p>
+          <w:p>
+            <w:pPr>
+              <w:pStyle w:val="Compact"/>
+              <w:numPr>
+                <w:ilvl w:val="0"/>
+                <w:numId w:val="26"/>
+              </w:numPr>
+            </w:pPr>
+            <w:r>
+              <w:t>Day 6: Acts 25–28</w:t>
+            </w:r>
+            <w:bookmarkEnd w:id="324"/>
+          </w:p>
+        </w:tc>
+      </w:tr>
+    </w:tbl>
+    <w:p>
+      <w:pPr>
+        <w:pStyle w:val="BodyText"/>
+      </w:pPr>
+    </w:p>
+    <w:p>
+      <w:pPr>
+        <w:pStyle w:val="BodyText"/>
+      </w:pPr>
+    </w:p>
+    <w:p>
+      <w:pPr>
         <w:pStyle w:val="Heading3"/>
       </w:pPr>
-      <w:bookmarkStart w:id="263" w:name="ezra-1"/>
-      <w:bookmarkStart w:id="264" w:name="day-1-ezra-15"/>
-      <w:bookmarkEnd w:id="262"/>
+      <w:bookmarkStart w:id="325" w:name="day-1-ezra-15"/>
+      <w:bookmarkStart w:id="326" w:name="ezra-1"/>
+      <w:bookmarkEnd w:id="313"/>
       <w:r>
         <w:rPr>
           <w:b/>
@@ -13752,8 +17230,8 @@
       <w:pPr>
         <w:pStyle w:val="Heading3"/>
       </w:pPr>
-      <w:bookmarkStart w:id="265" w:name="day-2-ezra-610"/>
-      <w:bookmarkEnd w:id="264"/>
+      <w:bookmarkStart w:id="327" w:name="day-2-ezra-610"/>
+      <w:bookmarkEnd w:id="325"/>
       <w:r>
         <w:rPr>
           <w:b/>
@@ -13818,10 +17296,10 @@
       <w:pPr>
         <w:pStyle w:val="Heading3"/>
       </w:pPr>
-      <w:bookmarkStart w:id="266" w:name="nehemiah-1"/>
-      <w:bookmarkStart w:id="267" w:name="day-1-nehemiah-14"/>
-      <w:bookmarkEnd w:id="263"/>
-      <w:bookmarkEnd w:id="265"/>
+      <w:bookmarkStart w:id="328" w:name="day-1-nehemiah-14"/>
+      <w:bookmarkStart w:id="329" w:name="nehemiah-1"/>
+      <w:bookmarkEnd w:id="326"/>
+      <w:bookmarkEnd w:id="327"/>
       <w:r>
         <w:rPr>
           <w:b/>
@@ -13887,8 +17365,8 @@
       <w:pPr>
         <w:pStyle w:val="Heading3"/>
       </w:pPr>
-      <w:bookmarkStart w:id="268" w:name="day-2-nehemiah-58"/>
-      <w:bookmarkEnd w:id="267"/>
+      <w:bookmarkStart w:id="330" w:name="day-2-nehemiah-58"/>
+      <w:bookmarkEnd w:id="328"/>
       <w:r>
         <w:rPr>
           <w:b/>
@@ -13954,8 +17432,8 @@
       <w:pPr>
         <w:pStyle w:val="Heading3"/>
       </w:pPr>
-      <w:bookmarkStart w:id="269" w:name="day-3-nehemiah-913"/>
-      <w:bookmarkEnd w:id="268"/>
+      <w:bookmarkStart w:id="331" w:name="day-3-nehemiah-913"/>
+      <w:bookmarkEnd w:id="330"/>
       <w:r>
         <w:rPr>
           <w:b/>
@@ -14020,10 +17498,10 @@
       <w:pPr>
         <w:pStyle w:val="Heading3"/>
       </w:pPr>
-      <w:bookmarkStart w:id="270" w:name="esther"/>
-      <w:bookmarkStart w:id="271" w:name="day-1-esther-15"/>
-      <w:bookmarkEnd w:id="266"/>
-      <w:bookmarkEnd w:id="269"/>
+      <w:bookmarkStart w:id="332" w:name="day-1-esther-15"/>
+      <w:bookmarkStart w:id="333" w:name="esther"/>
+      <w:bookmarkEnd w:id="329"/>
+      <w:bookmarkEnd w:id="331"/>
       <w:r>
         <w:rPr>
           <w:b/>
@@ -14089,8 +17567,8 @@
       <w:pPr>
         <w:pStyle w:val="Heading3"/>
       </w:pPr>
-      <w:bookmarkStart w:id="272" w:name="day-2-esther-610"/>
-      <w:bookmarkEnd w:id="271"/>
+      <w:bookmarkStart w:id="334" w:name="day-2-esther-610"/>
+      <w:bookmarkEnd w:id="332"/>
       <w:r>
         <w:rPr>
           <w:b/>
@@ -14155,10 +17633,10 @@
       <w:pPr>
         <w:pStyle w:val="Heading3"/>
       </w:pPr>
-      <w:bookmarkStart w:id="273" w:name="haggai-1"/>
-      <w:bookmarkStart w:id="274" w:name="day-1-haggai-12"/>
-      <w:bookmarkEnd w:id="270"/>
-      <w:bookmarkEnd w:id="272"/>
+      <w:bookmarkStart w:id="335" w:name="haggai-1"/>
+      <w:bookmarkStart w:id="336" w:name="day-1-haggai-12"/>
+      <w:bookmarkEnd w:id="333"/>
+      <w:bookmarkEnd w:id="334"/>
       <w:r>
         <w:rPr>
           <w:b/>
@@ -14223,10 +17701,10 @@
       <w:pPr>
         <w:pStyle w:val="Heading3"/>
       </w:pPr>
-      <w:bookmarkStart w:id="275" w:name="malachi-1"/>
-      <w:bookmarkStart w:id="276" w:name="day-1-malachi-14"/>
-      <w:bookmarkEnd w:id="273"/>
-      <w:bookmarkEnd w:id="274"/>
+      <w:bookmarkStart w:id="337" w:name="malachi-1"/>
+      <w:bookmarkStart w:id="338" w:name="day-1-malachi-14"/>
+      <w:bookmarkEnd w:id="335"/>
+      <w:bookmarkEnd w:id="336"/>
       <w:r>
         <w:rPr>
           <w:b/>
@@ -14291,10 +17769,10 @@
       <w:pPr>
         <w:pStyle w:val="Heading3"/>
       </w:pPr>
-      <w:bookmarkStart w:id="277" w:name="psalms-31"/>
-      <w:bookmarkStart w:id="278" w:name="day-25-psalms-107-120124"/>
-      <w:bookmarkEnd w:id="275"/>
-      <w:bookmarkEnd w:id="276"/>
+      <w:bookmarkStart w:id="339" w:name="day-25-psalms-107-120124"/>
+      <w:bookmarkStart w:id="340" w:name="psalms-31"/>
+      <w:bookmarkEnd w:id="337"/>
+      <w:bookmarkEnd w:id="338"/>
       <w:r>
         <w:rPr>
           <w:b/>
@@ -14360,8 +17838,8 @@
       <w:pPr>
         <w:pStyle w:val="Heading3"/>
       </w:pPr>
-      <w:bookmarkStart w:id="279" w:name="day-26-psalms-125129-131134"/>
-      <w:bookmarkEnd w:id="278"/>
+      <w:bookmarkStart w:id="341" w:name="day-26-psalms-125129-131134"/>
+      <w:bookmarkEnd w:id="339"/>
       <w:r>
         <w:rPr>
           <w:b/>
@@ -14426,10 +17904,10 @@
       <w:pPr>
         <w:pStyle w:val="Heading3"/>
       </w:pPr>
-      <w:bookmarkStart w:id="280" w:name="luke-1"/>
-      <w:bookmarkStart w:id="281" w:name="day-1-luke-14"/>
-      <w:bookmarkEnd w:id="277"/>
-      <w:bookmarkEnd w:id="279"/>
+      <w:bookmarkStart w:id="342" w:name="day-1-luke-14"/>
+      <w:bookmarkStart w:id="343" w:name="luke-1"/>
+      <w:bookmarkEnd w:id="340"/>
+      <w:bookmarkEnd w:id="341"/>
       <w:r>
         <w:rPr>
           <w:b/>
@@ -14495,8 +17973,8 @@
       <w:pPr>
         <w:pStyle w:val="Heading3"/>
       </w:pPr>
-      <w:bookmarkStart w:id="282" w:name="day-2-luke-59"/>
-      <w:bookmarkEnd w:id="281"/>
+      <w:bookmarkStart w:id="344" w:name="day-2-luke-59"/>
+      <w:bookmarkEnd w:id="342"/>
       <w:r>
         <w:rPr>
           <w:b/>
@@ -14562,8 +18040,8 @@
       <w:pPr>
         <w:pStyle w:val="Heading3"/>
       </w:pPr>
-      <w:bookmarkStart w:id="283" w:name="day-3-luke-1014"/>
-      <w:bookmarkEnd w:id="282"/>
+      <w:bookmarkStart w:id="345" w:name="day-3-luke-1014"/>
+      <w:bookmarkEnd w:id="344"/>
       <w:r>
         <w:rPr>
           <w:b/>
@@ -14629,8 +18107,8 @@
       <w:pPr>
         <w:pStyle w:val="Heading3"/>
       </w:pPr>
-      <w:bookmarkStart w:id="284" w:name="day-4-luke-1519"/>
-      <w:bookmarkEnd w:id="283"/>
+      <w:bookmarkStart w:id="346" w:name="day-4-luke-1519"/>
+      <w:bookmarkEnd w:id="345"/>
       <w:r>
         <w:rPr>
           <w:b/>
@@ -14696,8 +18174,8 @@
       <w:pPr>
         <w:pStyle w:val="Heading3"/>
       </w:pPr>
-      <w:bookmarkStart w:id="285" w:name="day-5-luke-2024"/>
-      <w:bookmarkEnd w:id="284"/>
+      <w:bookmarkStart w:id="347" w:name="day-5-luke-2024"/>
+      <w:bookmarkEnd w:id="346"/>
       <w:r>
         <w:rPr>
           <w:b/>
@@ -14762,10 +18240,10 @@
       <w:pPr>
         <w:pStyle w:val="Heading3"/>
       </w:pPr>
-      <w:bookmarkStart w:id="286" w:name="philippians-1"/>
-      <w:bookmarkStart w:id="287" w:name="day-1-philippians-14"/>
-      <w:bookmarkEnd w:id="280"/>
-      <w:bookmarkEnd w:id="285"/>
+      <w:bookmarkStart w:id="348" w:name="philippians-1"/>
+      <w:bookmarkStart w:id="349" w:name="day-1-philippians-14"/>
+      <w:bookmarkEnd w:id="343"/>
+      <w:bookmarkEnd w:id="347"/>
       <w:r>
         <w:rPr>
           <w:b/>
@@ -14830,10 +18308,10 @@
       <w:pPr>
         <w:pStyle w:val="Heading3"/>
       </w:pPr>
-      <w:bookmarkStart w:id="288" w:name="john-5"/>
-      <w:bookmarkStart w:id="289" w:name="day-1-2-john"/>
-      <w:bookmarkEnd w:id="286"/>
-      <w:bookmarkEnd w:id="287"/>
+      <w:bookmarkStart w:id="350" w:name="john-5"/>
+      <w:bookmarkStart w:id="351" w:name="day-1-2-john"/>
+      <w:bookmarkEnd w:id="348"/>
+      <w:bookmarkEnd w:id="349"/>
       <w:r>
         <w:rPr>
           <w:b/>
@@ -14898,10 +18376,10 @@
       <w:pPr>
         <w:pStyle w:val="Heading3"/>
       </w:pPr>
-      <w:bookmarkStart w:id="290" w:name="john-6"/>
-      <w:bookmarkStart w:id="291" w:name="day-1-3-john"/>
-      <w:bookmarkEnd w:id="288"/>
-      <w:bookmarkEnd w:id="289"/>
+      <w:bookmarkStart w:id="352" w:name="john-6"/>
+      <w:bookmarkStart w:id="353" w:name="day-1-3-john"/>
+      <w:bookmarkEnd w:id="350"/>
+      <w:bookmarkEnd w:id="351"/>
       <w:r>
         <w:rPr>
           <w:b/>
@@ -14966,10 +18444,10 @@
       <w:pPr>
         <w:pStyle w:val="Heading3"/>
       </w:pPr>
-      <w:bookmarkStart w:id="292" w:name="acts-1"/>
-      <w:bookmarkStart w:id="293" w:name="day-1-acts-14"/>
-      <w:bookmarkEnd w:id="290"/>
-      <w:bookmarkEnd w:id="291"/>
+      <w:bookmarkStart w:id="354" w:name="day-1-acts-14"/>
+      <w:bookmarkStart w:id="355" w:name="acts-1"/>
+      <w:bookmarkEnd w:id="352"/>
+      <w:bookmarkEnd w:id="353"/>
       <w:r>
         <w:rPr>
           <w:b/>
@@ -15035,8 +18513,8 @@
       <w:pPr>
         <w:pStyle w:val="Heading3"/>
       </w:pPr>
-      <w:bookmarkStart w:id="294" w:name="day-2-acts-59"/>
-      <w:bookmarkEnd w:id="293"/>
+      <w:bookmarkStart w:id="356" w:name="day-2-acts-59"/>
+      <w:bookmarkEnd w:id="354"/>
       <w:r>
         <w:rPr>
           <w:b/>
@@ -15102,8 +18580,8 @@
       <w:pPr>
         <w:pStyle w:val="Heading3"/>
       </w:pPr>
-      <w:bookmarkStart w:id="295" w:name="day-3-acts-1014"/>
-      <w:bookmarkEnd w:id="294"/>
+      <w:bookmarkStart w:id="357" w:name="day-3-acts-1014"/>
+      <w:bookmarkEnd w:id="356"/>
       <w:r>
         <w:rPr>
           <w:b/>
@@ -15169,8 +18647,8 @@
       <w:pPr>
         <w:pStyle w:val="Heading3"/>
       </w:pPr>
-      <w:bookmarkStart w:id="296" w:name="day-4-acts-1519"/>
-      <w:bookmarkEnd w:id="295"/>
+      <w:bookmarkStart w:id="358" w:name="day-4-acts-1519"/>
+      <w:bookmarkEnd w:id="357"/>
       <w:r>
         <w:rPr>
           <w:b/>
@@ -15236,8 +18714,8 @@
       <w:pPr>
         <w:pStyle w:val="Heading3"/>
       </w:pPr>
-      <w:bookmarkStart w:id="297" w:name="day-5-acts-2024"/>
-      <w:bookmarkEnd w:id="296"/>
+      <w:bookmarkStart w:id="359" w:name="day-5-acts-2024"/>
+      <w:bookmarkEnd w:id="358"/>
       <w:r>
         <w:rPr>
           <w:b/>
@@ -15303,8 +18781,8 @@
       <w:pPr>
         <w:pStyle w:val="Heading3"/>
       </w:pPr>
-      <w:bookmarkStart w:id="298" w:name="day-6-acts-2528"/>
-      <w:bookmarkEnd w:id="297"/>
+      <w:bookmarkStart w:id="360" w:name="day-6-acts-2528"/>
+      <w:bookmarkEnd w:id="359"/>
       <w:r>
         <w:rPr>
           <w:b/>
@@ -15370,9 +18848,9 @@
       <w:pPr>
         <w:pStyle w:val="Heading3"/>
       </w:pPr>
-      <w:bookmarkStart w:id="299" w:name="X636223c51f404bff2c61eb0489a58be13fa3941"/>
-      <w:bookmarkEnd w:id="292"/>
-      <w:bookmarkEnd w:id="298"/>
+      <w:bookmarkStart w:id="361" w:name="X636223c51f404bff2c61eb0489a58be13fa3941"/>
+      <w:bookmarkEnd w:id="355"/>
+      <w:bookmarkEnd w:id="360"/>
       <w:r>
         <w:lastRenderedPageBreak/>
         <w:t>Section-Level Reflection – Return &amp; Restoration</w:t>
@@ -15444,8 +18922,8 @@
       <w:pPr>
         <w:pStyle w:val="Heading1"/>
       </w:pPr>
-      <w:bookmarkStart w:id="300" w:name="section-11-wisdom-worship"/>
-      <w:bookmarkEnd w:id="299"/>
+      <w:bookmarkStart w:id="362" w:name="section-11-wisdom-worship"/>
+      <w:bookmarkEnd w:id="361"/>
       <w:r>
         <w:lastRenderedPageBreak/>
         <w:t>Section 11 – Wisdom &amp; Worship</w:t>
@@ -15454,25 +18932,365 @@
     <w:p>
       <w:pPr>
         <w:pStyle w:val="FirstParagraph"/>
-      </w:pPr>
-      <w:r>
-        <w:rPr>
-          <w:b/>
-          <w:bCs/>
-        </w:rPr>
-        <w:t>Theme:</w:t>
-      </w:r>
-      <w:r>
-        <w:t xml:space="preserve"> God shapes His people through wisdom, reverence, love, and honest worship.</w:t>
-      </w:r>
+        <w:rPr>
+          <w:b/>
+          <w:bCs/>
+        </w:rPr>
+      </w:pPr>
+      <w:r>
+        <w:rPr>
+          <w:b/>
+          <w:bCs/>
+        </w:rPr>
+        <w:t>Theme: God shapes His people through wisdom, reverence, love, and honest worship.</w:t>
+      </w:r>
+    </w:p>
+    <w:p>
+      <w:pPr>
+        <w:pStyle w:val="Heading2"/>
+      </w:pPr>
+      <w:bookmarkStart w:id="363" w:name="job"/>
+      <w:r>
+        <w:t>Job</w:t>
+      </w:r>
+    </w:p>
+    <w:p>
+      <w:pPr>
+        <w:pStyle w:val="Compact"/>
+        <w:numPr>
+          <w:ilvl w:val="0"/>
+          <w:numId w:val="26"/>
+        </w:numPr>
+      </w:pPr>
+      <w:r>
+        <w:t>Day 1: Job 1–5</w:t>
+      </w:r>
+    </w:p>
+    <w:p>
+      <w:pPr>
+        <w:pStyle w:val="Compact"/>
+        <w:numPr>
+          <w:ilvl w:val="0"/>
+          <w:numId w:val="26"/>
+        </w:numPr>
+      </w:pPr>
+      <w:r>
+        <w:t>Day 2: Job 6–10</w:t>
+      </w:r>
+    </w:p>
+    <w:p>
+      <w:pPr>
+        <w:pStyle w:val="Compact"/>
+        <w:numPr>
+          <w:ilvl w:val="0"/>
+          <w:numId w:val="26"/>
+        </w:numPr>
+      </w:pPr>
+      <w:r>
+        <w:t>Day 3: Job 11–15</w:t>
+      </w:r>
+    </w:p>
+    <w:p>
+      <w:pPr>
+        <w:pStyle w:val="Compact"/>
+        <w:numPr>
+          <w:ilvl w:val="0"/>
+          <w:numId w:val="26"/>
+        </w:numPr>
+      </w:pPr>
+      <w:r>
+        <w:t>Day 4: Job 16–20</w:t>
+      </w:r>
+    </w:p>
+    <w:p>
+      <w:pPr>
+        <w:pStyle w:val="Compact"/>
+        <w:numPr>
+          <w:ilvl w:val="0"/>
+          <w:numId w:val="26"/>
+        </w:numPr>
+      </w:pPr>
+      <w:r>
+        <w:t>Day 5: Job 21–25</w:t>
+      </w:r>
+    </w:p>
+    <w:p>
+      <w:pPr>
+        <w:pStyle w:val="Compact"/>
+        <w:numPr>
+          <w:ilvl w:val="0"/>
+          <w:numId w:val="26"/>
+        </w:numPr>
+      </w:pPr>
+      <w:r>
+        <w:t>Day 6: Job 26–30</w:t>
+      </w:r>
+    </w:p>
+    <w:p>
+      <w:pPr>
+        <w:pStyle w:val="Compact"/>
+        <w:numPr>
+          <w:ilvl w:val="0"/>
+          <w:numId w:val="26"/>
+        </w:numPr>
+      </w:pPr>
+      <w:r>
+        <w:t>Day 7: Job 31–35</w:t>
+      </w:r>
+    </w:p>
+    <w:p>
+      <w:pPr>
+        <w:pStyle w:val="Compact"/>
+        <w:numPr>
+          <w:ilvl w:val="0"/>
+          <w:numId w:val="26"/>
+        </w:numPr>
+      </w:pPr>
+      <w:r>
+        <w:t>Day 8: Job 36–42</w:t>
+      </w:r>
+    </w:p>
+    <w:p>
+      <w:pPr>
+        <w:pStyle w:val="Heading2"/>
+      </w:pPr>
+      <w:bookmarkStart w:id="364" w:name="proverbs"/>
+      <w:bookmarkEnd w:id="363"/>
+      <w:r>
+        <w:t>Proverbs</w:t>
+      </w:r>
+    </w:p>
+    <w:p>
+      <w:pPr>
+        <w:pStyle w:val="Compact"/>
+        <w:numPr>
+          <w:ilvl w:val="0"/>
+          <w:numId w:val="26"/>
+        </w:numPr>
+      </w:pPr>
+      <w:r>
+        <w:t>Day 1: Proverbs 1–5</w:t>
+      </w:r>
+    </w:p>
+    <w:p>
+      <w:pPr>
+        <w:pStyle w:val="Compact"/>
+        <w:numPr>
+          <w:ilvl w:val="0"/>
+          <w:numId w:val="26"/>
+        </w:numPr>
+      </w:pPr>
+      <w:r>
+        <w:t>Day 2: Proverbs 6–10</w:t>
+      </w:r>
+    </w:p>
+    <w:p>
+      <w:pPr>
+        <w:pStyle w:val="Compact"/>
+        <w:numPr>
+          <w:ilvl w:val="0"/>
+          <w:numId w:val="26"/>
+        </w:numPr>
+      </w:pPr>
+      <w:r>
+        <w:t>Day 3: Proverbs 11–15</w:t>
+      </w:r>
+    </w:p>
+    <w:p>
+      <w:pPr>
+        <w:pStyle w:val="Compact"/>
+        <w:numPr>
+          <w:ilvl w:val="0"/>
+          <w:numId w:val="26"/>
+        </w:numPr>
+      </w:pPr>
+      <w:r>
+        <w:t>Day 4: Proverbs 16–20</w:t>
+      </w:r>
+    </w:p>
+    <w:p>
+      <w:pPr>
+        <w:pStyle w:val="Compact"/>
+        <w:numPr>
+          <w:ilvl w:val="0"/>
+          <w:numId w:val="26"/>
+        </w:numPr>
+      </w:pPr>
+      <w:r>
+        <w:t>Day 5: Proverbs 21–25</w:t>
+      </w:r>
+    </w:p>
+    <w:p>
+      <w:pPr>
+        <w:pStyle w:val="Compact"/>
+        <w:numPr>
+          <w:ilvl w:val="0"/>
+          <w:numId w:val="26"/>
+        </w:numPr>
+      </w:pPr>
+      <w:r>
+        <w:t>Day 6: Proverbs 26–31</w:t>
+      </w:r>
+    </w:p>
+    <w:p>
+      <w:pPr>
+        <w:pStyle w:val="Heading2"/>
+      </w:pPr>
+      <w:bookmarkStart w:id="365" w:name="ecclesiastes"/>
+      <w:bookmarkEnd w:id="364"/>
+      <w:r>
+        <w:t>Ecclesiastes</w:t>
+      </w:r>
+    </w:p>
+    <w:p>
+      <w:pPr>
+        <w:pStyle w:val="Compact"/>
+        <w:numPr>
+          <w:ilvl w:val="0"/>
+          <w:numId w:val="26"/>
+        </w:numPr>
+      </w:pPr>
+      <w:r>
+        <w:t>Day 1: Ecclesiastes 1–4</w:t>
+      </w:r>
+    </w:p>
+    <w:p>
+      <w:pPr>
+        <w:pStyle w:val="Compact"/>
+        <w:numPr>
+          <w:ilvl w:val="0"/>
+          <w:numId w:val="26"/>
+        </w:numPr>
+      </w:pPr>
+      <w:r>
+        <w:t>Day 2: Ecclesiastes 5–8</w:t>
+      </w:r>
+    </w:p>
+    <w:p>
+      <w:pPr>
+        <w:pStyle w:val="Compact"/>
+        <w:numPr>
+          <w:ilvl w:val="0"/>
+          <w:numId w:val="26"/>
+        </w:numPr>
+      </w:pPr>
+      <w:r>
+        <w:t>Day 3: Ecclesiastes 9–12</w:t>
+      </w:r>
+    </w:p>
+    <w:p>
+      <w:pPr>
+        <w:pStyle w:val="Heading2"/>
+      </w:pPr>
+      <w:bookmarkStart w:id="366" w:name="song-of-songs"/>
+      <w:bookmarkEnd w:id="365"/>
+      <w:r>
+        <w:t>Song of Songs</w:t>
+      </w:r>
+    </w:p>
+    <w:p>
+      <w:pPr>
+        <w:pStyle w:val="Compact"/>
+        <w:numPr>
+          <w:ilvl w:val="0"/>
+          <w:numId w:val="26"/>
+        </w:numPr>
+      </w:pPr>
+      <w:r>
+        <w:t>Day 1: Song of Solomon 1–4</w:t>
+      </w:r>
+    </w:p>
+    <w:p>
+      <w:pPr>
+        <w:pStyle w:val="Compact"/>
+        <w:numPr>
+          <w:ilvl w:val="0"/>
+          <w:numId w:val="26"/>
+        </w:numPr>
+      </w:pPr>
+      <w:r>
+        <w:t>Day 2: Song of Solomon 5–8</w:t>
+      </w:r>
+    </w:p>
+    <w:p>
+      <w:pPr>
+        <w:pStyle w:val="Heading2"/>
+      </w:pPr>
+      <w:bookmarkStart w:id="367" w:name="psalms-22"/>
+      <w:bookmarkEnd w:id="366"/>
+      <w:r>
+        <w:t>Psalms</w:t>
+      </w:r>
+    </w:p>
+    <w:p>
+      <w:pPr>
+        <w:pStyle w:val="Compact"/>
+        <w:numPr>
+          <w:ilvl w:val="0"/>
+          <w:numId w:val="26"/>
+        </w:numPr>
+      </w:pPr>
+      <w:r>
+        <w:t>Day 27: Psalms 39, 49, 73, 111–112</w:t>
+      </w:r>
+    </w:p>
+    <w:p>
+      <w:pPr>
+        <w:pStyle w:val="Heading2"/>
+      </w:pPr>
+      <w:bookmarkStart w:id="368" w:name="john-3"/>
+      <w:bookmarkEnd w:id="367"/>
+      <w:r>
+        <w:t>1 John</w:t>
+      </w:r>
+    </w:p>
+    <w:p>
+      <w:pPr>
+        <w:pStyle w:val="Compact"/>
+        <w:numPr>
+          <w:ilvl w:val="0"/>
+          <w:numId w:val="26"/>
+        </w:numPr>
+      </w:pPr>
+      <w:r>
+        <w:t>Day 1: 1 John 1–5</w:t>
+      </w:r>
+    </w:p>
+    <w:p>
+      <w:pPr>
+        <w:pStyle w:val="Heading2"/>
+      </w:pPr>
+      <w:bookmarkStart w:id="369" w:name="james"/>
+      <w:bookmarkEnd w:id="368"/>
+      <w:r>
+        <w:t>James</w:t>
+      </w:r>
+    </w:p>
+    <w:p>
+      <w:pPr>
+        <w:pStyle w:val="Compact"/>
+        <w:numPr>
+          <w:ilvl w:val="0"/>
+          <w:numId w:val="26"/>
+        </w:numPr>
+      </w:pPr>
+      <w:r>
+        <w:t>Day 1: James 1–5</w:t>
+      </w:r>
+      <w:bookmarkEnd w:id="369"/>
+    </w:p>
+    <w:p>
+      <w:pPr>
+        <w:pStyle w:val="BodyText"/>
+      </w:pPr>
     </w:p>
     <w:p>
       <w:pPr>
         <w:pStyle w:val="Heading3"/>
       </w:pPr>
-      <w:bookmarkStart w:id="301" w:name="job-1"/>
-      <w:bookmarkStart w:id="302" w:name="day-1-job-15"/>
-      <w:bookmarkEnd w:id="300"/>
+      <w:bookmarkStart w:id="370" w:name="day-1-job-15"/>
+      <w:bookmarkStart w:id="371" w:name="job-1"/>
+      <w:bookmarkEnd w:id="362"/>
       <w:r>
         <w:rPr>
           <w:b/>
@@ -15538,8 +19356,8 @@
       <w:pPr>
         <w:pStyle w:val="Heading3"/>
       </w:pPr>
-      <w:bookmarkStart w:id="303" w:name="day-2-job-610"/>
-      <w:bookmarkEnd w:id="302"/>
+      <w:bookmarkStart w:id="372" w:name="day-2-job-610"/>
+      <w:bookmarkEnd w:id="370"/>
       <w:r>
         <w:rPr>
           <w:b/>
@@ -15605,8 +19423,8 @@
       <w:pPr>
         <w:pStyle w:val="Heading3"/>
       </w:pPr>
-      <w:bookmarkStart w:id="304" w:name="day-3-job-1115"/>
-      <w:bookmarkEnd w:id="303"/>
+      <w:bookmarkStart w:id="373" w:name="day-3-job-1115"/>
+      <w:bookmarkEnd w:id="372"/>
       <w:r>
         <w:rPr>
           <w:b/>
@@ -15672,8 +19490,8 @@
       <w:pPr>
         <w:pStyle w:val="Heading3"/>
       </w:pPr>
-      <w:bookmarkStart w:id="305" w:name="day-4-job-1620"/>
-      <w:bookmarkEnd w:id="304"/>
+      <w:bookmarkStart w:id="374" w:name="day-4-job-1620"/>
+      <w:bookmarkEnd w:id="373"/>
       <w:r>
         <w:rPr>
           <w:b/>
@@ -15739,8 +19557,8 @@
       <w:pPr>
         <w:pStyle w:val="Heading3"/>
       </w:pPr>
-      <w:bookmarkStart w:id="306" w:name="day-5-job-2125"/>
-      <w:bookmarkEnd w:id="305"/>
+      <w:bookmarkStart w:id="375" w:name="day-5-job-2125"/>
+      <w:bookmarkEnd w:id="374"/>
       <w:r>
         <w:rPr>
           <w:b/>
@@ -15806,8 +19624,8 @@
       <w:pPr>
         <w:pStyle w:val="Heading3"/>
       </w:pPr>
-      <w:bookmarkStart w:id="307" w:name="day-6-job-2630"/>
-      <w:bookmarkEnd w:id="306"/>
+      <w:bookmarkStart w:id="376" w:name="day-6-job-2630"/>
+      <w:bookmarkEnd w:id="375"/>
       <w:r>
         <w:rPr>
           <w:b/>
@@ -15873,8 +19691,8 @@
       <w:pPr>
         <w:pStyle w:val="Heading3"/>
       </w:pPr>
-      <w:bookmarkStart w:id="308" w:name="day-7-job-3135"/>
-      <w:bookmarkEnd w:id="307"/>
+      <w:bookmarkStart w:id="377" w:name="day-7-job-3135"/>
+      <w:bookmarkEnd w:id="376"/>
       <w:r>
         <w:rPr>
           <w:b/>
@@ -15940,8 +19758,8 @@
       <w:pPr>
         <w:pStyle w:val="Heading3"/>
       </w:pPr>
-      <w:bookmarkStart w:id="309" w:name="day-8-job-3642"/>
-      <w:bookmarkEnd w:id="308"/>
+      <w:bookmarkStart w:id="378" w:name="day-8-job-3642"/>
+      <w:bookmarkEnd w:id="377"/>
       <w:r>
         <w:rPr>
           <w:b/>
@@ -16006,10 +19824,10 @@
       <w:pPr>
         <w:pStyle w:val="Heading3"/>
       </w:pPr>
-      <w:bookmarkStart w:id="310" w:name="proverbs-1"/>
-      <w:bookmarkStart w:id="311" w:name="day-1-proverbs-15"/>
-      <w:bookmarkEnd w:id="301"/>
-      <w:bookmarkEnd w:id="309"/>
+      <w:bookmarkStart w:id="379" w:name="day-1-proverbs-15"/>
+      <w:bookmarkStart w:id="380" w:name="proverbs-1"/>
+      <w:bookmarkEnd w:id="371"/>
+      <w:bookmarkEnd w:id="378"/>
       <w:r>
         <w:rPr>
           <w:b/>
@@ -16075,8 +19893,8 @@
       <w:pPr>
         <w:pStyle w:val="Heading3"/>
       </w:pPr>
-      <w:bookmarkStart w:id="312" w:name="day-2-proverbs-610"/>
-      <w:bookmarkEnd w:id="311"/>
+      <w:bookmarkStart w:id="381" w:name="day-2-proverbs-610"/>
+      <w:bookmarkEnd w:id="379"/>
       <w:r>
         <w:rPr>
           <w:b/>
@@ -16142,8 +19960,8 @@
       <w:pPr>
         <w:pStyle w:val="Heading3"/>
       </w:pPr>
-      <w:bookmarkStart w:id="313" w:name="day-3-proverbs-1115"/>
-      <w:bookmarkEnd w:id="312"/>
+      <w:bookmarkStart w:id="382" w:name="day-3-proverbs-1115"/>
+      <w:bookmarkEnd w:id="381"/>
       <w:r>
         <w:rPr>
           <w:b/>
@@ -16209,8 +20027,8 @@
       <w:pPr>
         <w:pStyle w:val="Heading3"/>
       </w:pPr>
-      <w:bookmarkStart w:id="314" w:name="day-4-proverbs-1620"/>
-      <w:bookmarkEnd w:id="313"/>
+      <w:bookmarkStart w:id="383" w:name="day-4-proverbs-1620"/>
+      <w:bookmarkEnd w:id="382"/>
       <w:r>
         <w:rPr>
           <w:b/>
@@ -16276,8 +20094,8 @@
       <w:pPr>
         <w:pStyle w:val="Heading3"/>
       </w:pPr>
-      <w:bookmarkStart w:id="315" w:name="day-5-proverbs-2125"/>
-      <w:bookmarkEnd w:id="314"/>
+      <w:bookmarkStart w:id="384" w:name="day-5-proverbs-2125"/>
+      <w:bookmarkEnd w:id="383"/>
       <w:r>
         <w:rPr>
           <w:b/>
@@ -16343,8 +20161,8 @@
       <w:pPr>
         <w:pStyle w:val="Heading3"/>
       </w:pPr>
-      <w:bookmarkStart w:id="316" w:name="day-6-proverbs-2631"/>
-      <w:bookmarkEnd w:id="315"/>
+      <w:bookmarkStart w:id="385" w:name="day-6-proverbs-2631"/>
+      <w:bookmarkEnd w:id="384"/>
       <w:r>
         <w:rPr>
           <w:b/>
@@ -16409,10 +20227,10 @@
       <w:pPr>
         <w:pStyle w:val="Heading3"/>
       </w:pPr>
-      <w:bookmarkStart w:id="317" w:name="ecclesiastes-1"/>
-      <w:bookmarkStart w:id="318" w:name="day-1-ecclesiastes-14"/>
-      <w:bookmarkEnd w:id="310"/>
-      <w:bookmarkEnd w:id="316"/>
+      <w:bookmarkStart w:id="386" w:name="day-1-ecclesiastes-14"/>
+      <w:bookmarkStart w:id="387" w:name="ecclesiastes-1"/>
+      <w:bookmarkEnd w:id="380"/>
+      <w:bookmarkEnd w:id="385"/>
       <w:r>
         <w:rPr>
           <w:b/>
@@ -16478,8 +20296,8 @@
       <w:pPr>
         <w:pStyle w:val="Heading3"/>
       </w:pPr>
-      <w:bookmarkStart w:id="319" w:name="day-2-ecclesiastes-58"/>
-      <w:bookmarkEnd w:id="318"/>
+      <w:bookmarkStart w:id="388" w:name="day-2-ecclesiastes-58"/>
+      <w:bookmarkEnd w:id="386"/>
       <w:r>
         <w:rPr>
           <w:b/>
@@ -16545,8 +20363,8 @@
       <w:pPr>
         <w:pStyle w:val="Heading3"/>
       </w:pPr>
-      <w:bookmarkStart w:id="320" w:name="day-3-ecclesiastes-912"/>
-      <w:bookmarkEnd w:id="319"/>
+      <w:bookmarkStart w:id="389" w:name="day-3-ecclesiastes-912"/>
+      <w:bookmarkEnd w:id="388"/>
       <w:r>
         <w:rPr>
           <w:b/>
@@ -16611,10 +20429,10 @@
       <w:pPr>
         <w:pStyle w:val="Heading3"/>
       </w:pPr>
-      <w:bookmarkStart w:id="321" w:name="song-of-songs-1"/>
-      <w:bookmarkStart w:id="322" w:name="day-1-song-of-songs-14"/>
-      <w:bookmarkEnd w:id="317"/>
-      <w:bookmarkEnd w:id="320"/>
+      <w:bookmarkStart w:id="390" w:name="day-1-song-of-songs-14"/>
+      <w:bookmarkStart w:id="391" w:name="song-of-songs-1"/>
+      <w:bookmarkEnd w:id="387"/>
+      <w:bookmarkEnd w:id="389"/>
       <w:r>
         <w:rPr>
           <w:b/>
@@ -16680,8 +20498,8 @@
       <w:pPr>
         <w:pStyle w:val="Heading3"/>
       </w:pPr>
-      <w:bookmarkStart w:id="323" w:name="day-2-song-of-songs-58"/>
-      <w:bookmarkEnd w:id="322"/>
+      <w:bookmarkStart w:id="392" w:name="day-2-song-of-songs-58"/>
+      <w:bookmarkEnd w:id="390"/>
       <w:r>
         <w:rPr>
           <w:b/>
@@ -16746,10 +20564,10 @@
       <w:pPr>
         <w:pStyle w:val="Heading3"/>
       </w:pPr>
-      <w:bookmarkStart w:id="324" w:name="psalms-32"/>
-      <w:bookmarkStart w:id="325" w:name="day-1-psalms-39-49-73-111112"/>
-      <w:bookmarkEnd w:id="321"/>
-      <w:bookmarkEnd w:id="323"/>
+      <w:bookmarkStart w:id="393" w:name="psalms-32"/>
+      <w:bookmarkStart w:id="394" w:name="day-1-psalms-39-49-73-111112"/>
+      <w:bookmarkEnd w:id="391"/>
+      <w:bookmarkEnd w:id="392"/>
       <w:r>
         <w:rPr>
           <w:b/>
@@ -16814,10 +20632,10 @@
       <w:pPr>
         <w:pStyle w:val="Heading3"/>
       </w:pPr>
-      <w:bookmarkStart w:id="326" w:name="john-7"/>
-      <w:bookmarkStart w:id="327" w:name="day-1-1-john-15"/>
-      <w:bookmarkEnd w:id="324"/>
-      <w:bookmarkEnd w:id="325"/>
+      <w:bookmarkStart w:id="395" w:name="john-7"/>
+      <w:bookmarkStart w:id="396" w:name="day-1-1-john-15"/>
+      <w:bookmarkEnd w:id="393"/>
+      <w:bookmarkEnd w:id="394"/>
       <w:r>
         <w:rPr>
           <w:b/>
@@ -16882,10 +20700,10 @@
       <w:pPr>
         <w:pStyle w:val="Heading3"/>
       </w:pPr>
-      <w:bookmarkStart w:id="328" w:name="james-1"/>
-      <w:bookmarkStart w:id="329" w:name="day-1-james-15"/>
-      <w:bookmarkEnd w:id="326"/>
-      <w:bookmarkEnd w:id="327"/>
+      <w:bookmarkStart w:id="397" w:name="james-1"/>
+      <w:bookmarkStart w:id="398" w:name="day-1-james-15"/>
+      <w:bookmarkEnd w:id="395"/>
+      <w:bookmarkEnd w:id="396"/>
       <w:r>
         <w:rPr>
           <w:b/>
@@ -16951,9 +20769,9 @@
       <w:pPr>
         <w:pStyle w:val="Heading3"/>
       </w:pPr>
-      <w:bookmarkStart w:id="330" w:name="section-level-reflection-wisdom-worship"/>
-      <w:bookmarkEnd w:id="328"/>
-      <w:bookmarkEnd w:id="329"/>
+      <w:bookmarkStart w:id="399" w:name="section-level-reflection-wisdom-worship"/>
+      <w:bookmarkEnd w:id="397"/>
+      <w:bookmarkEnd w:id="398"/>
       <w:r>
         <w:lastRenderedPageBreak/>
         <w:t>Section-Level Reflection – Wisdom &amp; Worship</w:t>
@@ -17025,9 +20843,9 @@
       <w:pPr>
         <w:pStyle w:val="Heading1"/>
       </w:pPr>
-      <w:bookmarkStart w:id="331" w:name="Xaa3b57121d8fa6115015c11e269262a7f249696"/>
-      <w:bookmarkEnd w:id="129"/>
-      <w:bookmarkEnd w:id="330"/>
+      <w:bookmarkStart w:id="400" w:name="Xaa3b57121d8fa6115015c11e269262a7f249696"/>
+      <w:bookmarkEnd w:id="151"/>
+      <w:bookmarkEnd w:id="399"/>
       <w:r>
         <w:lastRenderedPageBreak/>
         <w:t>Section 12 – Prophetic Visions &amp; New Creation</w:t>
@@ -17036,24 +20854,270 @@
     <w:p>
       <w:pPr>
         <w:pStyle w:val="FirstParagraph"/>
-      </w:pPr>
-      <w:r>
-        <w:rPr>
-          <w:b/>
-          <w:bCs/>
-        </w:rPr>
-        <w:t>Theme:</w:t>
-      </w:r>
-      <w:r>
-        <w:t xml:space="preserve"> God rules history and will renew creation.</w:t>
-      </w:r>
+        <w:rPr>
+          <w:b/>
+          <w:bCs/>
+        </w:rPr>
+      </w:pPr>
+      <w:r>
+        <w:rPr>
+          <w:b/>
+          <w:bCs/>
+        </w:rPr>
+        <w:t>Theme: God rules history and will renew creation.</w:t>
+      </w:r>
+    </w:p>
+    <w:p>
+      <w:pPr>
+        <w:pStyle w:val="Heading2"/>
+      </w:pPr>
+      <w:bookmarkStart w:id="401" w:name="zechariah"/>
+      <w:r>
+        <w:t>Zechariah</w:t>
+      </w:r>
+    </w:p>
+    <w:p>
+      <w:pPr>
+        <w:pStyle w:val="Compact"/>
+        <w:numPr>
+          <w:ilvl w:val="0"/>
+          <w:numId w:val="26"/>
+        </w:numPr>
+      </w:pPr>
+      <w:r>
+        <w:t>Day 1: Zechariah 1–5</w:t>
+      </w:r>
+    </w:p>
+    <w:p>
+      <w:pPr>
+        <w:pStyle w:val="Compact"/>
+        <w:numPr>
+          <w:ilvl w:val="0"/>
+          <w:numId w:val="26"/>
+        </w:numPr>
+      </w:pPr>
+      <w:r>
+        <w:t>Day 2: Zechariah 6–10</w:t>
+      </w:r>
+    </w:p>
+    <w:p>
+      <w:pPr>
+        <w:pStyle w:val="Compact"/>
+        <w:numPr>
+          <w:ilvl w:val="0"/>
+          <w:numId w:val="26"/>
+        </w:numPr>
+      </w:pPr>
+      <w:r>
+        <w:t>Day 3: Zechariah 11–14</w:t>
+      </w:r>
+    </w:p>
+    <w:p>
+      <w:pPr>
+        <w:pStyle w:val="Heading2"/>
+      </w:pPr>
+      <w:bookmarkStart w:id="402" w:name="daniel"/>
+      <w:bookmarkEnd w:id="401"/>
+      <w:r>
+        <w:t>Daniel</w:t>
+      </w:r>
+    </w:p>
+    <w:p>
+      <w:pPr>
+        <w:pStyle w:val="Compact"/>
+        <w:numPr>
+          <w:ilvl w:val="0"/>
+          <w:numId w:val="26"/>
+        </w:numPr>
+      </w:pPr>
+      <w:r>
+        <w:t>Day 1: Daniel 1–4</w:t>
+      </w:r>
+    </w:p>
+    <w:p>
+      <w:pPr>
+        <w:pStyle w:val="Compact"/>
+        <w:numPr>
+          <w:ilvl w:val="0"/>
+          <w:numId w:val="26"/>
+        </w:numPr>
+      </w:pPr>
+      <w:r>
+        <w:t>Day 2: Daniel 5–8</w:t>
+      </w:r>
+    </w:p>
+    <w:p>
+      <w:pPr>
+        <w:pStyle w:val="Compact"/>
+        <w:numPr>
+          <w:ilvl w:val="0"/>
+          <w:numId w:val="26"/>
+        </w:numPr>
+      </w:pPr>
+      <w:r>
+        <w:t>Day 3: Daniel 9–12</w:t>
+      </w:r>
+    </w:p>
+    <w:p>
+      <w:pPr>
+        <w:pStyle w:val="Heading2"/>
+      </w:pPr>
+      <w:bookmarkStart w:id="403" w:name="psalms-23"/>
+      <w:bookmarkEnd w:id="402"/>
+      <w:r>
+        <w:t>Psalms</w:t>
+      </w:r>
+    </w:p>
+    <w:p>
+      <w:pPr>
+        <w:pStyle w:val="Compact"/>
+        <w:numPr>
+          <w:ilvl w:val="0"/>
+          <w:numId w:val="26"/>
+        </w:numPr>
+      </w:pPr>
+      <w:r>
+        <w:t>Day 28: Psalms 110, 145–147</w:t>
+      </w:r>
+    </w:p>
+    <w:p>
+      <w:pPr>
+        <w:pStyle w:val="Compact"/>
+        <w:numPr>
+          <w:ilvl w:val="0"/>
+          <w:numId w:val="26"/>
+        </w:numPr>
+      </w:pPr>
+      <w:r>
+        <w:t>Day 29: Psalms 148–150</w:t>
+      </w:r>
+    </w:p>
+    <w:p>
+      <w:pPr>
+        <w:pStyle w:val="Heading2"/>
+      </w:pPr>
+      <w:bookmarkStart w:id="404" w:name="revelation"/>
+      <w:bookmarkEnd w:id="403"/>
+      <w:r>
+        <w:t>Revelation</w:t>
+      </w:r>
+    </w:p>
+    <w:p>
+      <w:pPr>
+        <w:pStyle w:val="Compact"/>
+        <w:numPr>
+          <w:ilvl w:val="0"/>
+          <w:numId w:val="26"/>
+        </w:numPr>
+      </w:pPr>
+      <w:r>
+        <w:t>Day 1: Revelation 1–4</w:t>
+      </w:r>
+    </w:p>
+    <w:p>
+      <w:pPr>
+        <w:pStyle w:val="Compact"/>
+        <w:numPr>
+          <w:ilvl w:val="0"/>
+          <w:numId w:val="26"/>
+        </w:numPr>
+      </w:pPr>
+      <w:r>
+        <w:t>Day 2: Revelation 5–8</w:t>
+      </w:r>
+    </w:p>
+    <w:p>
+      <w:pPr>
+        <w:pStyle w:val="Compact"/>
+        <w:numPr>
+          <w:ilvl w:val="0"/>
+          <w:numId w:val="26"/>
+        </w:numPr>
+      </w:pPr>
+      <w:r>
+        <w:t>Day 3: Revelation 9–12</w:t>
+      </w:r>
+    </w:p>
+    <w:p>
+      <w:pPr>
+        <w:pStyle w:val="Compact"/>
+        <w:numPr>
+          <w:ilvl w:val="0"/>
+          <w:numId w:val="26"/>
+        </w:numPr>
+      </w:pPr>
+      <w:r>
+        <w:t>Day 4: Revelation 13–17</w:t>
+      </w:r>
+    </w:p>
+    <w:p>
+      <w:pPr>
+        <w:pStyle w:val="Compact"/>
+        <w:numPr>
+          <w:ilvl w:val="0"/>
+          <w:numId w:val="26"/>
+        </w:numPr>
+      </w:pPr>
+      <w:r>
+        <w:t>Day 5: Revelation 18–22</w:t>
+      </w:r>
+    </w:p>
+    <w:p>
+      <w:pPr>
+        <w:pStyle w:val="Heading2"/>
+      </w:pPr>
+      <w:bookmarkStart w:id="405" w:name="thessalonians"/>
+      <w:bookmarkEnd w:id="404"/>
+      <w:r>
+        <w:t>1 Thessalonians</w:t>
+      </w:r>
+    </w:p>
+    <w:p>
+      <w:pPr>
+        <w:pStyle w:val="Compact"/>
+        <w:numPr>
+          <w:ilvl w:val="0"/>
+          <w:numId w:val="26"/>
+        </w:numPr>
+      </w:pPr>
+      <w:r>
+        <w:t>Day 1: 1 Thessalonians 1–5</w:t>
+      </w:r>
+    </w:p>
+    <w:p>
+      <w:pPr>
+        <w:pStyle w:val="Heading2"/>
+      </w:pPr>
+      <w:bookmarkStart w:id="406" w:name="thessalonians-1"/>
+      <w:bookmarkEnd w:id="405"/>
+      <w:r>
+        <w:t>2 Thessalonians</w:t>
+      </w:r>
+    </w:p>
+    <w:p>
+      <w:pPr>
+        <w:pStyle w:val="Compact"/>
+        <w:numPr>
+          <w:ilvl w:val="0"/>
+          <w:numId w:val="26"/>
+        </w:numPr>
+      </w:pPr>
+      <w:r>
+        <w:t>Day 1: 2 Thessalonians 1–3</w:t>
+      </w:r>
+      <w:bookmarkEnd w:id="406"/>
+    </w:p>
+    <w:p>
+      <w:pPr>
+        <w:pStyle w:val="BodyText"/>
+      </w:pPr>
     </w:p>
     <w:p>
       <w:pPr>
         <w:pStyle w:val="Heading3"/>
       </w:pPr>
-      <w:bookmarkStart w:id="332" w:name="zechariah-1"/>
-      <w:bookmarkStart w:id="333" w:name="day-1-zechariah-15"/>
+      <w:bookmarkStart w:id="407" w:name="day-1-zechariah-15"/>
+      <w:bookmarkStart w:id="408" w:name="zechariah-1"/>
       <w:r>
         <w:rPr>
           <w:b/>
@@ -17119,8 +21183,8 @@
       <w:pPr>
         <w:pStyle w:val="Heading3"/>
       </w:pPr>
-      <w:bookmarkStart w:id="334" w:name="day-2-zechariah-610"/>
-      <w:bookmarkEnd w:id="333"/>
+      <w:bookmarkStart w:id="409" w:name="day-2-zechariah-610"/>
+      <w:bookmarkEnd w:id="407"/>
       <w:r>
         <w:rPr>
           <w:b/>
@@ -17186,8 +21250,8 @@
       <w:pPr>
         <w:pStyle w:val="Heading3"/>
       </w:pPr>
-      <w:bookmarkStart w:id="335" w:name="day-3-zechariah-1114"/>
-      <w:bookmarkEnd w:id="334"/>
+      <w:bookmarkStart w:id="410" w:name="day-3-zechariah-1114"/>
+      <w:bookmarkEnd w:id="409"/>
       <w:r>
         <w:rPr>
           <w:b/>
@@ -17252,10 +21316,10 @@
       <w:pPr>
         <w:pStyle w:val="Heading3"/>
       </w:pPr>
-      <w:bookmarkStart w:id="336" w:name="daniel-1"/>
-      <w:bookmarkStart w:id="337" w:name="day-1-daniel-14"/>
-      <w:bookmarkEnd w:id="332"/>
-      <w:bookmarkEnd w:id="335"/>
+      <w:bookmarkStart w:id="411" w:name="day-1-daniel-14"/>
+      <w:bookmarkStart w:id="412" w:name="daniel-1"/>
+      <w:bookmarkEnd w:id="408"/>
+      <w:bookmarkEnd w:id="410"/>
       <w:r>
         <w:rPr>
           <w:b/>
@@ -17321,8 +21385,8 @@
       <w:pPr>
         <w:pStyle w:val="Heading3"/>
       </w:pPr>
-      <w:bookmarkStart w:id="338" w:name="day-2-daniel-58"/>
-      <w:bookmarkEnd w:id="337"/>
+      <w:bookmarkStart w:id="413" w:name="day-2-daniel-58"/>
+      <w:bookmarkEnd w:id="411"/>
       <w:r>
         <w:rPr>
           <w:b/>
@@ -17388,8 +21452,8 @@
       <w:pPr>
         <w:pStyle w:val="Heading3"/>
       </w:pPr>
-      <w:bookmarkStart w:id="339" w:name="day-3-daniel-912"/>
-      <w:bookmarkEnd w:id="338"/>
+      <w:bookmarkStart w:id="414" w:name="day-3-daniel-912"/>
+      <w:bookmarkEnd w:id="413"/>
       <w:r>
         <w:rPr>
           <w:b/>
@@ -17454,10 +21518,10 @@
       <w:pPr>
         <w:pStyle w:val="Heading3"/>
       </w:pPr>
-      <w:bookmarkStart w:id="340" w:name="psalms-33"/>
-      <w:bookmarkStart w:id="341" w:name="day-28-psalms-110-145147"/>
-      <w:bookmarkEnd w:id="336"/>
-      <w:bookmarkEnd w:id="339"/>
+      <w:bookmarkStart w:id="415" w:name="day-28-psalms-110-145147"/>
+      <w:bookmarkStart w:id="416" w:name="psalms-33"/>
+      <w:bookmarkEnd w:id="412"/>
+      <w:bookmarkEnd w:id="414"/>
       <w:r>
         <w:rPr>
           <w:b/>
@@ -17523,8 +21587,8 @@
       <w:pPr>
         <w:pStyle w:val="Heading3"/>
       </w:pPr>
-      <w:bookmarkStart w:id="342" w:name="day-29-psalms-148150"/>
-      <w:bookmarkEnd w:id="341"/>
+      <w:bookmarkStart w:id="417" w:name="day-29-psalms-148150"/>
+      <w:bookmarkEnd w:id="415"/>
       <w:r>
         <w:rPr>
           <w:b/>
@@ -17589,10 +21653,10 @@
       <w:pPr>
         <w:pStyle w:val="Heading3"/>
       </w:pPr>
-      <w:bookmarkStart w:id="343" w:name="revelation-1"/>
-      <w:bookmarkStart w:id="344" w:name="day-1-revelation-14"/>
-      <w:bookmarkEnd w:id="340"/>
-      <w:bookmarkEnd w:id="342"/>
+      <w:bookmarkStart w:id="418" w:name="day-1-revelation-14"/>
+      <w:bookmarkStart w:id="419" w:name="revelation-1"/>
+      <w:bookmarkEnd w:id="416"/>
+      <w:bookmarkEnd w:id="417"/>
       <w:r>
         <w:rPr>
           <w:b/>
@@ -17658,8 +21722,8 @@
       <w:pPr>
         <w:pStyle w:val="Heading3"/>
       </w:pPr>
-      <w:bookmarkStart w:id="345" w:name="day-2-revelation-58"/>
-      <w:bookmarkEnd w:id="344"/>
+      <w:bookmarkStart w:id="420" w:name="day-2-revelation-58"/>
+      <w:bookmarkEnd w:id="418"/>
       <w:r>
         <w:rPr>
           <w:b/>
@@ -17725,8 +21789,8 @@
       <w:pPr>
         <w:pStyle w:val="Heading3"/>
       </w:pPr>
-      <w:bookmarkStart w:id="346" w:name="day-3-revelation-912"/>
-      <w:bookmarkEnd w:id="345"/>
+      <w:bookmarkStart w:id="421" w:name="day-3-revelation-912"/>
+      <w:bookmarkEnd w:id="420"/>
       <w:r>
         <w:rPr>
           <w:b/>
@@ -17792,8 +21856,8 @@
       <w:pPr>
         <w:pStyle w:val="Heading3"/>
       </w:pPr>
-      <w:bookmarkStart w:id="347" w:name="day-4-revelation-1317"/>
-      <w:bookmarkEnd w:id="346"/>
+      <w:bookmarkStart w:id="422" w:name="day-4-revelation-1317"/>
+      <w:bookmarkEnd w:id="421"/>
       <w:r>
         <w:rPr>
           <w:b/>
@@ -17859,8 +21923,8 @@
       <w:pPr>
         <w:pStyle w:val="Heading3"/>
       </w:pPr>
-      <w:bookmarkStart w:id="348" w:name="day-5-revelation-1822"/>
-      <w:bookmarkEnd w:id="347"/>
+      <w:bookmarkStart w:id="423" w:name="day-5-revelation-1822"/>
+      <w:bookmarkEnd w:id="422"/>
       <w:r>
         <w:rPr>
           <w:b/>
@@ -17925,10 +21989,10 @@
       <w:pPr>
         <w:pStyle w:val="Heading3"/>
       </w:pPr>
-      <w:bookmarkStart w:id="349" w:name="thessalonians-2"/>
-      <w:bookmarkStart w:id="350" w:name="day-1-1-thessalonians-15"/>
-      <w:bookmarkEnd w:id="343"/>
-      <w:bookmarkEnd w:id="348"/>
+      <w:bookmarkStart w:id="424" w:name="thessalonians-2"/>
+      <w:bookmarkStart w:id="425" w:name="day-1-1-thessalonians-15"/>
+      <w:bookmarkEnd w:id="419"/>
+      <w:bookmarkEnd w:id="423"/>
       <w:r>
         <w:rPr>
           <w:b/>
@@ -17993,10 +22057,10 @@
       <w:pPr>
         <w:pStyle w:val="Heading3"/>
       </w:pPr>
-      <w:bookmarkStart w:id="351" w:name="thessalonians-3"/>
-      <w:bookmarkStart w:id="352" w:name="day-1-2-thessalonians-13"/>
-      <w:bookmarkEnd w:id="349"/>
-      <w:bookmarkEnd w:id="350"/>
+      <w:bookmarkStart w:id="426" w:name="thessalonians-3"/>
+      <w:bookmarkStart w:id="427" w:name="day-1-2-thessalonians-13"/>
+      <w:bookmarkEnd w:id="424"/>
+      <w:bookmarkEnd w:id="425"/>
       <w:r>
         <w:rPr>
           <w:b/>
@@ -18062,9 +22126,9 @@
       <w:pPr>
         <w:pStyle w:val="Heading3"/>
       </w:pPr>
-      <w:bookmarkStart w:id="353" w:name="X294952dc861d72aa0cf83dea04d10bf1a5409b0"/>
-      <w:bookmarkEnd w:id="351"/>
-      <w:bookmarkEnd w:id="352"/>
+      <w:bookmarkStart w:id="428" w:name="X294952dc861d72aa0cf83dea04d10bf1a5409b0"/>
+      <w:bookmarkEnd w:id="426"/>
+      <w:bookmarkEnd w:id="427"/>
       <w:r>
         <w:lastRenderedPageBreak/>
         <w:t>Section-Level Reflection – Prophetic Visions &amp; New Creation</w:t>
@@ -18131,8 +22195,8 @@
       <w:r>
         <w:t xml:space="preserve"> As you reflect on the entire section, what hopes, questions, or longings do you want to bring before God?</w:t>
       </w:r>
-      <w:bookmarkEnd w:id="331"/>
-      <w:bookmarkEnd w:id="353"/>
+      <w:bookmarkEnd w:id="400"/>
+      <w:bookmarkEnd w:id="428"/>
     </w:p>
     <w:sectPr>
       <w:footnotePr>
@@ -27749,7 +31813,6 @@
   <w:style w:type="character" w:default="1" w:styleId="DefaultParagraphFont">
     <w:name w:val="Default Paragraph Font"/>
     <w:uiPriority w:val="1"/>
-    <w:semiHidden/>
     <w:unhideWhenUsed/>
   </w:style>
   <w:style w:type="table" w:default="1" w:styleId="TableNormal">
@@ -28488,6 +32551,24 @@
       <w:sz w:val="22"/>
     </w:rPr>
   </w:style>
+  <w:style w:type="table" w:styleId="TableGrid">
+    <w:name w:val="Table Grid"/>
+    <w:basedOn w:val="TableNormal"/>
+    <w:rsid w:val="00E036FE"/>
+    <w:pPr>
+      <w:spacing w:after="0"/>
+    </w:pPr>
+    <w:tblPr>
+      <w:tblBorders>
+        <w:top w:val="single" w:sz="4" w:space="0" w:color="auto"/>
+        <w:left w:val="single" w:sz="4" w:space="0" w:color="auto"/>
+        <w:bottom w:val="single" w:sz="4" w:space="0" w:color="auto"/>
+        <w:right w:val="single" w:sz="4" w:space="0" w:color="auto"/>
+        <w:insideH w:val="single" w:sz="4" w:space="0" w:color="auto"/>
+        <w:insideV w:val="single" w:sz="4" w:space="0" w:color="auto"/>
+      </w:tblBorders>
+    </w:tblPr>
+  </w:style>
 </w:styles>
 </file>
 
